--- a/08. Fundamentos de Organización de Datos/Trabajo Práctico N° 1/Trabajo Práctico N° 1 (R).docx
+++ b/08. Fundamentos de Organización de Datos/Trabajo Práctico N° 1/Trabajo Práctico N° 1 (R).docx
@@ -141,16 +141,16 @@
           <w:color w:val="FFFFFF"/>
           <w:sz w:val="15"/>
           <w:szCs w:val="15"/>
-          <w:lang w:eastAsia="es-MX"/>
-        </w:rPr>
-      </w:pPr>
-      <w:r>
-        <w:rPr>
-          <w:rFonts w:ascii="Fira Code" w:eastAsia="Times New Roman" w:hAnsi="Fira Code" w:cs="Fira Code"/>
-          <w:color w:val="FF9D00"/>
-          <w:sz w:val="15"/>
-          <w:szCs w:val="15"/>
-          <w:lang w:eastAsia="es-MX"/>
+          <w:lang w:val="en-US" w:eastAsia="es-MX"/>
+        </w:rPr>
+      </w:pPr>
+      <w:r>
+        <w:rPr>
+          <w:rFonts w:ascii="Fira Code" w:eastAsia="Times New Roman" w:hAnsi="Fira Code" w:cs="Fira Code"/>
+          <w:color w:val="FF9D00"/>
+          <w:sz w:val="15"/>
+          <w:szCs w:val="15"/>
+          <w:lang w:val="en-US" w:eastAsia="es-MX"/>
         </w:rPr>
         <w:t>program</w:t>
       </w:r>
@@ -160,7 +160,7 @@
           <w:color w:val="9EFFFF"/>
           <w:sz w:val="15"/>
           <w:szCs w:val="15"/>
-          <w:lang w:eastAsia="es-MX"/>
+          <w:lang w:val="en-US" w:eastAsia="es-MX"/>
         </w:rPr>
         <w:t xml:space="preserve"> </w:t>
       </w:r>
@@ -170,7 +170,7 @@
           <w:color w:val="FAD000"/>
           <w:sz w:val="15"/>
           <w:szCs w:val="15"/>
-          <w:lang w:eastAsia="es-MX"/>
+          <w:lang w:val="en-US" w:eastAsia="es-MX"/>
         </w:rPr>
         <w:t>TP1_E1</w:t>
       </w:r>
@@ -180,7 +180,7 @@
           <w:color w:val="FFFFFF"/>
           <w:sz w:val="15"/>
           <w:szCs w:val="15"/>
-          <w:lang w:eastAsia="es-MX"/>
+          <w:lang w:val="en-US" w:eastAsia="es-MX"/>
         </w:rPr>
         <w:t>;</w:t>
       </w:r>
@@ -195,7 +195,7 @@
           <w:color w:val="FFFFFF"/>
           <w:sz w:val="15"/>
           <w:szCs w:val="15"/>
-          <w:lang w:eastAsia="es-MX"/>
+          <w:lang w:val="en-US" w:eastAsia="es-MX"/>
         </w:rPr>
       </w:pPr>
       <w:r>
@@ -206,7 +206,7 @@
           <w:color w:val="B362FF"/>
           <w:sz w:val="15"/>
           <w:szCs w:val="15"/>
-          <w:lang w:eastAsia="es-MX"/>
+          <w:lang w:val="en-US" w:eastAsia="es-MX"/>
         </w:rPr>
         <w:t>{$codepage UTF8}</w:t>
       </w:r>
@@ -221,16 +221,16 @@
           <w:color w:val="FFFFFF"/>
           <w:sz w:val="15"/>
           <w:szCs w:val="15"/>
-          <w:lang w:eastAsia="es-MX"/>
-        </w:rPr>
-      </w:pPr>
-      <w:r>
-        <w:rPr>
-          <w:rFonts w:ascii="Fira Code" w:eastAsia="Times New Roman" w:hAnsi="Fira Code" w:cs="Fira Code"/>
-          <w:color w:val="FF9D00"/>
-          <w:sz w:val="15"/>
-          <w:szCs w:val="15"/>
-          <w:lang w:eastAsia="es-MX"/>
+          <w:lang w:val="en-US" w:eastAsia="es-MX"/>
+        </w:rPr>
+      </w:pPr>
+      <w:r>
+        <w:rPr>
+          <w:rFonts w:ascii="Fira Code" w:eastAsia="Times New Roman" w:hAnsi="Fira Code" w:cs="Fira Code"/>
+          <w:color w:val="FF9D00"/>
+          <w:sz w:val="15"/>
+          <w:szCs w:val="15"/>
+          <w:lang w:val="en-US" w:eastAsia="es-MX"/>
         </w:rPr>
         <w:t>uses</w:t>
       </w:r>
@@ -240,27 +240,29 @@
           <w:color w:val="FFFFFF"/>
           <w:sz w:val="15"/>
           <w:szCs w:val="15"/>
-          <w:lang w:eastAsia="es-MX"/>
+          <w:lang w:val="en-US" w:eastAsia="es-MX"/>
         </w:rPr>
         <w:t xml:space="preserve"> </w:t>
       </w:r>
-      <w:r>
-        <w:rPr>
-          <w:rFonts w:ascii="Fira Code" w:eastAsia="Times New Roman" w:hAnsi="Fira Code" w:cs="Fira Code"/>
-          <w:color w:val="FF9D00"/>
-          <w:sz w:val="15"/>
-          <w:szCs w:val="15"/>
-          <w:lang w:eastAsia="es-MX"/>
+      <w:proofErr w:type="spellStart"/>
+      <w:r>
+        <w:rPr>
+          <w:rFonts w:ascii="Fira Code" w:eastAsia="Times New Roman" w:hAnsi="Fira Code" w:cs="Fira Code"/>
+          <w:color w:val="FF9D00"/>
+          <w:sz w:val="15"/>
+          <w:szCs w:val="15"/>
+          <w:lang w:val="en-US" w:eastAsia="es-MX"/>
         </w:rPr>
         <w:t>crt</w:t>
       </w:r>
-      <w:r>
-        <w:rPr>
-          <w:rFonts w:ascii="Fira Code" w:eastAsia="Times New Roman" w:hAnsi="Fira Code" w:cs="Fira Code"/>
-          <w:color w:val="FFFFFF"/>
-          <w:sz w:val="15"/>
-          <w:szCs w:val="15"/>
-          <w:lang w:eastAsia="es-MX"/>
+      <w:proofErr w:type="spellEnd"/>
+      <w:r>
+        <w:rPr>
+          <w:rFonts w:ascii="Fira Code" w:eastAsia="Times New Roman" w:hAnsi="Fira Code" w:cs="Fira Code"/>
+          <w:color w:val="FFFFFF"/>
+          <w:sz w:val="15"/>
+          <w:szCs w:val="15"/>
+          <w:lang w:val="en-US" w:eastAsia="es-MX"/>
         </w:rPr>
         <w:t>;</w:t>
       </w:r>
@@ -275,16 +277,16 @@
           <w:color w:val="FFFFFF"/>
           <w:sz w:val="15"/>
           <w:szCs w:val="15"/>
-          <w:lang w:eastAsia="es-MX"/>
-        </w:rPr>
-      </w:pPr>
-      <w:r>
-        <w:rPr>
-          <w:rFonts w:ascii="Fira Code" w:eastAsia="Times New Roman" w:hAnsi="Fira Code" w:cs="Fira Code"/>
-          <w:color w:val="FF9D00"/>
-          <w:sz w:val="15"/>
-          <w:szCs w:val="15"/>
-          <w:lang w:eastAsia="es-MX"/>
+          <w:lang w:val="en-US" w:eastAsia="es-MX"/>
+        </w:rPr>
+      </w:pPr>
+      <w:r>
+        <w:rPr>
+          <w:rFonts w:ascii="Fira Code" w:eastAsia="Times New Roman" w:hAnsi="Fira Code" w:cs="Fira Code"/>
+          <w:color w:val="FF9D00"/>
+          <w:sz w:val="15"/>
+          <w:szCs w:val="15"/>
+          <w:lang w:val="en-US" w:eastAsia="es-MX"/>
         </w:rPr>
         <w:t>const</w:t>
       </w:r>
@@ -299,18 +301,40 @@
           <w:color w:val="FFFFFF"/>
           <w:sz w:val="15"/>
           <w:szCs w:val="15"/>
-          <w:lang w:eastAsia="es-MX"/>
-        </w:rPr>
-      </w:pPr>
-      <w:r>
-        <w:rPr>
-          <w:rFonts w:ascii="Fira Code" w:eastAsia="Times New Roman" w:hAnsi="Fira Code" w:cs="Fira Code"/>
-          <w:color w:val="FFFFFF"/>
-          <w:sz w:val="15"/>
-          <w:szCs w:val="15"/>
-          <w:lang w:eastAsia="es-MX"/>
-        </w:rPr>
-        <w:t>  num_salida=</w:t>
+          <w:lang w:val="en-US" w:eastAsia="es-MX"/>
+        </w:rPr>
+      </w:pPr>
+      <w:r>
+        <w:rPr>
+          <w:rFonts w:ascii="Fira Code" w:eastAsia="Times New Roman" w:hAnsi="Fira Code" w:cs="Fira Code"/>
+          <w:color w:val="FFFFFF"/>
+          <w:sz w:val="15"/>
+          <w:szCs w:val="15"/>
+          <w:lang w:val="en-US" w:eastAsia="es-MX"/>
+        </w:rPr>
+        <w:t xml:space="preserve">  </w:t>
+      </w:r>
+      <w:proofErr w:type="spellStart"/>
+      <w:r>
+        <w:rPr>
+          <w:rFonts w:ascii="Fira Code" w:eastAsia="Times New Roman" w:hAnsi="Fira Code" w:cs="Fira Code"/>
+          <w:color w:val="FFFFFF"/>
+          <w:sz w:val="15"/>
+          <w:szCs w:val="15"/>
+          <w:lang w:val="en-US" w:eastAsia="es-MX"/>
+        </w:rPr>
+        <w:t>num_salida</w:t>
+      </w:r>
+      <w:proofErr w:type="spellEnd"/>
+      <w:r>
+        <w:rPr>
+          <w:rFonts w:ascii="Fira Code" w:eastAsia="Times New Roman" w:hAnsi="Fira Code" w:cs="Fira Code"/>
+          <w:color w:val="FFFFFF"/>
+          <w:sz w:val="15"/>
+          <w:szCs w:val="15"/>
+          <w:lang w:val="en-US" w:eastAsia="es-MX"/>
+        </w:rPr>
+        <w:t>=</w:t>
       </w:r>
       <w:r>
         <w:rPr>
@@ -318,7 +342,7 @@
           <w:color w:val="FF628C"/>
           <w:sz w:val="15"/>
           <w:szCs w:val="15"/>
-          <w:lang w:eastAsia="es-MX"/>
+          <w:lang w:val="en-US" w:eastAsia="es-MX"/>
         </w:rPr>
         <w:t>30000</w:t>
       </w:r>
@@ -328,7 +352,7 @@
           <w:color w:val="FFFFFF"/>
           <w:sz w:val="15"/>
           <w:szCs w:val="15"/>
-          <w:lang w:eastAsia="es-MX"/>
+          <w:lang w:val="en-US" w:eastAsia="es-MX"/>
         </w:rPr>
         <w:t>;</w:t>
       </w:r>
@@ -343,16 +367,16 @@
           <w:color w:val="FFFFFF"/>
           <w:sz w:val="15"/>
           <w:szCs w:val="15"/>
-          <w:lang w:eastAsia="es-MX"/>
-        </w:rPr>
-      </w:pPr>
-      <w:r>
-        <w:rPr>
-          <w:rFonts w:ascii="Fira Code" w:eastAsia="Times New Roman" w:hAnsi="Fira Code" w:cs="Fira Code"/>
-          <w:color w:val="FF9D00"/>
-          <w:sz w:val="15"/>
-          <w:szCs w:val="15"/>
-          <w:lang w:eastAsia="es-MX"/>
+          <w:lang w:val="en-US" w:eastAsia="es-MX"/>
+        </w:rPr>
+      </w:pPr>
+      <w:r>
+        <w:rPr>
+          <w:rFonts w:ascii="Fira Code" w:eastAsia="Times New Roman" w:hAnsi="Fira Code" w:cs="Fira Code"/>
+          <w:color w:val="FF9D00"/>
+          <w:sz w:val="15"/>
+          <w:szCs w:val="15"/>
+          <w:lang w:val="en-US" w:eastAsia="es-MX"/>
         </w:rPr>
         <w:t>type</w:t>
       </w:r>
@@ -367,26 +391,48 @@
           <w:color w:val="FFFFFF"/>
           <w:sz w:val="15"/>
           <w:szCs w:val="15"/>
-          <w:lang w:eastAsia="es-MX"/>
-        </w:rPr>
-      </w:pPr>
-      <w:r>
-        <w:rPr>
-          <w:rFonts w:ascii="Fira Code" w:eastAsia="Times New Roman" w:hAnsi="Fira Code" w:cs="Fira Code"/>
-          <w:color w:val="FFFFFF"/>
-          <w:sz w:val="15"/>
-          <w:szCs w:val="15"/>
-          <w:lang w:eastAsia="es-MX"/>
-        </w:rPr>
-        <w:t>  t_archivo=</w:t>
-      </w:r>
-      <w:r>
-        <w:rPr>
-          <w:rFonts w:ascii="Fira Code" w:eastAsia="Times New Roman" w:hAnsi="Fira Code" w:cs="Fira Code"/>
-          <w:color w:val="FF9D00"/>
-          <w:sz w:val="15"/>
-          <w:szCs w:val="15"/>
-          <w:lang w:eastAsia="es-MX"/>
+          <w:lang w:val="en-US" w:eastAsia="es-MX"/>
+        </w:rPr>
+      </w:pPr>
+      <w:r>
+        <w:rPr>
+          <w:rFonts w:ascii="Fira Code" w:eastAsia="Times New Roman" w:hAnsi="Fira Code" w:cs="Fira Code"/>
+          <w:color w:val="FFFFFF"/>
+          <w:sz w:val="15"/>
+          <w:szCs w:val="15"/>
+          <w:lang w:val="en-US" w:eastAsia="es-MX"/>
+        </w:rPr>
+        <w:t xml:space="preserve">  </w:t>
+      </w:r>
+      <w:proofErr w:type="spellStart"/>
+      <w:r>
+        <w:rPr>
+          <w:rFonts w:ascii="Fira Code" w:eastAsia="Times New Roman" w:hAnsi="Fira Code" w:cs="Fira Code"/>
+          <w:color w:val="FFFFFF"/>
+          <w:sz w:val="15"/>
+          <w:szCs w:val="15"/>
+          <w:lang w:val="en-US" w:eastAsia="es-MX"/>
+        </w:rPr>
+        <w:t>t_archivo</w:t>
+      </w:r>
+      <w:proofErr w:type="spellEnd"/>
+      <w:r>
+        <w:rPr>
+          <w:rFonts w:ascii="Fira Code" w:eastAsia="Times New Roman" w:hAnsi="Fira Code" w:cs="Fira Code"/>
+          <w:color w:val="FFFFFF"/>
+          <w:sz w:val="15"/>
+          <w:szCs w:val="15"/>
+          <w:lang w:val="en-US" w:eastAsia="es-MX"/>
+        </w:rPr>
+        <w:t>=</w:t>
+      </w:r>
+      <w:r>
+        <w:rPr>
+          <w:rFonts w:ascii="Fira Code" w:eastAsia="Times New Roman" w:hAnsi="Fira Code" w:cs="Fira Code"/>
+          <w:color w:val="FF9D00"/>
+          <w:sz w:val="15"/>
+          <w:szCs w:val="15"/>
+          <w:lang w:val="en-US" w:eastAsia="es-MX"/>
         </w:rPr>
         <w:t>file</w:t>
       </w:r>
@@ -396,7 +442,7 @@
           <w:color w:val="FFFFFF"/>
           <w:sz w:val="15"/>
           <w:szCs w:val="15"/>
-          <w:lang w:eastAsia="es-MX"/>
+          <w:lang w:val="en-US" w:eastAsia="es-MX"/>
         </w:rPr>
         <w:t xml:space="preserve"> </w:t>
       </w:r>
@@ -406,7 +452,7 @@
           <w:color w:val="FF9D00"/>
           <w:sz w:val="15"/>
           <w:szCs w:val="15"/>
-          <w:lang w:eastAsia="es-MX"/>
+          <w:lang w:val="en-US" w:eastAsia="es-MX"/>
         </w:rPr>
         <w:t>of</w:t>
       </w:r>
@@ -416,7 +462,7 @@
           <w:color w:val="FFFFFF"/>
           <w:sz w:val="15"/>
           <w:szCs w:val="15"/>
-          <w:lang w:eastAsia="es-MX"/>
+          <w:lang w:val="en-US" w:eastAsia="es-MX"/>
         </w:rPr>
         <w:t xml:space="preserve"> int16;</w:t>
       </w:r>
@@ -431,16 +477,16 @@
           <w:color w:val="FFFFFF"/>
           <w:sz w:val="15"/>
           <w:szCs w:val="15"/>
-          <w:lang w:eastAsia="es-MX"/>
-        </w:rPr>
-      </w:pPr>
-      <w:r>
-        <w:rPr>
-          <w:rFonts w:ascii="Fira Code" w:eastAsia="Times New Roman" w:hAnsi="Fira Code" w:cs="Fira Code"/>
-          <w:color w:val="FF9D00"/>
-          <w:sz w:val="15"/>
-          <w:szCs w:val="15"/>
-          <w:lang w:eastAsia="es-MX"/>
+          <w:lang w:val="es-MX" w:eastAsia="es-MX"/>
+        </w:rPr>
+      </w:pPr>
+      <w:r>
+        <w:rPr>
+          <w:rFonts w:ascii="Fira Code" w:eastAsia="Times New Roman" w:hAnsi="Fira Code" w:cs="Fira Code"/>
+          <w:color w:val="FF9D00"/>
+          <w:sz w:val="15"/>
+          <w:szCs w:val="15"/>
+          <w:lang w:val="es-MX" w:eastAsia="es-MX"/>
         </w:rPr>
         <w:t>procedure</w:t>
       </w:r>
@@ -450,27 +496,29 @@
           <w:color w:val="9EFFFF"/>
           <w:sz w:val="15"/>
           <w:szCs w:val="15"/>
-          <w:lang w:eastAsia="es-MX"/>
+          <w:lang w:val="es-MX" w:eastAsia="es-MX"/>
         </w:rPr>
         <w:t xml:space="preserve"> </w:t>
       </w:r>
+      <w:proofErr w:type="spellStart"/>
       <w:r>
         <w:rPr>
           <w:rFonts w:ascii="Fira Code" w:eastAsia="Times New Roman" w:hAnsi="Fira Code" w:cs="Fira Code"/>
           <w:color w:val="FAD000"/>
           <w:sz w:val="15"/>
           <w:szCs w:val="15"/>
-          <w:lang w:eastAsia="es-MX"/>
+          <w:lang w:val="es-MX" w:eastAsia="es-MX"/>
         </w:rPr>
         <w:t>leer_numero</w:t>
       </w:r>
-      <w:r>
-        <w:rPr>
-          <w:rFonts w:ascii="Fira Code" w:eastAsia="Times New Roman" w:hAnsi="Fira Code" w:cs="Fira Code"/>
-          <w:color w:val="FFFFFF"/>
-          <w:sz w:val="15"/>
-          <w:szCs w:val="15"/>
-          <w:lang w:eastAsia="es-MX"/>
+      <w:proofErr w:type="spellEnd"/>
+      <w:r>
+        <w:rPr>
+          <w:rFonts w:ascii="Fira Code" w:eastAsia="Times New Roman" w:hAnsi="Fira Code" w:cs="Fira Code"/>
+          <w:color w:val="FFFFFF"/>
+          <w:sz w:val="15"/>
+          <w:szCs w:val="15"/>
+          <w:lang w:val="es-MX" w:eastAsia="es-MX"/>
         </w:rPr>
         <w:t>(</w:t>
       </w:r>
@@ -480,7 +528,7 @@
           <w:color w:val="FF9D00"/>
           <w:sz w:val="15"/>
           <w:szCs w:val="15"/>
-          <w:lang w:eastAsia="es-MX"/>
+          <w:lang w:val="es-MX" w:eastAsia="es-MX"/>
         </w:rPr>
         <w:t>var</w:t>
       </w:r>
@@ -490,31 +538,53 @@
           <w:color w:val="FFFFFF"/>
           <w:sz w:val="15"/>
           <w:szCs w:val="15"/>
-          <w:lang w:eastAsia="es-MX"/>
-        </w:rPr>
-        <w:t xml:space="preserve"> num: int16);</w:t>
-      </w:r>
-    </w:p>
-    <w:p>
-      <w:pPr>
-        <w:shd w:val="clear" w:color="auto" w:fill="2D2B55"/>
-        <w:spacing w:line="210" w:lineRule="atLeast"/>
-        <w:jc w:val="left"/>
-        <w:rPr>
-          <w:rFonts w:ascii="Fira Code" w:eastAsia="Times New Roman" w:hAnsi="Fira Code" w:cs="Fira Code"/>
-          <w:color w:val="FFFFFF"/>
-          <w:sz w:val="15"/>
-          <w:szCs w:val="15"/>
-          <w:lang w:eastAsia="es-MX"/>
-        </w:rPr>
-      </w:pPr>
-      <w:r>
-        <w:rPr>
-          <w:rFonts w:ascii="Fira Code" w:eastAsia="Times New Roman" w:hAnsi="Fira Code" w:cs="Fira Code"/>
-          <w:color w:val="FF9D00"/>
-          <w:sz w:val="15"/>
-          <w:szCs w:val="15"/>
-          <w:lang w:eastAsia="es-MX"/>
+          <w:lang w:val="es-MX" w:eastAsia="es-MX"/>
+        </w:rPr>
+        <w:t xml:space="preserve"> </w:t>
+      </w:r>
+      <w:proofErr w:type="spellStart"/>
+      <w:r>
+        <w:rPr>
+          <w:rFonts w:ascii="Fira Code" w:eastAsia="Times New Roman" w:hAnsi="Fira Code" w:cs="Fira Code"/>
+          <w:color w:val="FFFFFF"/>
+          <w:sz w:val="15"/>
+          <w:szCs w:val="15"/>
+          <w:lang w:val="es-MX" w:eastAsia="es-MX"/>
+        </w:rPr>
+        <w:t>num</w:t>
+      </w:r>
+      <w:proofErr w:type="spellEnd"/>
+      <w:r>
+        <w:rPr>
+          <w:rFonts w:ascii="Fira Code" w:eastAsia="Times New Roman" w:hAnsi="Fira Code" w:cs="Fira Code"/>
+          <w:color w:val="FFFFFF"/>
+          <w:sz w:val="15"/>
+          <w:szCs w:val="15"/>
+          <w:lang w:val="es-MX" w:eastAsia="es-MX"/>
+        </w:rPr>
+        <w:t>: int16);</w:t>
+      </w:r>
+    </w:p>
+    <w:p>
+      <w:pPr>
+        <w:shd w:val="clear" w:color="auto" w:fill="2D2B55"/>
+        <w:spacing w:line="210" w:lineRule="atLeast"/>
+        <w:jc w:val="left"/>
+        <w:rPr>
+          <w:rFonts w:ascii="Fira Code" w:eastAsia="Times New Roman" w:hAnsi="Fira Code" w:cs="Fira Code"/>
+          <w:color w:val="FFFFFF"/>
+          <w:sz w:val="15"/>
+          <w:szCs w:val="15"/>
+          <w:lang w:val="en-US" w:eastAsia="es-MX"/>
+        </w:rPr>
+      </w:pPr>
+      <w:r>
+        <w:rPr>
+          <w:rFonts w:ascii="Fira Code" w:eastAsia="Times New Roman" w:hAnsi="Fira Code" w:cs="Fira Code"/>
+          <w:color w:val="FF9D00"/>
+          <w:sz w:val="15"/>
+          <w:szCs w:val="15"/>
+          <w:lang w:val="en-US" w:eastAsia="es-MX"/>
         </w:rPr>
         <w:t>var</w:t>
       </w:r>
@@ -529,16 +599,16 @@
           <w:color w:val="FFFFFF"/>
           <w:sz w:val="15"/>
           <w:szCs w:val="15"/>
-          <w:lang w:eastAsia="es-MX"/>
-        </w:rPr>
-      </w:pPr>
-      <w:r>
-        <w:rPr>
-          <w:rFonts w:ascii="Fira Code" w:eastAsia="Times New Roman" w:hAnsi="Fira Code" w:cs="Fira Code"/>
-          <w:color w:val="FFFFFF"/>
-          <w:sz w:val="15"/>
-          <w:szCs w:val="15"/>
-          <w:lang w:eastAsia="es-MX"/>
+          <w:lang w:val="en-US" w:eastAsia="es-MX"/>
+        </w:rPr>
+      </w:pPr>
+      <w:r>
+        <w:rPr>
+          <w:rFonts w:ascii="Fira Code" w:eastAsia="Times New Roman" w:hAnsi="Fira Code" w:cs="Fira Code"/>
+          <w:color w:val="FFFFFF"/>
+          <w:sz w:val="15"/>
+          <w:szCs w:val="15"/>
+          <w:lang w:val="en-US" w:eastAsia="es-MX"/>
         </w:rPr>
         <w:t>  i: int8;</w:t>
       </w:r>
@@ -553,16 +623,16 @@
           <w:color w:val="FFFFFF"/>
           <w:sz w:val="15"/>
           <w:szCs w:val="15"/>
-          <w:lang w:eastAsia="es-MX"/>
-        </w:rPr>
-      </w:pPr>
-      <w:r>
-        <w:rPr>
-          <w:rFonts w:ascii="Fira Code" w:eastAsia="Times New Roman" w:hAnsi="Fira Code" w:cs="Fira Code"/>
-          <w:color w:val="FF9D00"/>
-          <w:sz w:val="15"/>
-          <w:szCs w:val="15"/>
-          <w:lang w:eastAsia="es-MX"/>
+          <w:lang w:val="en-US" w:eastAsia="es-MX"/>
+        </w:rPr>
+      </w:pPr>
+      <w:r>
+        <w:rPr>
+          <w:rFonts w:ascii="Fira Code" w:eastAsia="Times New Roman" w:hAnsi="Fira Code" w:cs="Fira Code"/>
+          <w:color w:val="FF9D00"/>
+          <w:sz w:val="15"/>
+          <w:szCs w:val="15"/>
+          <w:lang w:val="en-US" w:eastAsia="es-MX"/>
         </w:rPr>
         <w:t>begin</w:t>
       </w:r>
@@ -577,16 +647,16 @@
           <w:color w:val="FFFFFF"/>
           <w:sz w:val="15"/>
           <w:szCs w:val="15"/>
-          <w:lang w:eastAsia="es-MX"/>
-        </w:rPr>
-      </w:pPr>
-      <w:r>
-        <w:rPr>
-          <w:rFonts w:ascii="Fira Code" w:eastAsia="Times New Roman" w:hAnsi="Fira Code" w:cs="Fira Code"/>
-          <w:color w:val="FFFFFF"/>
-          <w:sz w:val="15"/>
-          <w:szCs w:val="15"/>
-          <w:lang w:eastAsia="es-MX"/>
+          <w:lang w:val="en-US" w:eastAsia="es-MX"/>
+        </w:rPr>
+      </w:pPr>
+      <w:r>
+        <w:rPr>
+          <w:rFonts w:ascii="Fira Code" w:eastAsia="Times New Roman" w:hAnsi="Fira Code" w:cs="Fira Code"/>
+          <w:color w:val="FFFFFF"/>
+          <w:sz w:val="15"/>
+          <w:szCs w:val="15"/>
+          <w:lang w:val="en-US" w:eastAsia="es-MX"/>
         </w:rPr>
         <w:t>  i:=random(</w:t>
       </w:r>
@@ -596,7 +666,7 @@
           <w:color w:val="FF628C"/>
           <w:sz w:val="15"/>
           <w:szCs w:val="15"/>
-          <w:lang w:eastAsia="es-MX"/>
+          <w:lang w:val="en-US" w:eastAsia="es-MX"/>
         </w:rPr>
         <w:t>10</w:t>
       </w:r>
@@ -606,7 +676,7 @@
           <w:color w:val="FFFFFF"/>
           <w:sz w:val="15"/>
           <w:szCs w:val="15"/>
-          <w:lang w:eastAsia="es-MX"/>
+          <w:lang w:val="en-US" w:eastAsia="es-MX"/>
         </w:rPr>
         <w:t>);</w:t>
       </w:r>
@@ -621,16 +691,16 @@
           <w:color w:val="FFFFFF"/>
           <w:sz w:val="15"/>
           <w:szCs w:val="15"/>
-          <w:lang w:eastAsia="es-MX"/>
-        </w:rPr>
-      </w:pPr>
-      <w:r>
-        <w:rPr>
-          <w:rFonts w:ascii="Fira Code" w:eastAsia="Times New Roman" w:hAnsi="Fira Code" w:cs="Fira Code"/>
-          <w:color w:val="FFFFFF"/>
-          <w:sz w:val="15"/>
-          <w:szCs w:val="15"/>
-          <w:lang w:eastAsia="es-MX"/>
+          <w:lang w:val="en-US" w:eastAsia="es-MX"/>
+        </w:rPr>
+      </w:pPr>
+      <w:r>
+        <w:rPr>
+          <w:rFonts w:ascii="Fira Code" w:eastAsia="Times New Roman" w:hAnsi="Fira Code" w:cs="Fira Code"/>
+          <w:color w:val="FFFFFF"/>
+          <w:sz w:val="15"/>
+          <w:szCs w:val="15"/>
+          <w:lang w:val="en-US" w:eastAsia="es-MX"/>
         </w:rPr>
         <w:t xml:space="preserve">  </w:t>
       </w:r>
@@ -640,7 +710,7 @@
           <w:color w:val="FF9D00"/>
           <w:sz w:val="15"/>
           <w:szCs w:val="15"/>
-          <w:lang w:eastAsia="es-MX"/>
+          <w:lang w:val="en-US" w:eastAsia="es-MX"/>
         </w:rPr>
         <w:t>if</w:t>
       </w:r>
@@ -650,7 +720,7 @@
           <w:color w:val="FFFFFF"/>
           <w:sz w:val="15"/>
           <w:szCs w:val="15"/>
-          <w:lang w:eastAsia="es-MX"/>
+          <w:lang w:val="en-US" w:eastAsia="es-MX"/>
         </w:rPr>
         <w:t xml:space="preserve"> (i=</w:t>
       </w:r>
@@ -660,7 +730,7 @@
           <w:color w:val="FF628C"/>
           <w:sz w:val="15"/>
           <w:szCs w:val="15"/>
-          <w:lang w:eastAsia="es-MX"/>
+          <w:lang w:val="en-US" w:eastAsia="es-MX"/>
         </w:rPr>
         <w:t>0</w:t>
       </w:r>
@@ -670,7 +740,7 @@
           <w:color w:val="FFFFFF"/>
           <w:sz w:val="15"/>
           <w:szCs w:val="15"/>
-          <w:lang w:eastAsia="es-MX"/>
+          <w:lang w:val="en-US" w:eastAsia="es-MX"/>
         </w:rPr>
         <w:t xml:space="preserve">) </w:t>
       </w:r>
@@ -680,7 +750,7 @@
           <w:color w:val="FF9D00"/>
           <w:sz w:val="15"/>
           <w:szCs w:val="15"/>
-          <w:lang w:eastAsia="es-MX"/>
+          <w:lang w:val="en-US" w:eastAsia="es-MX"/>
         </w:rPr>
         <w:t>then</w:t>
       </w:r>
@@ -695,40 +765,52 @@
           <w:color w:val="FFFFFF"/>
           <w:sz w:val="15"/>
           <w:szCs w:val="15"/>
-          <w:lang w:eastAsia="es-MX"/>
-        </w:rPr>
-      </w:pPr>
-      <w:r>
-        <w:rPr>
-          <w:rFonts w:ascii="Fira Code" w:eastAsia="Times New Roman" w:hAnsi="Fira Code" w:cs="Fira Code"/>
-          <w:color w:val="FFFFFF"/>
-          <w:sz w:val="15"/>
-          <w:szCs w:val="15"/>
-          <w:lang w:eastAsia="es-MX"/>
-        </w:rPr>
-        <w:t>    num:=num_salida</w:t>
-      </w:r>
-    </w:p>
-    <w:p>
-      <w:pPr>
-        <w:shd w:val="clear" w:color="auto" w:fill="2D2B55"/>
-        <w:spacing w:line="210" w:lineRule="atLeast"/>
-        <w:jc w:val="left"/>
-        <w:rPr>
-          <w:rFonts w:ascii="Fira Code" w:eastAsia="Times New Roman" w:hAnsi="Fira Code" w:cs="Fira Code"/>
-          <w:color w:val="FFFFFF"/>
-          <w:sz w:val="15"/>
-          <w:szCs w:val="15"/>
-          <w:lang w:eastAsia="es-MX"/>
-        </w:rPr>
-      </w:pPr>
-      <w:r>
-        <w:rPr>
-          <w:rFonts w:ascii="Fira Code" w:eastAsia="Times New Roman" w:hAnsi="Fira Code" w:cs="Fira Code"/>
-          <w:color w:val="FFFFFF"/>
-          <w:sz w:val="15"/>
-          <w:szCs w:val="15"/>
-          <w:lang w:eastAsia="es-MX"/>
+          <w:lang w:val="en-US" w:eastAsia="es-MX"/>
+        </w:rPr>
+      </w:pPr>
+      <w:r>
+        <w:rPr>
+          <w:rFonts w:ascii="Fira Code" w:eastAsia="Times New Roman" w:hAnsi="Fira Code" w:cs="Fira Code"/>
+          <w:color w:val="FFFFFF"/>
+          <w:sz w:val="15"/>
+          <w:szCs w:val="15"/>
+          <w:lang w:val="en-US" w:eastAsia="es-MX"/>
+        </w:rPr>
+        <w:t>    num:=</w:t>
+      </w:r>
+      <w:proofErr w:type="spellStart"/>
+      <w:r>
+        <w:rPr>
+          <w:rFonts w:ascii="Fira Code" w:eastAsia="Times New Roman" w:hAnsi="Fira Code" w:cs="Fira Code"/>
+          <w:color w:val="FFFFFF"/>
+          <w:sz w:val="15"/>
+          <w:szCs w:val="15"/>
+          <w:lang w:val="en-US" w:eastAsia="es-MX"/>
+        </w:rPr>
+        <w:t>num_salida</w:t>
+      </w:r>
+      <w:proofErr w:type="spellEnd"/>
+    </w:p>
+    <w:p>
+      <w:pPr>
+        <w:shd w:val="clear" w:color="auto" w:fill="2D2B55"/>
+        <w:spacing w:line="210" w:lineRule="atLeast"/>
+        <w:jc w:val="left"/>
+        <w:rPr>
+          <w:rFonts w:ascii="Fira Code" w:eastAsia="Times New Roman" w:hAnsi="Fira Code" w:cs="Fira Code"/>
+          <w:color w:val="FFFFFF"/>
+          <w:sz w:val="15"/>
+          <w:szCs w:val="15"/>
+          <w:lang w:val="en-US" w:eastAsia="es-MX"/>
+        </w:rPr>
+      </w:pPr>
+      <w:r>
+        <w:rPr>
+          <w:rFonts w:ascii="Fira Code" w:eastAsia="Times New Roman" w:hAnsi="Fira Code" w:cs="Fira Code"/>
+          <w:color w:val="FFFFFF"/>
+          <w:sz w:val="15"/>
+          <w:szCs w:val="15"/>
+          <w:lang w:val="en-US" w:eastAsia="es-MX"/>
         </w:rPr>
         <w:t xml:space="preserve">  </w:t>
       </w:r>
@@ -738,7 +820,7 @@
           <w:color w:val="FF9D00"/>
           <w:sz w:val="15"/>
           <w:szCs w:val="15"/>
-          <w:lang w:eastAsia="es-MX"/>
+          <w:lang w:val="en-US" w:eastAsia="es-MX"/>
         </w:rPr>
         <w:t>else</w:t>
       </w:r>
@@ -753,16 +835,16 @@
           <w:color w:val="FFFFFF"/>
           <w:sz w:val="15"/>
           <w:szCs w:val="15"/>
-          <w:lang w:eastAsia="es-MX"/>
-        </w:rPr>
-      </w:pPr>
-      <w:r>
-        <w:rPr>
-          <w:rFonts w:ascii="Fira Code" w:eastAsia="Times New Roman" w:hAnsi="Fira Code" w:cs="Fira Code"/>
-          <w:color w:val="FFFFFF"/>
-          <w:sz w:val="15"/>
-          <w:szCs w:val="15"/>
-          <w:lang w:eastAsia="es-MX"/>
+          <w:lang w:val="en-US" w:eastAsia="es-MX"/>
+        </w:rPr>
+      </w:pPr>
+      <w:r>
+        <w:rPr>
+          <w:rFonts w:ascii="Fira Code" w:eastAsia="Times New Roman" w:hAnsi="Fira Code" w:cs="Fira Code"/>
+          <w:color w:val="FFFFFF"/>
+          <w:sz w:val="15"/>
+          <w:szCs w:val="15"/>
+          <w:lang w:val="en-US" w:eastAsia="es-MX"/>
         </w:rPr>
         <w:t>    num:=random(high(int16));</w:t>
       </w:r>
@@ -777,16 +859,16 @@
           <w:color w:val="FFFFFF"/>
           <w:sz w:val="15"/>
           <w:szCs w:val="15"/>
-          <w:lang w:eastAsia="es-MX"/>
-        </w:rPr>
-      </w:pPr>
-      <w:r>
-        <w:rPr>
-          <w:rFonts w:ascii="Fira Code" w:eastAsia="Times New Roman" w:hAnsi="Fira Code" w:cs="Fira Code"/>
-          <w:color w:val="FF9D00"/>
-          <w:sz w:val="15"/>
-          <w:szCs w:val="15"/>
-          <w:lang w:eastAsia="es-MX"/>
+          <w:lang w:val="en-US" w:eastAsia="es-MX"/>
+        </w:rPr>
+      </w:pPr>
+      <w:r>
+        <w:rPr>
+          <w:rFonts w:ascii="Fira Code" w:eastAsia="Times New Roman" w:hAnsi="Fira Code" w:cs="Fira Code"/>
+          <w:color w:val="FF9D00"/>
+          <w:sz w:val="15"/>
+          <w:szCs w:val="15"/>
+          <w:lang w:val="en-US" w:eastAsia="es-MX"/>
         </w:rPr>
         <w:t>end</w:t>
       </w:r>
@@ -796,7 +878,7 @@
           <w:color w:val="FFFFFF"/>
           <w:sz w:val="15"/>
           <w:szCs w:val="15"/>
-          <w:lang w:eastAsia="es-MX"/>
+          <w:lang w:val="en-US" w:eastAsia="es-MX"/>
         </w:rPr>
         <w:t>;</w:t>
       </w:r>
@@ -811,16 +893,16 @@
           <w:color w:val="FFFFFF"/>
           <w:sz w:val="15"/>
           <w:szCs w:val="15"/>
-          <w:lang w:eastAsia="es-MX"/>
-        </w:rPr>
-      </w:pPr>
-      <w:r>
-        <w:rPr>
-          <w:rFonts w:ascii="Fira Code" w:eastAsia="Times New Roman" w:hAnsi="Fira Code" w:cs="Fira Code"/>
-          <w:color w:val="FF9D00"/>
-          <w:sz w:val="15"/>
-          <w:szCs w:val="15"/>
-          <w:lang w:eastAsia="es-MX"/>
+          <w:lang w:val="en-US" w:eastAsia="es-MX"/>
+        </w:rPr>
+      </w:pPr>
+      <w:r>
+        <w:rPr>
+          <w:rFonts w:ascii="Fira Code" w:eastAsia="Times New Roman" w:hAnsi="Fira Code" w:cs="Fira Code"/>
+          <w:color w:val="FF9D00"/>
+          <w:sz w:val="15"/>
+          <w:szCs w:val="15"/>
+          <w:lang w:val="en-US" w:eastAsia="es-MX"/>
         </w:rPr>
         <w:t>procedure</w:t>
       </w:r>
@@ -830,27 +912,29 @@
           <w:color w:val="9EFFFF"/>
           <w:sz w:val="15"/>
           <w:szCs w:val="15"/>
-          <w:lang w:eastAsia="es-MX"/>
+          <w:lang w:val="en-US" w:eastAsia="es-MX"/>
         </w:rPr>
         <w:t xml:space="preserve"> </w:t>
       </w:r>
+      <w:proofErr w:type="spellStart"/>
       <w:r>
         <w:rPr>
           <w:rFonts w:ascii="Fira Code" w:eastAsia="Times New Roman" w:hAnsi="Fira Code" w:cs="Fira Code"/>
           <w:color w:val="FAD000"/>
           <w:sz w:val="15"/>
           <w:szCs w:val="15"/>
-          <w:lang w:eastAsia="es-MX"/>
+          <w:lang w:val="en-US" w:eastAsia="es-MX"/>
         </w:rPr>
         <w:t>cargar_archivo</w:t>
       </w:r>
-      <w:r>
-        <w:rPr>
-          <w:rFonts w:ascii="Fira Code" w:eastAsia="Times New Roman" w:hAnsi="Fira Code" w:cs="Fira Code"/>
-          <w:color w:val="FFFFFF"/>
-          <w:sz w:val="15"/>
-          <w:szCs w:val="15"/>
-          <w:lang w:eastAsia="es-MX"/>
+      <w:proofErr w:type="spellEnd"/>
+      <w:r>
+        <w:rPr>
+          <w:rFonts w:ascii="Fira Code" w:eastAsia="Times New Roman" w:hAnsi="Fira Code" w:cs="Fira Code"/>
+          <w:color w:val="FFFFFF"/>
+          <w:sz w:val="15"/>
+          <w:szCs w:val="15"/>
+          <w:lang w:val="en-US" w:eastAsia="es-MX"/>
         </w:rPr>
         <w:t>(</w:t>
       </w:r>
@@ -860,7 +944,7 @@
           <w:color w:val="FF9D00"/>
           <w:sz w:val="15"/>
           <w:szCs w:val="15"/>
-          <w:lang w:eastAsia="es-MX"/>
+          <w:lang w:val="en-US" w:eastAsia="es-MX"/>
         </w:rPr>
         <w:t>var</w:t>
       </w:r>
@@ -870,31 +954,75 @@
           <w:color w:val="FFFFFF"/>
           <w:sz w:val="15"/>
           <w:szCs w:val="15"/>
-          <w:lang w:eastAsia="es-MX"/>
-        </w:rPr>
-        <w:t xml:space="preserve"> archivo: t_archivo);</w:t>
-      </w:r>
-    </w:p>
-    <w:p>
-      <w:pPr>
-        <w:shd w:val="clear" w:color="auto" w:fill="2D2B55"/>
-        <w:spacing w:line="210" w:lineRule="atLeast"/>
-        <w:jc w:val="left"/>
-        <w:rPr>
-          <w:rFonts w:ascii="Fira Code" w:eastAsia="Times New Roman" w:hAnsi="Fira Code" w:cs="Fira Code"/>
-          <w:color w:val="FFFFFF"/>
-          <w:sz w:val="15"/>
-          <w:szCs w:val="15"/>
-          <w:lang w:eastAsia="es-MX"/>
-        </w:rPr>
-      </w:pPr>
-      <w:r>
-        <w:rPr>
-          <w:rFonts w:ascii="Fira Code" w:eastAsia="Times New Roman" w:hAnsi="Fira Code" w:cs="Fira Code"/>
-          <w:color w:val="FF9D00"/>
-          <w:sz w:val="15"/>
-          <w:szCs w:val="15"/>
-          <w:lang w:eastAsia="es-MX"/>
+          <w:lang w:val="en-US" w:eastAsia="es-MX"/>
+        </w:rPr>
+        <w:t xml:space="preserve"> </w:t>
+      </w:r>
+      <w:proofErr w:type="spellStart"/>
+      <w:r>
+        <w:rPr>
+          <w:rFonts w:ascii="Fira Code" w:eastAsia="Times New Roman" w:hAnsi="Fira Code" w:cs="Fira Code"/>
+          <w:color w:val="FFFFFF"/>
+          <w:sz w:val="15"/>
+          <w:szCs w:val="15"/>
+          <w:lang w:val="en-US" w:eastAsia="es-MX"/>
+        </w:rPr>
+        <w:t>archivo</w:t>
+      </w:r>
+      <w:proofErr w:type="spellEnd"/>
+      <w:r>
+        <w:rPr>
+          <w:rFonts w:ascii="Fira Code" w:eastAsia="Times New Roman" w:hAnsi="Fira Code" w:cs="Fira Code"/>
+          <w:color w:val="FFFFFF"/>
+          <w:sz w:val="15"/>
+          <w:szCs w:val="15"/>
+          <w:lang w:val="en-US" w:eastAsia="es-MX"/>
+        </w:rPr>
+        <w:t xml:space="preserve">: </w:t>
+      </w:r>
+      <w:proofErr w:type="spellStart"/>
+      <w:r>
+        <w:rPr>
+          <w:rFonts w:ascii="Fira Code" w:eastAsia="Times New Roman" w:hAnsi="Fira Code" w:cs="Fira Code"/>
+          <w:color w:val="FFFFFF"/>
+          <w:sz w:val="15"/>
+          <w:szCs w:val="15"/>
+          <w:lang w:val="en-US" w:eastAsia="es-MX"/>
+        </w:rPr>
+        <w:t>t_archivo</w:t>
+      </w:r>
+      <w:proofErr w:type="spellEnd"/>
+      <w:r>
+        <w:rPr>
+          <w:rFonts w:ascii="Fira Code" w:eastAsia="Times New Roman" w:hAnsi="Fira Code" w:cs="Fira Code"/>
+          <w:color w:val="FFFFFF"/>
+          <w:sz w:val="15"/>
+          <w:szCs w:val="15"/>
+          <w:lang w:val="en-US" w:eastAsia="es-MX"/>
+        </w:rPr>
+        <w:t>);</w:t>
+      </w:r>
+    </w:p>
+    <w:p>
+      <w:pPr>
+        <w:shd w:val="clear" w:color="auto" w:fill="2D2B55"/>
+        <w:spacing w:line="210" w:lineRule="atLeast"/>
+        <w:jc w:val="left"/>
+        <w:rPr>
+          <w:rFonts w:ascii="Fira Code" w:eastAsia="Times New Roman" w:hAnsi="Fira Code" w:cs="Fira Code"/>
+          <w:color w:val="FFFFFF"/>
+          <w:sz w:val="15"/>
+          <w:szCs w:val="15"/>
+          <w:lang w:val="en-US" w:eastAsia="es-MX"/>
+        </w:rPr>
+      </w:pPr>
+      <w:r>
+        <w:rPr>
+          <w:rFonts w:ascii="Fira Code" w:eastAsia="Times New Roman" w:hAnsi="Fira Code" w:cs="Fira Code"/>
+          <w:color w:val="FF9D00"/>
+          <w:sz w:val="15"/>
+          <w:szCs w:val="15"/>
+          <w:lang w:val="en-US" w:eastAsia="es-MX"/>
         </w:rPr>
         <w:t>var</w:t>
       </w:r>
@@ -909,16 +1037,16 @@
           <w:color w:val="FFFFFF"/>
           <w:sz w:val="15"/>
           <w:szCs w:val="15"/>
-          <w:lang w:eastAsia="es-MX"/>
-        </w:rPr>
-      </w:pPr>
-      <w:r>
-        <w:rPr>
-          <w:rFonts w:ascii="Fira Code" w:eastAsia="Times New Roman" w:hAnsi="Fira Code" w:cs="Fira Code"/>
-          <w:color w:val="FFFFFF"/>
-          <w:sz w:val="15"/>
-          <w:szCs w:val="15"/>
-          <w:lang w:eastAsia="es-MX"/>
+          <w:lang w:val="en-US" w:eastAsia="es-MX"/>
+        </w:rPr>
+      </w:pPr>
+      <w:r>
+        <w:rPr>
+          <w:rFonts w:ascii="Fira Code" w:eastAsia="Times New Roman" w:hAnsi="Fira Code" w:cs="Fira Code"/>
+          <w:color w:val="FFFFFF"/>
+          <w:sz w:val="15"/>
+          <w:szCs w:val="15"/>
+          <w:lang w:val="en-US" w:eastAsia="es-MX"/>
         </w:rPr>
         <w:t>  num: int16;</w:t>
       </w:r>
@@ -933,16 +1061,16 @@
           <w:color w:val="FFFFFF"/>
           <w:sz w:val="15"/>
           <w:szCs w:val="15"/>
-          <w:lang w:eastAsia="es-MX"/>
-        </w:rPr>
-      </w:pPr>
-      <w:r>
-        <w:rPr>
-          <w:rFonts w:ascii="Fira Code" w:eastAsia="Times New Roman" w:hAnsi="Fira Code" w:cs="Fira Code"/>
-          <w:color w:val="FF9D00"/>
-          <w:sz w:val="15"/>
-          <w:szCs w:val="15"/>
-          <w:lang w:eastAsia="es-MX"/>
+          <w:lang w:val="en-US" w:eastAsia="es-MX"/>
+        </w:rPr>
+      </w:pPr>
+      <w:r>
+        <w:rPr>
+          <w:rFonts w:ascii="Fira Code" w:eastAsia="Times New Roman" w:hAnsi="Fira Code" w:cs="Fira Code"/>
+          <w:color w:val="FF9D00"/>
+          <w:sz w:val="15"/>
+          <w:szCs w:val="15"/>
+          <w:lang w:val="en-US" w:eastAsia="es-MX"/>
         </w:rPr>
         <w:t>begin</w:t>
       </w:r>
@@ -957,56 +1085,128 @@
           <w:color w:val="FFFFFF"/>
           <w:sz w:val="15"/>
           <w:szCs w:val="15"/>
-          <w:lang w:eastAsia="es-MX"/>
-        </w:rPr>
-      </w:pPr>
-      <w:r>
-        <w:rPr>
-          <w:rFonts w:ascii="Fira Code" w:eastAsia="Times New Roman" w:hAnsi="Fira Code" w:cs="Fira Code"/>
-          <w:color w:val="FFFFFF"/>
-          <w:sz w:val="15"/>
-          <w:szCs w:val="15"/>
-          <w:lang w:eastAsia="es-MX"/>
+          <w:lang w:val="es-MX" w:eastAsia="es-MX"/>
+        </w:rPr>
+      </w:pPr>
+      <w:r>
+        <w:rPr>
+          <w:rFonts w:ascii="Fira Code" w:eastAsia="Times New Roman" w:hAnsi="Fira Code" w:cs="Fira Code"/>
+          <w:color w:val="FFFFFF"/>
+          <w:sz w:val="15"/>
+          <w:szCs w:val="15"/>
+          <w:lang w:val="en-US" w:eastAsia="es-MX"/>
         </w:rPr>
         <w:t xml:space="preserve">  </w:t>
       </w:r>
-      <w:r>
-        <w:rPr>
-          <w:rFonts w:ascii="Fira Code" w:eastAsia="Times New Roman" w:hAnsi="Fira Code" w:cs="Fira Code"/>
-          <w:color w:val="FF9D00"/>
-          <w:sz w:val="15"/>
-          <w:szCs w:val="15"/>
-          <w:lang w:eastAsia="es-MX"/>
+      <w:proofErr w:type="spellStart"/>
+      <w:r>
+        <w:rPr>
+          <w:rFonts w:ascii="Fira Code" w:eastAsia="Times New Roman" w:hAnsi="Fira Code" w:cs="Fira Code"/>
+          <w:color w:val="FFFFFF"/>
+          <w:sz w:val="15"/>
+          <w:szCs w:val="15"/>
+          <w:lang w:val="es-MX" w:eastAsia="es-MX"/>
+        </w:rPr>
+        <w:t>rewrite</w:t>
+      </w:r>
+      <w:proofErr w:type="spellEnd"/>
+      <w:r>
+        <w:rPr>
+          <w:rFonts w:ascii="Fira Code" w:eastAsia="Times New Roman" w:hAnsi="Fira Code" w:cs="Fira Code"/>
+          <w:color w:val="FFFFFF"/>
+          <w:sz w:val="15"/>
+          <w:szCs w:val="15"/>
+          <w:lang w:val="es-MX" w:eastAsia="es-MX"/>
+        </w:rPr>
+        <w:t>(archivo);</w:t>
+      </w:r>
+    </w:p>
+    <w:p>
+      <w:pPr>
+        <w:shd w:val="clear" w:color="auto" w:fill="2D2B55"/>
+        <w:spacing w:line="210" w:lineRule="atLeast"/>
+        <w:jc w:val="left"/>
+        <w:rPr>
+          <w:rFonts w:ascii="Fira Code" w:eastAsia="Times New Roman" w:hAnsi="Fira Code" w:cs="Fira Code"/>
+          <w:color w:val="FFFFFF"/>
+          <w:sz w:val="15"/>
+          <w:szCs w:val="15"/>
+          <w:lang w:val="es-MX" w:eastAsia="es-MX"/>
+        </w:rPr>
+      </w:pPr>
+      <w:r>
+        <w:rPr>
+          <w:rFonts w:ascii="Fira Code" w:eastAsia="Times New Roman" w:hAnsi="Fira Code" w:cs="Fira Code"/>
+          <w:color w:val="FFFFFF"/>
+          <w:sz w:val="15"/>
+          <w:szCs w:val="15"/>
+          <w:lang w:val="es-MX" w:eastAsia="es-MX"/>
+        </w:rPr>
+        <w:t xml:space="preserve">  </w:t>
+      </w:r>
+      <w:proofErr w:type="spellStart"/>
+      <w:r>
+        <w:rPr>
+          <w:rFonts w:ascii="Fira Code" w:eastAsia="Times New Roman" w:hAnsi="Fira Code" w:cs="Fira Code"/>
+          <w:color w:val="FF9D00"/>
+          <w:sz w:val="15"/>
+          <w:szCs w:val="15"/>
+          <w:lang w:val="es-MX" w:eastAsia="es-MX"/>
         </w:rPr>
         <w:t>textcolor</w:t>
       </w:r>
-      <w:r>
-        <w:rPr>
-          <w:rFonts w:ascii="Fira Code" w:eastAsia="Times New Roman" w:hAnsi="Fira Code" w:cs="Fira Code"/>
-          <w:color w:val="FFFFFF"/>
-          <w:sz w:val="15"/>
-          <w:szCs w:val="15"/>
-          <w:lang w:eastAsia="es-MX"/>
-        </w:rPr>
-        <w:t xml:space="preserve">(green); </w:t>
-      </w:r>
-      <w:r>
-        <w:rPr>
-          <w:rFonts w:ascii="Fira Code" w:eastAsia="Times New Roman" w:hAnsi="Fira Code" w:cs="Fira Code"/>
-          <w:color w:val="FF9D00"/>
-          <w:sz w:val="15"/>
-          <w:szCs w:val="15"/>
-          <w:lang w:eastAsia="es-MX"/>
+      <w:proofErr w:type="spellEnd"/>
+      <w:r>
+        <w:rPr>
+          <w:rFonts w:ascii="Fira Code" w:eastAsia="Times New Roman" w:hAnsi="Fira Code" w:cs="Fira Code"/>
+          <w:color w:val="FFFFFF"/>
+          <w:sz w:val="15"/>
+          <w:szCs w:val="15"/>
+          <w:lang w:val="es-MX" w:eastAsia="es-MX"/>
+        </w:rPr>
+        <w:t>(</w:t>
+      </w:r>
+      <w:proofErr w:type="spellStart"/>
+      <w:r>
+        <w:rPr>
+          <w:rFonts w:ascii="Fira Code" w:eastAsia="Times New Roman" w:hAnsi="Fira Code" w:cs="Fira Code"/>
+          <w:color w:val="FFFFFF"/>
+          <w:sz w:val="15"/>
+          <w:szCs w:val="15"/>
+          <w:lang w:val="es-MX" w:eastAsia="es-MX"/>
+        </w:rPr>
+        <w:t>green</w:t>
+      </w:r>
+      <w:proofErr w:type="spellEnd"/>
+      <w:r>
+        <w:rPr>
+          <w:rFonts w:ascii="Fira Code" w:eastAsia="Times New Roman" w:hAnsi="Fira Code" w:cs="Fira Code"/>
+          <w:color w:val="FFFFFF"/>
+          <w:sz w:val="15"/>
+          <w:szCs w:val="15"/>
+          <w:lang w:val="es-MX" w:eastAsia="es-MX"/>
+        </w:rPr>
+        <w:t xml:space="preserve">); </w:t>
+      </w:r>
+      <w:proofErr w:type="spellStart"/>
+      <w:r>
+        <w:rPr>
+          <w:rFonts w:ascii="Fira Code" w:eastAsia="Times New Roman" w:hAnsi="Fira Code" w:cs="Fira Code"/>
+          <w:color w:val="FF9D00"/>
+          <w:sz w:val="15"/>
+          <w:szCs w:val="15"/>
+          <w:lang w:val="es-MX" w:eastAsia="es-MX"/>
         </w:rPr>
         <w:t>write</w:t>
       </w:r>
-      <w:r>
-        <w:rPr>
-          <w:rFonts w:ascii="Fira Code" w:eastAsia="Times New Roman" w:hAnsi="Fira Code" w:cs="Fira Code"/>
-          <w:color w:val="FFFFFF"/>
-          <w:sz w:val="15"/>
-          <w:szCs w:val="15"/>
-          <w:lang w:eastAsia="es-MX"/>
+      <w:proofErr w:type="spellEnd"/>
+      <w:r>
+        <w:rPr>
+          <w:rFonts w:ascii="Fira Code" w:eastAsia="Times New Roman" w:hAnsi="Fira Code" w:cs="Fira Code"/>
+          <w:color w:val="FFFFFF"/>
+          <w:sz w:val="15"/>
+          <w:szCs w:val="15"/>
+          <w:lang w:val="es-MX" w:eastAsia="es-MX"/>
         </w:rPr>
         <w:t>(</w:t>
       </w:r>
@@ -1016,7 +1216,7 @@
           <w:color w:val="92FC79"/>
           <w:sz w:val="15"/>
           <w:szCs w:val="15"/>
-          <w:lang w:eastAsia="es-MX"/>
+          <w:lang w:val="es-MX" w:eastAsia="es-MX"/>
         </w:rPr>
         <w:t>'</w:t>
       </w:r>
@@ -1026,7 +1226,7 @@
           <w:color w:val="A5FF90"/>
           <w:sz w:val="15"/>
           <w:szCs w:val="15"/>
-          <w:lang w:eastAsia="es-MX"/>
+          <w:lang w:val="es-MX" w:eastAsia="es-MX"/>
         </w:rPr>
         <w:t xml:space="preserve">Los números ingresados son: </w:t>
       </w:r>
@@ -1036,7 +1236,7 @@
           <w:color w:val="92FC79"/>
           <w:sz w:val="15"/>
           <w:szCs w:val="15"/>
-          <w:lang w:eastAsia="es-MX"/>
+          <w:lang w:val="es-MX" w:eastAsia="es-MX"/>
         </w:rPr>
         <w:t>'</w:t>
       </w:r>
@@ -1046,7 +1246,7 @@
           <w:color w:val="FFFFFF"/>
           <w:sz w:val="15"/>
           <w:szCs w:val="15"/>
-          <w:lang w:eastAsia="es-MX"/>
+          <w:lang w:val="es-MX" w:eastAsia="es-MX"/>
         </w:rPr>
         <w:t>);</w:t>
       </w:r>
@@ -1061,50 +1261,72 @@
           <w:color w:val="FFFFFF"/>
           <w:sz w:val="15"/>
           <w:szCs w:val="15"/>
-          <w:lang w:eastAsia="es-MX"/>
-        </w:rPr>
-      </w:pPr>
-      <w:r>
-        <w:rPr>
-          <w:rFonts w:ascii="Fira Code" w:eastAsia="Times New Roman" w:hAnsi="Fira Code" w:cs="Fira Code"/>
-          <w:color w:val="FFFFFF"/>
-          <w:sz w:val="15"/>
-          <w:szCs w:val="15"/>
-          <w:lang w:eastAsia="es-MX"/>
-        </w:rPr>
-        <w:t>  leer_numero(num);</w:t>
-      </w:r>
-    </w:p>
-    <w:p>
-      <w:pPr>
-        <w:shd w:val="clear" w:color="auto" w:fill="2D2B55"/>
-        <w:spacing w:line="210" w:lineRule="atLeast"/>
-        <w:jc w:val="left"/>
-        <w:rPr>
-          <w:rFonts w:ascii="Fira Code" w:eastAsia="Times New Roman" w:hAnsi="Fira Code" w:cs="Fira Code"/>
-          <w:color w:val="FFFFFF"/>
-          <w:sz w:val="15"/>
-          <w:szCs w:val="15"/>
-          <w:lang w:eastAsia="es-MX"/>
-        </w:rPr>
-      </w:pPr>
-      <w:r>
-        <w:rPr>
-          <w:rFonts w:ascii="Fira Code" w:eastAsia="Times New Roman" w:hAnsi="Fira Code" w:cs="Fira Code"/>
-          <w:color w:val="FFFFFF"/>
-          <w:sz w:val="15"/>
-          <w:szCs w:val="15"/>
-          <w:lang w:eastAsia="es-MX"/>
+          <w:lang w:val="en-US" w:eastAsia="es-MX"/>
+        </w:rPr>
+      </w:pPr>
+      <w:r>
+        <w:rPr>
+          <w:rFonts w:ascii="Fira Code" w:eastAsia="Times New Roman" w:hAnsi="Fira Code" w:cs="Fira Code"/>
+          <w:color w:val="FFFFFF"/>
+          <w:sz w:val="15"/>
+          <w:szCs w:val="15"/>
+          <w:lang w:val="es-MX" w:eastAsia="es-MX"/>
         </w:rPr>
         <w:t xml:space="preserve">  </w:t>
       </w:r>
-      <w:r>
-        <w:rPr>
-          <w:rFonts w:ascii="Fira Code" w:eastAsia="Times New Roman" w:hAnsi="Fira Code" w:cs="Fira Code"/>
-          <w:color w:val="FF9D00"/>
-          <w:sz w:val="15"/>
-          <w:szCs w:val="15"/>
-          <w:lang w:eastAsia="es-MX"/>
+      <w:proofErr w:type="spellStart"/>
+      <w:r>
+        <w:rPr>
+          <w:rFonts w:ascii="Fira Code" w:eastAsia="Times New Roman" w:hAnsi="Fira Code" w:cs="Fira Code"/>
+          <w:color w:val="FFFFFF"/>
+          <w:sz w:val="15"/>
+          <w:szCs w:val="15"/>
+          <w:lang w:val="en-US" w:eastAsia="es-MX"/>
+        </w:rPr>
+        <w:t>leer_numero</w:t>
+      </w:r>
+      <w:proofErr w:type="spellEnd"/>
+      <w:r>
+        <w:rPr>
+          <w:rFonts w:ascii="Fira Code" w:eastAsia="Times New Roman" w:hAnsi="Fira Code" w:cs="Fira Code"/>
+          <w:color w:val="FFFFFF"/>
+          <w:sz w:val="15"/>
+          <w:szCs w:val="15"/>
+          <w:lang w:val="en-US" w:eastAsia="es-MX"/>
+        </w:rPr>
+        <w:t>(num);</w:t>
+      </w:r>
+    </w:p>
+    <w:p>
+      <w:pPr>
+        <w:shd w:val="clear" w:color="auto" w:fill="2D2B55"/>
+        <w:spacing w:line="210" w:lineRule="atLeast"/>
+        <w:jc w:val="left"/>
+        <w:rPr>
+          <w:rFonts w:ascii="Fira Code" w:eastAsia="Times New Roman" w:hAnsi="Fira Code" w:cs="Fira Code"/>
+          <w:color w:val="FFFFFF"/>
+          <w:sz w:val="15"/>
+          <w:szCs w:val="15"/>
+          <w:lang w:val="en-US" w:eastAsia="es-MX"/>
+        </w:rPr>
+      </w:pPr>
+      <w:r>
+        <w:rPr>
+          <w:rFonts w:ascii="Fira Code" w:eastAsia="Times New Roman" w:hAnsi="Fira Code" w:cs="Fira Code"/>
+          <w:color w:val="FFFFFF"/>
+          <w:sz w:val="15"/>
+          <w:szCs w:val="15"/>
+          <w:lang w:val="en-US" w:eastAsia="es-MX"/>
+        </w:rPr>
+        <w:t xml:space="preserve">  </w:t>
+      </w:r>
+      <w:r>
+        <w:rPr>
+          <w:rFonts w:ascii="Fira Code" w:eastAsia="Times New Roman" w:hAnsi="Fira Code" w:cs="Fira Code"/>
+          <w:color w:val="FF9D00"/>
+          <w:sz w:val="15"/>
+          <w:szCs w:val="15"/>
+          <w:lang w:val="en-US" w:eastAsia="es-MX"/>
         </w:rPr>
         <w:t>while</w:t>
       </w:r>
@@ -1114,17 +1336,39 @@
           <w:color w:val="FFFFFF"/>
           <w:sz w:val="15"/>
           <w:szCs w:val="15"/>
-          <w:lang w:eastAsia="es-MX"/>
-        </w:rPr>
-        <w:t xml:space="preserve"> (num&lt;&gt;num_salida) </w:t>
-      </w:r>
-      <w:r>
-        <w:rPr>
-          <w:rFonts w:ascii="Fira Code" w:eastAsia="Times New Roman" w:hAnsi="Fira Code" w:cs="Fira Code"/>
-          <w:color w:val="FF9D00"/>
-          <w:sz w:val="15"/>
-          <w:szCs w:val="15"/>
-          <w:lang w:eastAsia="es-MX"/>
+          <w:lang w:val="en-US" w:eastAsia="es-MX"/>
+        </w:rPr>
+        <w:t xml:space="preserve"> (num&lt;&gt;</w:t>
+      </w:r>
+      <w:proofErr w:type="spellStart"/>
+      <w:r>
+        <w:rPr>
+          <w:rFonts w:ascii="Fira Code" w:eastAsia="Times New Roman" w:hAnsi="Fira Code" w:cs="Fira Code"/>
+          <w:color w:val="FFFFFF"/>
+          <w:sz w:val="15"/>
+          <w:szCs w:val="15"/>
+          <w:lang w:val="en-US" w:eastAsia="es-MX"/>
+        </w:rPr>
+        <w:t>num_salida</w:t>
+      </w:r>
+      <w:proofErr w:type="spellEnd"/>
+      <w:r>
+        <w:rPr>
+          <w:rFonts w:ascii="Fira Code" w:eastAsia="Times New Roman" w:hAnsi="Fira Code" w:cs="Fira Code"/>
+          <w:color w:val="FFFFFF"/>
+          <w:sz w:val="15"/>
+          <w:szCs w:val="15"/>
+          <w:lang w:val="en-US" w:eastAsia="es-MX"/>
+        </w:rPr>
+        <w:t xml:space="preserve">) </w:t>
+      </w:r>
+      <w:r>
+        <w:rPr>
+          <w:rFonts w:ascii="Fira Code" w:eastAsia="Times New Roman" w:hAnsi="Fira Code" w:cs="Fira Code"/>
+          <w:color w:val="FF9D00"/>
+          <w:sz w:val="15"/>
+          <w:szCs w:val="15"/>
+          <w:lang w:val="en-US" w:eastAsia="es-MX"/>
         </w:rPr>
         <w:t>do</w:t>
       </w:r>
@@ -1139,16 +1383,16 @@
           <w:color w:val="FFFFFF"/>
           <w:sz w:val="15"/>
           <w:szCs w:val="15"/>
-          <w:lang w:eastAsia="es-MX"/>
-        </w:rPr>
-      </w:pPr>
-      <w:r>
-        <w:rPr>
-          <w:rFonts w:ascii="Fira Code" w:eastAsia="Times New Roman" w:hAnsi="Fira Code" w:cs="Fira Code"/>
-          <w:color w:val="FFFFFF"/>
-          <w:sz w:val="15"/>
-          <w:szCs w:val="15"/>
-          <w:lang w:eastAsia="es-MX"/>
+          <w:lang w:val="en-US" w:eastAsia="es-MX"/>
+        </w:rPr>
+      </w:pPr>
+      <w:r>
+        <w:rPr>
+          <w:rFonts w:ascii="Fira Code" w:eastAsia="Times New Roman" w:hAnsi="Fira Code" w:cs="Fira Code"/>
+          <w:color w:val="FFFFFF"/>
+          <w:sz w:val="15"/>
+          <w:szCs w:val="15"/>
+          <w:lang w:val="en-US" w:eastAsia="es-MX"/>
         </w:rPr>
         <w:t xml:space="preserve">  </w:t>
       </w:r>
@@ -1158,7 +1402,7 @@
           <w:color w:val="FF9D00"/>
           <w:sz w:val="15"/>
           <w:szCs w:val="15"/>
-          <w:lang w:eastAsia="es-MX"/>
+          <w:lang w:val="en-US" w:eastAsia="es-MX"/>
         </w:rPr>
         <w:t>begin</w:t>
       </w:r>
@@ -1173,36 +1417,38 @@
           <w:color w:val="FFFFFF"/>
           <w:sz w:val="15"/>
           <w:szCs w:val="15"/>
-          <w:lang w:eastAsia="es-MX"/>
-        </w:rPr>
-      </w:pPr>
-      <w:r>
-        <w:rPr>
-          <w:rFonts w:ascii="Fira Code" w:eastAsia="Times New Roman" w:hAnsi="Fira Code" w:cs="Fira Code"/>
-          <w:color w:val="FFFFFF"/>
-          <w:sz w:val="15"/>
-          <w:szCs w:val="15"/>
-          <w:lang w:eastAsia="es-MX"/>
+          <w:lang w:val="en-US" w:eastAsia="es-MX"/>
+        </w:rPr>
+      </w:pPr>
+      <w:r>
+        <w:rPr>
+          <w:rFonts w:ascii="Fira Code" w:eastAsia="Times New Roman" w:hAnsi="Fira Code" w:cs="Fira Code"/>
+          <w:color w:val="FFFFFF"/>
+          <w:sz w:val="15"/>
+          <w:szCs w:val="15"/>
+          <w:lang w:val="en-US" w:eastAsia="es-MX"/>
         </w:rPr>
         <w:t xml:space="preserve">    </w:t>
       </w:r>
-      <w:r>
-        <w:rPr>
-          <w:rFonts w:ascii="Fira Code" w:eastAsia="Times New Roman" w:hAnsi="Fira Code" w:cs="Fira Code"/>
-          <w:color w:val="FF9D00"/>
-          <w:sz w:val="15"/>
-          <w:szCs w:val="15"/>
-          <w:lang w:eastAsia="es-MX"/>
+      <w:proofErr w:type="spellStart"/>
+      <w:r>
+        <w:rPr>
+          <w:rFonts w:ascii="Fira Code" w:eastAsia="Times New Roman" w:hAnsi="Fira Code" w:cs="Fira Code"/>
+          <w:color w:val="FF9D00"/>
+          <w:sz w:val="15"/>
+          <w:szCs w:val="15"/>
+          <w:lang w:val="en-US" w:eastAsia="es-MX"/>
         </w:rPr>
         <w:t>textcolor</w:t>
       </w:r>
-      <w:r>
-        <w:rPr>
-          <w:rFonts w:ascii="Fira Code" w:eastAsia="Times New Roman" w:hAnsi="Fira Code" w:cs="Fira Code"/>
-          <w:color w:val="FFFFFF"/>
-          <w:sz w:val="15"/>
-          <w:szCs w:val="15"/>
-          <w:lang w:eastAsia="es-MX"/>
+      <w:proofErr w:type="spellEnd"/>
+      <w:r>
+        <w:rPr>
+          <w:rFonts w:ascii="Fira Code" w:eastAsia="Times New Roman" w:hAnsi="Fira Code" w:cs="Fira Code"/>
+          <w:color w:val="FFFFFF"/>
+          <w:sz w:val="15"/>
+          <w:szCs w:val="15"/>
+          <w:lang w:val="en-US" w:eastAsia="es-MX"/>
         </w:rPr>
         <w:t xml:space="preserve">(yellow); </w:t>
       </w:r>
@@ -1212,7 +1458,7 @@
           <w:color w:val="FF9D00"/>
           <w:sz w:val="15"/>
           <w:szCs w:val="15"/>
-          <w:lang w:eastAsia="es-MX"/>
+          <w:lang w:val="en-US" w:eastAsia="es-MX"/>
         </w:rPr>
         <w:t>write</w:t>
       </w:r>
@@ -1222,7 +1468,7 @@
           <w:color w:val="FFFFFF"/>
           <w:sz w:val="15"/>
           <w:szCs w:val="15"/>
-          <w:lang w:eastAsia="es-MX"/>
+          <w:lang w:val="en-US" w:eastAsia="es-MX"/>
         </w:rPr>
         <w:t>(num,</w:t>
       </w:r>
@@ -1232,7 +1478,7 @@
           <w:color w:val="92FC79"/>
           <w:sz w:val="15"/>
           <w:szCs w:val="15"/>
-          <w:lang w:eastAsia="es-MX"/>
+          <w:lang w:val="en-US" w:eastAsia="es-MX"/>
         </w:rPr>
         <w:t>'</w:t>
       </w:r>
@@ -1242,7 +1488,7 @@
           <w:color w:val="A5FF90"/>
           <w:sz w:val="15"/>
           <w:szCs w:val="15"/>
-          <w:lang w:eastAsia="es-MX"/>
+          <w:lang w:val="en-US" w:eastAsia="es-MX"/>
         </w:rPr>
         <w:t xml:space="preserve"> </w:t>
       </w:r>
@@ -1252,7 +1498,7 @@
           <w:color w:val="92FC79"/>
           <w:sz w:val="15"/>
           <w:szCs w:val="15"/>
-          <w:lang w:eastAsia="es-MX"/>
+          <w:lang w:val="en-US" w:eastAsia="es-MX"/>
         </w:rPr>
         <w:t>'</w:t>
       </w:r>
@@ -1262,7 +1508,7 @@
           <w:color w:val="FFFFFF"/>
           <w:sz w:val="15"/>
           <w:szCs w:val="15"/>
-          <w:lang w:eastAsia="es-MX"/>
+          <w:lang w:val="en-US" w:eastAsia="es-MX"/>
         </w:rPr>
         <w:t>);</w:t>
       </w:r>
@@ -1277,84 +1523,152 @@
           <w:color w:val="FFFFFF"/>
           <w:sz w:val="15"/>
           <w:szCs w:val="15"/>
-          <w:lang w:eastAsia="es-MX"/>
-        </w:rPr>
-      </w:pPr>
-      <w:r>
-        <w:rPr>
-          <w:rFonts w:ascii="Fira Code" w:eastAsia="Times New Roman" w:hAnsi="Fira Code" w:cs="Fira Code"/>
-          <w:color w:val="FFFFFF"/>
-          <w:sz w:val="15"/>
-          <w:szCs w:val="15"/>
-          <w:lang w:eastAsia="es-MX"/>
+          <w:lang w:val="es-MX" w:eastAsia="es-MX"/>
+        </w:rPr>
+      </w:pPr>
+      <w:r>
+        <w:rPr>
+          <w:rFonts w:ascii="Fira Code" w:eastAsia="Times New Roman" w:hAnsi="Fira Code" w:cs="Fira Code"/>
+          <w:color w:val="FFFFFF"/>
+          <w:sz w:val="15"/>
+          <w:szCs w:val="15"/>
+          <w:lang w:val="en-US" w:eastAsia="es-MX"/>
         </w:rPr>
         <w:t xml:space="preserve">    </w:t>
       </w:r>
-      <w:r>
-        <w:rPr>
-          <w:rFonts w:ascii="Fira Code" w:eastAsia="Times New Roman" w:hAnsi="Fira Code" w:cs="Fira Code"/>
-          <w:color w:val="FF9D00"/>
-          <w:sz w:val="15"/>
-          <w:szCs w:val="15"/>
-          <w:lang w:eastAsia="es-MX"/>
+      <w:proofErr w:type="spellStart"/>
+      <w:r>
+        <w:rPr>
+          <w:rFonts w:ascii="Fira Code" w:eastAsia="Times New Roman" w:hAnsi="Fira Code" w:cs="Fira Code"/>
+          <w:color w:val="FF9D00"/>
+          <w:sz w:val="15"/>
+          <w:szCs w:val="15"/>
+          <w:lang w:val="es-MX" w:eastAsia="es-MX"/>
         </w:rPr>
         <w:t>write</w:t>
       </w:r>
-      <w:r>
-        <w:rPr>
-          <w:rFonts w:ascii="Fira Code" w:eastAsia="Times New Roman" w:hAnsi="Fira Code" w:cs="Fira Code"/>
-          <w:color w:val="FFFFFF"/>
-          <w:sz w:val="15"/>
-          <w:szCs w:val="15"/>
-          <w:lang w:eastAsia="es-MX"/>
-        </w:rPr>
-        <w:t>(archivo,num);</w:t>
-      </w:r>
-    </w:p>
-    <w:p>
-      <w:pPr>
-        <w:shd w:val="clear" w:color="auto" w:fill="2D2B55"/>
-        <w:spacing w:line="210" w:lineRule="atLeast"/>
-        <w:jc w:val="left"/>
-        <w:rPr>
-          <w:rFonts w:ascii="Fira Code" w:eastAsia="Times New Roman" w:hAnsi="Fira Code" w:cs="Fira Code"/>
-          <w:color w:val="FFFFFF"/>
-          <w:sz w:val="15"/>
-          <w:szCs w:val="15"/>
-          <w:lang w:eastAsia="es-MX"/>
-        </w:rPr>
-      </w:pPr>
-      <w:r>
-        <w:rPr>
-          <w:rFonts w:ascii="Fira Code" w:eastAsia="Times New Roman" w:hAnsi="Fira Code" w:cs="Fira Code"/>
-          <w:color w:val="FFFFFF"/>
-          <w:sz w:val="15"/>
-          <w:szCs w:val="15"/>
-          <w:lang w:eastAsia="es-MX"/>
-        </w:rPr>
-        <w:t>    leer_numero(num);</w:t>
-      </w:r>
-    </w:p>
-    <w:p>
-      <w:pPr>
-        <w:shd w:val="clear" w:color="auto" w:fill="2D2B55"/>
-        <w:spacing w:line="210" w:lineRule="atLeast"/>
-        <w:jc w:val="left"/>
-        <w:rPr>
-          <w:rFonts w:ascii="Fira Code" w:eastAsia="Times New Roman" w:hAnsi="Fira Code" w:cs="Fira Code"/>
-          <w:color w:val="FFFFFF"/>
-          <w:sz w:val="15"/>
-          <w:szCs w:val="15"/>
-          <w:lang w:eastAsia="es-MX"/>
-        </w:rPr>
-      </w:pPr>
-      <w:r>
-        <w:rPr>
-          <w:rFonts w:ascii="Fira Code" w:eastAsia="Times New Roman" w:hAnsi="Fira Code" w:cs="Fira Code"/>
-          <w:color w:val="FFFFFF"/>
-          <w:sz w:val="15"/>
-          <w:szCs w:val="15"/>
-          <w:lang w:eastAsia="es-MX"/>
+      <w:proofErr w:type="spellEnd"/>
+      <w:r>
+        <w:rPr>
+          <w:rFonts w:ascii="Fira Code" w:eastAsia="Times New Roman" w:hAnsi="Fira Code" w:cs="Fira Code"/>
+          <w:color w:val="FFFFFF"/>
+          <w:sz w:val="15"/>
+          <w:szCs w:val="15"/>
+          <w:lang w:val="es-MX" w:eastAsia="es-MX"/>
+        </w:rPr>
+        <w:t>(</w:t>
+      </w:r>
+      <w:proofErr w:type="spellStart"/>
+      <w:r>
+        <w:rPr>
+          <w:rFonts w:ascii="Fira Code" w:eastAsia="Times New Roman" w:hAnsi="Fira Code" w:cs="Fira Code"/>
+          <w:color w:val="FFFFFF"/>
+          <w:sz w:val="15"/>
+          <w:szCs w:val="15"/>
+          <w:lang w:val="es-MX" w:eastAsia="es-MX"/>
+        </w:rPr>
+        <w:t>archivo,num</w:t>
+      </w:r>
+      <w:proofErr w:type="spellEnd"/>
+      <w:r>
+        <w:rPr>
+          <w:rFonts w:ascii="Fira Code" w:eastAsia="Times New Roman" w:hAnsi="Fira Code" w:cs="Fira Code"/>
+          <w:color w:val="FFFFFF"/>
+          <w:sz w:val="15"/>
+          <w:szCs w:val="15"/>
+          <w:lang w:val="es-MX" w:eastAsia="es-MX"/>
+        </w:rPr>
+        <w:t>);</w:t>
+      </w:r>
+    </w:p>
+    <w:p>
+      <w:pPr>
+        <w:shd w:val="clear" w:color="auto" w:fill="2D2B55"/>
+        <w:spacing w:line="210" w:lineRule="atLeast"/>
+        <w:jc w:val="left"/>
+        <w:rPr>
+          <w:rFonts w:ascii="Fira Code" w:eastAsia="Times New Roman" w:hAnsi="Fira Code" w:cs="Fira Code"/>
+          <w:color w:val="FFFFFF"/>
+          <w:sz w:val="15"/>
+          <w:szCs w:val="15"/>
+          <w:lang w:val="es-MX" w:eastAsia="es-MX"/>
+        </w:rPr>
+      </w:pPr>
+      <w:r>
+        <w:rPr>
+          <w:rFonts w:ascii="Fira Code" w:eastAsia="Times New Roman" w:hAnsi="Fira Code" w:cs="Fira Code"/>
+          <w:color w:val="FFFFFF"/>
+          <w:sz w:val="15"/>
+          <w:szCs w:val="15"/>
+          <w:lang w:val="es-MX" w:eastAsia="es-MX"/>
+        </w:rPr>
+        <w:t xml:space="preserve">    </w:t>
+      </w:r>
+      <w:proofErr w:type="spellStart"/>
+      <w:r>
+        <w:rPr>
+          <w:rFonts w:ascii="Fira Code" w:eastAsia="Times New Roman" w:hAnsi="Fira Code" w:cs="Fira Code"/>
+          <w:color w:val="FFFFFF"/>
+          <w:sz w:val="15"/>
+          <w:szCs w:val="15"/>
+          <w:lang w:val="es-MX" w:eastAsia="es-MX"/>
+        </w:rPr>
+        <w:t>leer_numero</w:t>
+      </w:r>
+      <w:proofErr w:type="spellEnd"/>
+      <w:r>
+        <w:rPr>
+          <w:rFonts w:ascii="Fira Code" w:eastAsia="Times New Roman" w:hAnsi="Fira Code" w:cs="Fira Code"/>
+          <w:color w:val="FFFFFF"/>
+          <w:sz w:val="15"/>
+          <w:szCs w:val="15"/>
+          <w:lang w:val="es-MX" w:eastAsia="es-MX"/>
+        </w:rPr>
+        <w:t>(</w:t>
+      </w:r>
+      <w:proofErr w:type="spellStart"/>
+      <w:r>
+        <w:rPr>
+          <w:rFonts w:ascii="Fira Code" w:eastAsia="Times New Roman" w:hAnsi="Fira Code" w:cs="Fira Code"/>
+          <w:color w:val="FFFFFF"/>
+          <w:sz w:val="15"/>
+          <w:szCs w:val="15"/>
+          <w:lang w:val="es-MX" w:eastAsia="es-MX"/>
+        </w:rPr>
+        <w:t>num</w:t>
+      </w:r>
+      <w:proofErr w:type="spellEnd"/>
+      <w:r>
+        <w:rPr>
+          <w:rFonts w:ascii="Fira Code" w:eastAsia="Times New Roman" w:hAnsi="Fira Code" w:cs="Fira Code"/>
+          <w:color w:val="FFFFFF"/>
+          <w:sz w:val="15"/>
+          <w:szCs w:val="15"/>
+          <w:lang w:val="es-MX" w:eastAsia="es-MX"/>
+        </w:rPr>
+        <w:t>);</w:t>
+      </w:r>
+    </w:p>
+    <w:p>
+      <w:pPr>
+        <w:shd w:val="clear" w:color="auto" w:fill="2D2B55"/>
+        <w:spacing w:line="210" w:lineRule="atLeast"/>
+        <w:jc w:val="left"/>
+        <w:rPr>
+          <w:rFonts w:ascii="Fira Code" w:eastAsia="Times New Roman" w:hAnsi="Fira Code" w:cs="Fira Code"/>
+          <w:color w:val="FFFFFF"/>
+          <w:sz w:val="15"/>
+          <w:szCs w:val="15"/>
+          <w:lang w:val="en-US" w:eastAsia="es-MX"/>
+        </w:rPr>
+      </w:pPr>
+      <w:r>
+        <w:rPr>
+          <w:rFonts w:ascii="Fira Code" w:eastAsia="Times New Roman" w:hAnsi="Fira Code" w:cs="Fira Code"/>
+          <w:color w:val="FFFFFF"/>
+          <w:sz w:val="15"/>
+          <w:szCs w:val="15"/>
+          <w:lang w:val="es-MX" w:eastAsia="es-MX"/>
         </w:rPr>
         <w:t xml:space="preserve">  </w:t>
       </w:r>
@@ -1364,7 +1678,7 @@
           <w:color w:val="FF9D00"/>
           <w:sz w:val="15"/>
           <w:szCs w:val="15"/>
-          <w:lang w:eastAsia="es-MX"/>
+          <w:lang w:val="en-US" w:eastAsia="es-MX"/>
         </w:rPr>
         <w:t>end</w:t>
       </w:r>
@@ -1374,7 +1688,7 @@
           <w:color w:val="FFFFFF"/>
           <w:sz w:val="15"/>
           <w:szCs w:val="15"/>
-          <w:lang w:eastAsia="es-MX"/>
+          <w:lang w:val="en-US" w:eastAsia="es-MX"/>
         </w:rPr>
         <w:t>;</w:t>
       </w:r>
@@ -1389,40 +1703,62 @@
           <w:color w:val="FFFFFF"/>
           <w:sz w:val="15"/>
           <w:szCs w:val="15"/>
-          <w:lang w:eastAsia="es-MX"/>
-        </w:rPr>
-      </w:pPr>
-      <w:r>
-        <w:rPr>
-          <w:rFonts w:ascii="Fira Code" w:eastAsia="Times New Roman" w:hAnsi="Fira Code" w:cs="Fira Code"/>
-          <w:color w:val="FFFFFF"/>
-          <w:sz w:val="15"/>
-          <w:szCs w:val="15"/>
-          <w:lang w:eastAsia="es-MX"/>
-        </w:rPr>
-        <w:t>  close(archivo);</w:t>
-      </w:r>
-    </w:p>
-    <w:p>
-      <w:pPr>
-        <w:shd w:val="clear" w:color="auto" w:fill="2D2B55"/>
-        <w:spacing w:line="210" w:lineRule="atLeast"/>
-        <w:jc w:val="left"/>
-        <w:rPr>
-          <w:rFonts w:ascii="Fira Code" w:eastAsia="Times New Roman" w:hAnsi="Fira Code" w:cs="Fira Code"/>
-          <w:color w:val="FFFFFF"/>
-          <w:sz w:val="15"/>
-          <w:szCs w:val="15"/>
-          <w:lang w:eastAsia="es-MX"/>
-        </w:rPr>
-      </w:pPr>
-      <w:r>
-        <w:rPr>
-          <w:rFonts w:ascii="Fira Code" w:eastAsia="Times New Roman" w:hAnsi="Fira Code" w:cs="Fira Code"/>
-          <w:color w:val="FF9D00"/>
-          <w:sz w:val="15"/>
-          <w:szCs w:val="15"/>
-          <w:lang w:eastAsia="es-MX"/>
+          <w:lang w:val="en-US" w:eastAsia="es-MX"/>
+        </w:rPr>
+      </w:pPr>
+      <w:r>
+        <w:rPr>
+          <w:rFonts w:ascii="Fira Code" w:eastAsia="Times New Roman" w:hAnsi="Fira Code" w:cs="Fira Code"/>
+          <w:color w:val="FFFFFF"/>
+          <w:sz w:val="15"/>
+          <w:szCs w:val="15"/>
+          <w:lang w:val="en-US" w:eastAsia="es-MX"/>
+        </w:rPr>
+        <w:t>  close(</w:t>
+      </w:r>
+      <w:proofErr w:type="spellStart"/>
+      <w:r>
+        <w:rPr>
+          <w:rFonts w:ascii="Fira Code" w:eastAsia="Times New Roman" w:hAnsi="Fira Code" w:cs="Fira Code"/>
+          <w:color w:val="FFFFFF"/>
+          <w:sz w:val="15"/>
+          <w:szCs w:val="15"/>
+          <w:lang w:val="en-US" w:eastAsia="es-MX"/>
+        </w:rPr>
+        <w:t>archivo</w:t>
+      </w:r>
+      <w:proofErr w:type="spellEnd"/>
+      <w:r>
+        <w:rPr>
+          <w:rFonts w:ascii="Fira Code" w:eastAsia="Times New Roman" w:hAnsi="Fira Code" w:cs="Fira Code"/>
+          <w:color w:val="FFFFFF"/>
+          <w:sz w:val="15"/>
+          <w:szCs w:val="15"/>
+          <w:lang w:val="en-US" w:eastAsia="es-MX"/>
+        </w:rPr>
+        <w:t>);</w:t>
+      </w:r>
+    </w:p>
+    <w:p>
+      <w:pPr>
+        <w:shd w:val="clear" w:color="auto" w:fill="2D2B55"/>
+        <w:spacing w:line="210" w:lineRule="atLeast"/>
+        <w:jc w:val="left"/>
+        <w:rPr>
+          <w:rFonts w:ascii="Fira Code" w:eastAsia="Times New Roman" w:hAnsi="Fira Code" w:cs="Fira Code"/>
+          <w:color w:val="FFFFFF"/>
+          <w:sz w:val="15"/>
+          <w:szCs w:val="15"/>
+          <w:lang w:val="en-US" w:eastAsia="es-MX"/>
+        </w:rPr>
+      </w:pPr>
+      <w:r>
+        <w:rPr>
+          <w:rFonts w:ascii="Fira Code" w:eastAsia="Times New Roman" w:hAnsi="Fira Code" w:cs="Fira Code"/>
+          <w:color w:val="FF9D00"/>
+          <w:sz w:val="15"/>
+          <w:szCs w:val="15"/>
+          <w:lang w:val="en-US" w:eastAsia="es-MX"/>
         </w:rPr>
         <w:t>end</w:t>
       </w:r>
@@ -1432,7 +1768,7 @@
           <w:color w:val="FFFFFF"/>
           <w:sz w:val="15"/>
           <w:szCs w:val="15"/>
-          <w:lang w:eastAsia="es-MX"/>
+          <w:lang w:val="en-US" w:eastAsia="es-MX"/>
         </w:rPr>
         <w:t>;</w:t>
       </w:r>
@@ -1447,16 +1783,16 @@
           <w:color w:val="FFFFFF"/>
           <w:sz w:val="15"/>
           <w:szCs w:val="15"/>
-          <w:lang w:eastAsia="es-MX"/>
-        </w:rPr>
-      </w:pPr>
-      <w:r>
-        <w:rPr>
-          <w:rFonts w:ascii="Fira Code" w:eastAsia="Times New Roman" w:hAnsi="Fira Code" w:cs="Fira Code"/>
-          <w:color w:val="FF9D00"/>
-          <w:sz w:val="15"/>
-          <w:szCs w:val="15"/>
-          <w:lang w:eastAsia="es-MX"/>
+          <w:lang w:val="en-US" w:eastAsia="es-MX"/>
+        </w:rPr>
+      </w:pPr>
+      <w:r>
+        <w:rPr>
+          <w:rFonts w:ascii="Fira Code" w:eastAsia="Times New Roman" w:hAnsi="Fira Code" w:cs="Fira Code"/>
+          <w:color w:val="FF9D00"/>
+          <w:sz w:val="15"/>
+          <w:szCs w:val="15"/>
+          <w:lang w:val="en-US" w:eastAsia="es-MX"/>
         </w:rPr>
         <w:t>var</w:t>
       </w:r>
@@ -1471,26 +1807,117 @@
           <w:color w:val="FFFFFF"/>
           <w:sz w:val="15"/>
           <w:szCs w:val="15"/>
-          <w:lang w:eastAsia="es-MX"/>
-        </w:rPr>
-      </w:pPr>
-      <w:r>
-        <w:rPr>
-          <w:rFonts w:ascii="Fira Code" w:eastAsia="Times New Roman" w:hAnsi="Fira Code" w:cs="Fira Code"/>
-          <w:color w:val="FFFFFF"/>
-          <w:sz w:val="15"/>
-          <w:szCs w:val="15"/>
-          <w:lang w:eastAsia="es-MX"/>
-        </w:rPr>
-        <w:t xml:space="preserve">  nombre: </w:t>
-      </w:r>
-      <w:r>
-        <w:rPr>
-          <w:rFonts w:ascii="Fira Code" w:eastAsia="Times New Roman" w:hAnsi="Fira Code" w:cs="Fira Code"/>
-          <w:color w:val="FF9D00"/>
-          <w:sz w:val="15"/>
-          <w:szCs w:val="15"/>
-          <w:lang w:eastAsia="es-MX"/>
+          <w:lang w:val="en-US" w:eastAsia="es-MX"/>
+        </w:rPr>
+      </w:pPr>
+      <w:r>
+        <w:rPr>
+          <w:rFonts w:ascii="Fira Code" w:eastAsia="Times New Roman" w:hAnsi="Fira Code" w:cs="Fira Code"/>
+          <w:color w:val="FFFFFF"/>
+          <w:sz w:val="15"/>
+          <w:szCs w:val="15"/>
+          <w:lang w:val="en-US" w:eastAsia="es-MX"/>
+        </w:rPr>
+        <w:t xml:space="preserve">  </w:t>
+      </w:r>
+      <w:proofErr w:type="spellStart"/>
+      <w:r>
+        <w:rPr>
+          <w:rFonts w:ascii="Fira Code" w:eastAsia="Times New Roman" w:hAnsi="Fira Code" w:cs="Fira Code"/>
+          <w:color w:val="FFFFFF"/>
+          <w:sz w:val="15"/>
+          <w:szCs w:val="15"/>
+          <w:lang w:val="en-US" w:eastAsia="es-MX"/>
+        </w:rPr>
+        <w:t>archivo</w:t>
+      </w:r>
+      <w:proofErr w:type="spellEnd"/>
+      <w:r>
+        <w:rPr>
+          <w:rFonts w:ascii="Fira Code" w:eastAsia="Times New Roman" w:hAnsi="Fira Code" w:cs="Fira Code"/>
+          <w:color w:val="FFFFFF"/>
+          <w:sz w:val="15"/>
+          <w:szCs w:val="15"/>
+          <w:lang w:val="en-US" w:eastAsia="es-MX"/>
+        </w:rPr>
+        <w:t xml:space="preserve">: </w:t>
+      </w:r>
+      <w:proofErr w:type="spellStart"/>
+      <w:r>
+        <w:rPr>
+          <w:rFonts w:ascii="Fira Code" w:eastAsia="Times New Roman" w:hAnsi="Fira Code" w:cs="Fira Code"/>
+          <w:color w:val="FFFFFF"/>
+          <w:sz w:val="15"/>
+          <w:szCs w:val="15"/>
+          <w:lang w:val="en-US" w:eastAsia="es-MX"/>
+        </w:rPr>
+        <w:t>t_archivo</w:t>
+      </w:r>
+      <w:proofErr w:type="spellEnd"/>
+      <w:r>
+        <w:rPr>
+          <w:rFonts w:ascii="Fira Code" w:eastAsia="Times New Roman" w:hAnsi="Fira Code" w:cs="Fira Code"/>
+          <w:color w:val="FFFFFF"/>
+          <w:sz w:val="15"/>
+          <w:szCs w:val="15"/>
+          <w:lang w:val="en-US" w:eastAsia="es-MX"/>
+        </w:rPr>
+        <w:t>;</w:t>
+      </w:r>
+    </w:p>
+    <w:p>
+      <w:pPr>
+        <w:shd w:val="clear" w:color="auto" w:fill="2D2B55"/>
+        <w:spacing w:line="210" w:lineRule="atLeast"/>
+        <w:jc w:val="left"/>
+        <w:rPr>
+          <w:rFonts w:ascii="Fira Code" w:eastAsia="Times New Roman" w:hAnsi="Fira Code" w:cs="Fira Code"/>
+          <w:color w:val="FFFFFF"/>
+          <w:sz w:val="15"/>
+          <w:szCs w:val="15"/>
+          <w:lang w:val="en-US" w:eastAsia="es-MX"/>
+        </w:rPr>
+      </w:pPr>
+      <w:r>
+        <w:rPr>
+          <w:rFonts w:ascii="Fira Code" w:eastAsia="Times New Roman" w:hAnsi="Fira Code" w:cs="Fira Code"/>
+          <w:color w:val="FFFFFF"/>
+          <w:sz w:val="15"/>
+          <w:szCs w:val="15"/>
+          <w:lang w:val="en-US" w:eastAsia="es-MX"/>
+        </w:rPr>
+        <w:t xml:space="preserve">  </w:t>
+      </w:r>
+      <w:proofErr w:type="spellStart"/>
+      <w:r>
+        <w:rPr>
+          <w:rFonts w:ascii="Fira Code" w:eastAsia="Times New Roman" w:hAnsi="Fira Code" w:cs="Fira Code"/>
+          <w:color w:val="FFFFFF"/>
+          <w:sz w:val="15"/>
+          <w:szCs w:val="15"/>
+          <w:lang w:val="en-US" w:eastAsia="es-MX"/>
+        </w:rPr>
+        <w:t>nombre</w:t>
+      </w:r>
+      <w:proofErr w:type="spellEnd"/>
+      <w:r>
+        <w:rPr>
+          <w:rFonts w:ascii="Fira Code" w:eastAsia="Times New Roman" w:hAnsi="Fira Code" w:cs="Fira Code"/>
+          <w:color w:val="FFFFFF"/>
+          <w:sz w:val="15"/>
+          <w:szCs w:val="15"/>
+          <w:lang w:val="en-US" w:eastAsia="es-MX"/>
+        </w:rPr>
+        <w:t xml:space="preserve">: </w:t>
+      </w:r>
+      <w:proofErr w:type="spellStart"/>
+      <w:r>
+        <w:rPr>
+          <w:rFonts w:ascii="Fira Code" w:eastAsia="Times New Roman" w:hAnsi="Fira Code" w:cs="Fira Code"/>
+          <w:color w:val="FF9D00"/>
+          <w:sz w:val="15"/>
+          <w:szCs w:val="15"/>
+          <w:lang w:val="en-US" w:eastAsia="es-MX"/>
         </w:rPr>
         <w:t>string</w:t>
       </w:r>
@@ -1500,55 +1927,32 @@
           <w:color w:val="FFFFFF"/>
           <w:sz w:val="15"/>
           <w:szCs w:val="15"/>
-          <w:lang w:eastAsia="es-MX"/>
+          <w:lang w:val="en-US" w:eastAsia="es-MX"/>
         </w:rPr>
         <w:t>;</w:t>
       </w:r>
-    </w:p>
-    <w:p>
-      <w:pPr>
-        <w:shd w:val="clear" w:color="auto" w:fill="2D2B55"/>
-        <w:spacing w:line="210" w:lineRule="atLeast"/>
-        <w:jc w:val="left"/>
-        <w:rPr>
-          <w:rFonts w:ascii="Fira Code" w:eastAsia="Times New Roman" w:hAnsi="Fira Code" w:cs="Fira Code"/>
-          <w:color w:val="FFFFFF"/>
-          <w:sz w:val="15"/>
-          <w:szCs w:val="15"/>
-          <w:lang w:eastAsia="es-MX"/>
-        </w:rPr>
-      </w:pPr>
-      <w:r>
-        <w:rPr>
-          <w:rFonts w:ascii="Fira Code" w:eastAsia="Times New Roman" w:hAnsi="Fira Code" w:cs="Fira Code"/>
-          <w:color w:val="FFFFFF"/>
-          <w:sz w:val="15"/>
-          <w:szCs w:val="15"/>
-          <w:lang w:eastAsia="es-MX"/>
-        </w:rPr>
-        <w:t>  archivo: t_archivo;</w:t>
-      </w:r>
-    </w:p>
-    <w:p>
-      <w:pPr>
-        <w:shd w:val="clear" w:color="auto" w:fill="2D2B55"/>
-        <w:spacing w:line="210" w:lineRule="atLeast"/>
-        <w:jc w:val="left"/>
-        <w:rPr>
-          <w:rFonts w:ascii="Fira Code" w:eastAsia="Times New Roman" w:hAnsi="Fira Code" w:cs="Fira Code"/>
-          <w:color w:val="FFFFFF"/>
-          <w:sz w:val="15"/>
-          <w:szCs w:val="15"/>
-          <w:lang w:eastAsia="es-MX"/>
-        </w:rPr>
-      </w:pPr>
-      <w:r>
-        <w:rPr>
-          <w:rFonts w:ascii="Fira Code" w:eastAsia="Times New Roman" w:hAnsi="Fira Code" w:cs="Fira Code"/>
-          <w:color w:val="FF9D00"/>
-          <w:sz w:val="15"/>
-          <w:szCs w:val="15"/>
-          <w:lang w:eastAsia="es-MX"/>
+      <w:proofErr w:type="spellEnd"/>
+    </w:p>
+    <w:p>
+      <w:pPr>
+        <w:shd w:val="clear" w:color="auto" w:fill="2D2B55"/>
+        <w:spacing w:line="210" w:lineRule="atLeast"/>
+        <w:jc w:val="left"/>
+        <w:rPr>
+          <w:rFonts w:ascii="Fira Code" w:eastAsia="Times New Roman" w:hAnsi="Fira Code" w:cs="Fira Code"/>
+          <w:color w:val="FFFFFF"/>
+          <w:sz w:val="15"/>
+          <w:szCs w:val="15"/>
+          <w:lang w:val="en-US" w:eastAsia="es-MX"/>
+        </w:rPr>
+      </w:pPr>
+      <w:r>
+        <w:rPr>
+          <w:rFonts w:ascii="Fira Code" w:eastAsia="Times New Roman" w:hAnsi="Fira Code" w:cs="Fira Code"/>
+          <w:color w:val="FF9D00"/>
+          <w:sz w:val="15"/>
+          <w:szCs w:val="15"/>
+          <w:lang w:val="en-US" w:eastAsia="es-MX"/>
         </w:rPr>
         <w:t>begin</w:t>
       </w:r>
@@ -1563,16 +1967,16 @@
           <w:color w:val="FFFFFF"/>
           <w:sz w:val="15"/>
           <w:szCs w:val="15"/>
-          <w:lang w:eastAsia="es-MX"/>
-        </w:rPr>
-      </w:pPr>
-      <w:r>
-        <w:rPr>
-          <w:rFonts w:ascii="Fira Code" w:eastAsia="Times New Roman" w:hAnsi="Fira Code" w:cs="Fira Code"/>
-          <w:color w:val="FFFFFF"/>
-          <w:sz w:val="15"/>
-          <w:szCs w:val="15"/>
-          <w:lang w:eastAsia="es-MX"/>
+          <w:lang w:val="en-US" w:eastAsia="es-MX"/>
+        </w:rPr>
+      </w:pPr>
+      <w:r>
+        <w:rPr>
+          <w:rFonts w:ascii="Fira Code" w:eastAsia="Times New Roman" w:hAnsi="Fira Code" w:cs="Fira Code"/>
+          <w:color w:val="FFFFFF"/>
+          <w:sz w:val="15"/>
+          <w:szCs w:val="15"/>
+          <w:lang w:val="en-US" w:eastAsia="es-MX"/>
         </w:rPr>
         <w:t>  randomize;</w:t>
       </w:r>
@@ -1587,18 +1991,28 @@
           <w:color w:val="FFFFFF"/>
           <w:sz w:val="15"/>
           <w:szCs w:val="15"/>
-          <w:lang w:eastAsia="es-MX"/>
-        </w:rPr>
-      </w:pPr>
-      <w:r>
-        <w:rPr>
-          <w:rFonts w:ascii="Fira Code" w:eastAsia="Times New Roman" w:hAnsi="Fira Code" w:cs="Fira Code"/>
-          <w:color w:val="FFFFFF"/>
-          <w:sz w:val="15"/>
-          <w:szCs w:val="15"/>
-          <w:lang w:eastAsia="es-MX"/>
-        </w:rPr>
-        <w:t>  nombre:=</w:t>
+          <w:lang w:val="es-MX" w:eastAsia="es-MX"/>
+        </w:rPr>
+      </w:pPr>
+      <w:r>
+        <w:rPr>
+          <w:rFonts w:ascii="Fira Code" w:eastAsia="Times New Roman" w:hAnsi="Fira Code" w:cs="Fira Code"/>
+          <w:color w:val="FFFFFF"/>
+          <w:sz w:val="15"/>
+          <w:szCs w:val="15"/>
+          <w:lang w:val="en-US" w:eastAsia="es-MX"/>
+        </w:rPr>
+        <w:t xml:space="preserve">  </w:t>
+      </w:r>
+      <w:r>
+        <w:rPr>
+          <w:rFonts w:ascii="Fira Code" w:eastAsia="Times New Roman" w:hAnsi="Fira Code" w:cs="Fira Code"/>
+          <w:color w:val="FFFFFF"/>
+          <w:sz w:val="15"/>
+          <w:szCs w:val="15"/>
+          <w:lang w:val="es-MX" w:eastAsia="es-MX"/>
+        </w:rPr>
+        <w:t>nombre:=</w:t>
       </w:r>
       <w:r>
         <w:rPr>
@@ -1606,7 +2020,7 @@
           <w:color w:val="92FC79"/>
           <w:sz w:val="15"/>
           <w:szCs w:val="15"/>
-          <w:lang w:eastAsia="es-MX"/>
+          <w:lang w:val="es-MX" w:eastAsia="es-MX"/>
         </w:rPr>
         <w:t>'</w:t>
       </w:r>
@@ -1616,7 +2030,7 @@
           <w:color w:val="A5FF90"/>
           <w:sz w:val="15"/>
           <w:szCs w:val="15"/>
-          <w:lang w:eastAsia="es-MX"/>
+          <w:lang w:val="es-MX" w:eastAsia="es-MX"/>
         </w:rPr>
         <w:t>TP1_E1</w:t>
       </w:r>
@@ -1626,7 +2040,7 @@
           <w:color w:val="92FC79"/>
           <w:sz w:val="15"/>
           <w:szCs w:val="15"/>
-          <w:lang w:eastAsia="es-MX"/>
+          <w:lang w:val="es-MX" w:eastAsia="es-MX"/>
         </w:rPr>
         <w:t>'</w:t>
       </w:r>
@@ -1636,7 +2050,7 @@
           <w:color w:val="FFFFFF"/>
           <w:sz w:val="15"/>
           <w:szCs w:val="15"/>
-          <w:lang w:eastAsia="es-MX"/>
+          <w:lang w:val="es-MX" w:eastAsia="es-MX"/>
         </w:rPr>
         <w:t>;</w:t>
       </w:r>
@@ -1651,88 +2065,130 @@
           <w:color w:val="FFFFFF"/>
           <w:sz w:val="15"/>
           <w:szCs w:val="15"/>
-          <w:lang w:eastAsia="es-MX"/>
-        </w:rPr>
-      </w:pPr>
-      <w:r>
-        <w:rPr>
-          <w:rFonts w:ascii="Fira Code" w:eastAsia="Times New Roman" w:hAnsi="Fira Code" w:cs="Fira Code"/>
-          <w:color w:val="FFFFFF"/>
-          <w:sz w:val="15"/>
-          <w:szCs w:val="15"/>
-          <w:lang w:eastAsia="es-MX"/>
-        </w:rPr>
-        <w:t>  assign(archivo,nombre);</w:t>
-      </w:r>
-    </w:p>
-    <w:p>
-      <w:pPr>
-        <w:shd w:val="clear" w:color="auto" w:fill="2D2B55"/>
-        <w:spacing w:line="210" w:lineRule="atLeast"/>
-        <w:jc w:val="left"/>
-        <w:rPr>
-          <w:rFonts w:ascii="Fira Code" w:eastAsia="Times New Roman" w:hAnsi="Fira Code" w:cs="Fira Code"/>
-          <w:color w:val="FFFFFF"/>
-          <w:sz w:val="15"/>
-          <w:szCs w:val="15"/>
-          <w:lang w:eastAsia="es-MX"/>
-        </w:rPr>
-      </w:pPr>
-      <w:r>
-        <w:rPr>
-          <w:rFonts w:ascii="Fira Code" w:eastAsia="Times New Roman" w:hAnsi="Fira Code" w:cs="Fira Code"/>
-          <w:color w:val="FFFFFF"/>
-          <w:sz w:val="15"/>
-          <w:szCs w:val="15"/>
-          <w:lang w:eastAsia="es-MX"/>
-        </w:rPr>
-        <w:t>  rewrite(archivo);</w:t>
-      </w:r>
-    </w:p>
-    <w:p>
-      <w:pPr>
-        <w:shd w:val="clear" w:color="auto" w:fill="2D2B55"/>
-        <w:spacing w:line="210" w:lineRule="atLeast"/>
-        <w:jc w:val="left"/>
-        <w:rPr>
-          <w:rFonts w:ascii="Fira Code" w:eastAsia="Times New Roman" w:hAnsi="Fira Code" w:cs="Fira Code"/>
-          <w:color w:val="FFFFFF"/>
-          <w:sz w:val="15"/>
-          <w:szCs w:val="15"/>
-          <w:lang w:eastAsia="es-MX"/>
-        </w:rPr>
-      </w:pPr>
-      <w:r>
-        <w:rPr>
-          <w:rFonts w:ascii="Fira Code" w:eastAsia="Times New Roman" w:hAnsi="Fira Code" w:cs="Fira Code"/>
-          <w:color w:val="FFFFFF"/>
-          <w:sz w:val="15"/>
-          <w:szCs w:val="15"/>
-          <w:lang w:eastAsia="es-MX"/>
-        </w:rPr>
-        <w:t>  cargar_archivo(archivo);</w:t>
-      </w:r>
-    </w:p>
-    <w:p>
-      <w:pPr>
-        <w:shd w:val="clear" w:color="auto" w:fill="2D2B55"/>
-        <w:spacing w:line="210" w:lineRule="atLeast"/>
-        <w:jc w:val="left"/>
-        <w:rPr>
-          <w:rFonts w:ascii="Fira Code" w:eastAsia="Times New Roman" w:hAnsi="Fira Code" w:cs="Fira Code"/>
-          <w:color w:val="FFFFFF"/>
-          <w:sz w:val="15"/>
-          <w:szCs w:val="15"/>
-          <w:lang w:eastAsia="es-MX"/>
-        </w:rPr>
-      </w:pPr>
-      <w:r>
-        <w:rPr>
-          <w:rFonts w:ascii="Fira Code" w:eastAsia="Times New Roman" w:hAnsi="Fira Code" w:cs="Fira Code"/>
-          <w:color w:val="FF9D00"/>
-          <w:sz w:val="15"/>
-          <w:szCs w:val="15"/>
-          <w:lang w:eastAsia="es-MX"/>
+          <w:lang w:val="es-MX" w:eastAsia="es-MX"/>
+        </w:rPr>
+      </w:pPr>
+      <w:r>
+        <w:rPr>
+          <w:rFonts w:ascii="Fira Code" w:eastAsia="Times New Roman" w:hAnsi="Fira Code" w:cs="Fira Code"/>
+          <w:color w:val="FFFFFF"/>
+          <w:sz w:val="15"/>
+          <w:szCs w:val="15"/>
+          <w:lang w:val="es-MX" w:eastAsia="es-MX"/>
+        </w:rPr>
+        <w:t xml:space="preserve">  </w:t>
+      </w:r>
+      <w:proofErr w:type="spellStart"/>
+      <w:r>
+        <w:rPr>
+          <w:rFonts w:ascii="Fira Code" w:eastAsia="Times New Roman" w:hAnsi="Fira Code" w:cs="Fira Code"/>
+          <w:color w:val="FFFFFF"/>
+          <w:sz w:val="15"/>
+          <w:szCs w:val="15"/>
+          <w:lang w:val="es-MX" w:eastAsia="es-MX"/>
+        </w:rPr>
+        <w:t>assign</w:t>
+      </w:r>
+      <w:proofErr w:type="spellEnd"/>
+      <w:r>
+        <w:rPr>
+          <w:rFonts w:ascii="Fira Code" w:eastAsia="Times New Roman" w:hAnsi="Fira Code" w:cs="Fira Code"/>
+          <w:color w:val="FFFFFF"/>
+          <w:sz w:val="15"/>
+          <w:szCs w:val="15"/>
+          <w:lang w:val="es-MX" w:eastAsia="es-MX"/>
+        </w:rPr>
+        <w:t>(</w:t>
+      </w:r>
+      <w:proofErr w:type="spellStart"/>
+      <w:r>
+        <w:rPr>
+          <w:rFonts w:ascii="Fira Code" w:eastAsia="Times New Roman" w:hAnsi="Fira Code" w:cs="Fira Code"/>
+          <w:color w:val="FFFFFF"/>
+          <w:sz w:val="15"/>
+          <w:szCs w:val="15"/>
+          <w:lang w:val="es-MX" w:eastAsia="es-MX"/>
+        </w:rPr>
+        <w:t>archivo,nombre</w:t>
+      </w:r>
+      <w:proofErr w:type="spellEnd"/>
+      <w:r>
+        <w:rPr>
+          <w:rFonts w:ascii="Fira Code" w:eastAsia="Times New Roman" w:hAnsi="Fira Code" w:cs="Fira Code"/>
+          <w:color w:val="FFFFFF"/>
+          <w:sz w:val="15"/>
+          <w:szCs w:val="15"/>
+          <w:lang w:val="es-MX" w:eastAsia="es-MX"/>
+        </w:rPr>
+        <w:t>);</w:t>
+      </w:r>
+    </w:p>
+    <w:p>
+      <w:pPr>
+        <w:shd w:val="clear" w:color="auto" w:fill="2D2B55"/>
+        <w:spacing w:line="210" w:lineRule="atLeast"/>
+        <w:jc w:val="left"/>
+        <w:rPr>
+          <w:rFonts w:ascii="Fira Code" w:eastAsia="Times New Roman" w:hAnsi="Fira Code" w:cs="Fira Code"/>
+          <w:color w:val="FFFFFF"/>
+          <w:sz w:val="15"/>
+          <w:szCs w:val="15"/>
+          <w:lang w:val="es-MX" w:eastAsia="es-MX"/>
+        </w:rPr>
+      </w:pPr>
+      <w:r>
+        <w:rPr>
+          <w:rFonts w:ascii="Fira Code" w:eastAsia="Times New Roman" w:hAnsi="Fira Code" w:cs="Fira Code"/>
+          <w:color w:val="FFFFFF"/>
+          <w:sz w:val="15"/>
+          <w:szCs w:val="15"/>
+          <w:lang w:val="es-MX" w:eastAsia="es-MX"/>
+        </w:rPr>
+        <w:t xml:space="preserve">  </w:t>
+      </w:r>
+      <w:proofErr w:type="spellStart"/>
+      <w:r>
+        <w:rPr>
+          <w:rFonts w:ascii="Fira Code" w:eastAsia="Times New Roman" w:hAnsi="Fira Code" w:cs="Fira Code"/>
+          <w:color w:val="FFFFFF"/>
+          <w:sz w:val="15"/>
+          <w:szCs w:val="15"/>
+          <w:lang w:val="es-MX" w:eastAsia="es-MX"/>
+        </w:rPr>
+        <w:t>cargar_archivo</w:t>
+      </w:r>
+      <w:proofErr w:type="spellEnd"/>
+      <w:r>
+        <w:rPr>
+          <w:rFonts w:ascii="Fira Code" w:eastAsia="Times New Roman" w:hAnsi="Fira Code" w:cs="Fira Code"/>
+          <w:color w:val="FFFFFF"/>
+          <w:sz w:val="15"/>
+          <w:szCs w:val="15"/>
+          <w:lang w:val="es-MX" w:eastAsia="es-MX"/>
+        </w:rPr>
+        <w:t>(archivo);</w:t>
+      </w:r>
+    </w:p>
+    <w:p>
+      <w:pPr>
+        <w:shd w:val="clear" w:color="auto" w:fill="2D2B55"/>
+        <w:spacing w:line="210" w:lineRule="atLeast"/>
+        <w:jc w:val="left"/>
+        <w:rPr>
+          <w:rFonts w:ascii="Fira Code" w:eastAsia="Times New Roman" w:hAnsi="Fira Code" w:cs="Fira Code"/>
+          <w:color w:val="FFFFFF"/>
+          <w:sz w:val="15"/>
+          <w:szCs w:val="15"/>
+          <w:lang w:val="es-MX" w:eastAsia="es-MX"/>
+        </w:rPr>
+      </w:pPr>
+      <w:r>
+        <w:rPr>
+          <w:rFonts w:ascii="Fira Code" w:eastAsia="Times New Roman" w:hAnsi="Fira Code" w:cs="Fira Code"/>
+          <w:color w:val="FF9D00"/>
+          <w:sz w:val="15"/>
+          <w:szCs w:val="15"/>
+          <w:lang w:val="es-MX" w:eastAsia="es-MX"/>
         </w:rPr>
         <w:t>end</w:t>
       </w:r>
@@ -1742,7 +2198,7 @@
           <w:color w:val="FFFFFF"/>
           <w:sz w:val="15"/>
           <w:szCs w:val="15"/>
-          <w:lang w:eastAsia="es-MX"/>
+          <w:lang w:val="es-MX" w:eastAsia="es-MX"/>
         </w:rPr>
         <w:t>.</w:t>
       </w:r>
@@ -1864,16 +2320,16 @@
           <w:color w:val="FFFFFF"/>
           <w:sz w:val="15"/>
           <w:szCs w:val="15"/>
-          <w:lang w:eastAsia="es-MX"/>
-        </w:rPr>
-      </w:pPr>
-      <w:r>
-        <w:rPr>
-          <w:rFonts w:ascii="Fira Code" w:eastAsia="Times New Roman" w:hAnsi="Fira Code" w:cs="Fira Code"/>
-          <w:color w:val="FF9D00"/>
-          <w:sz w:val="15"/>
-          <w:szCs w:val="15"/>
-          <w:lang w:eastAsia="es-MX"/>
+          <w:lang w:val="en-US" w:eastAsia="es-MX"/>
+        </w:rPr>
+      </w:pPr>
+      <w:r>
+        <w:rPr>
+          <w:rFonts w:ascii="Fira Code" w:eastAsia="Times New Roman" w:hAnsi="Fira Code" w:cs="Fira Code"/>
+          <w:color w:val="FF9D00"/>
+          <w:sz w:val="15"/>
+          <w:szCs w:val="15"/>
+          <w:lang w:val="en-US" w:eastAsia="es-MX"/>
         </w:rPr>
         <w:t>program</w:t>
       </w:r>
@@ -1883,7 +2339,7 @@
           <w:color w:val="9EFFFF"/>
           <w:sz w:val="15"/>
           <w:szCs w:val="15"/>
-          <w:lang w:eastAsia="es-MX"/>
+          <w:lang w:val="en-US" w:eastAsia="es-MX"/>
         </w:rPr>
         <w:t xml:space="preserve"> </w:t>
       </w:r>
@@ -1893,7 +2349,7 @@
           <w:color w:val="FAD000"/>
           <w:sz w:val="15"/>
           <w:szCs w:val="15"/>
-          <w:lang w:eastAsia="es-MX"/>
+          <w:lang w:val="en-US" w:eastAsia="es-MX"/>
         </w:rPr>
         <w:t>TP1_E2</w:t>
       </w:r>
@@ -1903,7 +2359,7 @@
           <w:color w:val="FFFFFF"/>
           <w:sz w:val="15"/>
           <w:szCs w:val="15"/>
-          <w:lang w:eastAsia="es-MX"/>
+          <w:lang w:val="en-US" w:eastAsia="es-MX"/>
         </w:rPr>
         <w:t>;</w:t>
       </w:r>
@@ -1918,7 +2374,7 @@
           <w:color w:val="FFFFFF"/>
           <w:sz w:val="15"/>
           <w:szCs w:val="15"/>
-          <w:lang w:eastAsia="es-MX"/>
+          <w:lang w:val="en-US" w:eastAsia="es-MX"/>
         </w:rPr>
       </w:pPr>
       <w:r>
@@ -1929,7 +2385,7 @@
           <w:color w:val="B362FF"/>
           <w:sz w:val="15"/>
           <w:szCs w:val="15"/>
-          <w:lang w:eastAsia="es-MX"/>
+          <w:lang w:val="en-US" w:eastAsia="es-MX"/>
         </w:rPr>
         <w:t>{$codepage UTF8}</w:t>
       </w:r>
@@ -1944,16 +2400,16 @@
           <w:color w:val="FFFFFF"/>
           <w:sz w:val="15"/>
           <w:szCs w:val="15"/>
-          <w:lang w:eastAsia="es-MX"/>
-        </w:rPr>
-      </w:pPr>
-      <w:r>
-        <w:rPr>
-          <w:rFonts w:ascii="Fira Code" w:eastAsia="Times New Roman" w:hAnsi="Fira Code" w:cs="Fira Code"/>
-          <w:color w:val="FF9D00"/>
-          <w:sz w:val="15"/>
-          <w:szCs w:val="15"/>
-          <w:lang w:eastAsia="es-MX"/>
+          <w:lang w:val="en-US" w:eastAsia="es-MX"/>
+        </w:rPr>
+      </w:pPr>
+      <w:r>
+        <w:rPr>
+          <w:rFonts w:ascii="Fira Code" w:eastAsia="Times New Roman" w:hAnsi="Fira Code" w:cs="Fira Code"/>
+          <w:color w:val="FF9D00"/>
+          <w:sz w:val="15"/>
+          <w:szCs w:val="15"/>
+          <w:lang w:val="en-US" w:eastAsia="es-MX"/>
         </w:rPr>
         <w:t>uses</w:t>
       </w:r>
@@ -1963,27 +2419,29 @@
           <w:color w:val="FFFFFF"/>
           <w:sz w:val="15"/>
           <w:szCs w:val="15"/>
-          <w:lang w:eastAsia="es-MX"/>
+          <w:lang w:val="en-US" w:eastAsia="es-MX"/>
         </w:rPr>
         <w:t xml:space="preserve"> </w:t>
       </w:r>
-      <w:r>
-        <w:rPr>
-          <w:rFonts w:ascii="Fira Code" w:eastAsia="Times New Roman" w:hAnsi="Fira Code" w:cs="Fira Code"/>
-          <w:color w:val="FF9D00"/>
-          <w:sz w:val="15"/>
-          <w:szCs w:val="15"/>
-          <w:lang w:eastAsia="es-MX"/>
+      <w:proofErr w:type="spellStart"/>
+      <w:r>
+        <w:rPr>
+          <w:rFonts w:ascii="Fira Code" w:eastAsia="Times New Roman" w:hAnsi="Fira Code" w:cs="Fira Code"/>
+          <w:color w:val="FF9D00"/>
+          <w:sz w:val="15"/>
+          <w:szCs w:val="15"/>
+          <w:lang w:val="en-US" w:eastAsia="es-MX"/>
         </w:rPr>
         <w:t>crt</w:t>
       </w:r>
-      <w:r>
-        <w:rPr>
-          <w:rFonts w:ascii="Fira Code" w:eastAsia="Times New Roman" w:hAnsi="Fira Code" w:cs="Fira Code"/>
-          <w:color w:val="FFFFFF"/>
-          <w:sz w:val="15"/>
-          <w:szCs w:val="15"/>
-          <w:lang w:eastAsia="es-MX"/>
+      <w:proofErr w:type="spellEnd"/>
+      <w:r>
+        <w:rPr>
+          <w:rFonts w:ascii="Fira Code" w:eastAsia="Times New Roman" w:hAnsi="Fira Code" w:cs="Fira Code"/>
+          <w:color w:val="FFFFFF"/>
+          <w:sz w:val="15"/>
+          <w:szCs w:val="15"/>
+          <w:lang w:val="en-US" w:eastAsia="es-MX"/>
         </w:rPr>
         <w:t>;</w:t>
       </w:r>
@@ -1998,16 +2456,16 @@
           <w:color w:val="FFFFFF"/>
           <w:sz w:val="15"/>
           <w:szCs w:val="15"/>
-          <w:lang w:eastAsia="es-MX"/>
-        </w:rPr>
-      </w:pPr>
-      <w:r>
-        <w:rPr>
-          <w:rFonts w:ascii="Fira Code" w:eastAsia="Times New Roman" w:hAnsi="Fira Code" w:cs="Fira Code"/>
-          <w:color w:val="FF9D00"/>
-          <w:sz w:val="15"/>
-          <w:szCs w:val="15"/>
-          <w:lang w:eastAsia="es-MX"/>
+          <w:lang w:val="en-US" w:eastAsia="es-MX"/>
+        </w:rPr>
+      </w:pPr>
+      <w:r>
+        <w:rPr>
+          <w:rFonts w:ascii="Fira Code" w:eastAsia="Times New Roman" w:hAnsi="Fira Code" w:cs="Fira Code"/>
+          <w:color w:val="FF9D00"/>
+          <w:sz w:val="15"/>
+          <w:szCs w:val="15"/>
+          <w:lang w:val="en-US" w:eastAsia="es-MX"/>
         </w:rPr>
         <w:t>const</w:t>
       </w:r>
@@ -2022,18 +2480,40 @@
           <w:color w:val="FFFFFF"/>
           <w:sz w:val="15"/>
           <w:szCs w:val="15"/>
-          <w:lang w:eastAsia="es-MX"/>
-        </w:rPr>
-      </w:pPr>
-      <w:r>
-        <w:rPr>
-          <w:rFonts w:ascii="Fira Code" w:eastAsia="Times New Roman" w:hAnsi="Fira Code" w:cs="Fira Code"/>
-          <w:color w:val="FFFFFF"/>
-          <w:sz w:val="15"/>
-          <w:szCs w:val="15"/>
-          <w:lang w:eastAsia="es-MX"/>
-        </w:rPr>
-        <w:t>  num_corte=</w:t>
+          <w:lang w:val="en-US" w:eastAsia="es-MX"/>
+        </w:rPr>
+      </w:pPr>
+      <w:r>
+        <w:rPr>
+          <w:rFonts w:ascii="Fira Code" w:eastAsia="Times New Roman" w:hAnsi="Fira Code" w:cs="Fira Code"/>
+          <w:color w:val="FFFFFF"/>
+          <w:sz w:val="15"/>
+          <w:szCs w:val="15"/>
+          <w:lang w:val="en-US" w:eastAsia="es-MX"/>
+        </w:rPr>
+        <w:t xml:space="preserve">  </w:t>
+      </w:r>
+      <w:proofErr w:type="spellStart"/>
+      <w:r>
+        <w:rPr>
+          <w:rFonts w:ascii="Fira Code" w:eastAsia="Times New Roman" w:hAnsi="Fira Code" w:cs="Fira Code"/>
+          <w:color w:val="FFFFFF"/>
+          <w:sz w:val="15"/>
+          <w:szCs w:val="15"/>
+          <w:lang w:val="en-US" w:eastAsia="es-MX"/>
+        </w:rPr>
+        <w:t>num_corte</w:t>
+      </w:r>
+      <w:proofErr w:type="spellEnd"/>
+      <w:r>
+        <w:rPr>
+          <w:rFonts w:ascii="Fira Code" w:eastAsia="Times New Roman" w:hAnsi="Fira Code" w:cs="Fira Code"/>
+          <w:color w:val="FFFFFF"/>
+          <w:sz w:val="15"/>
+          <w:szCs w:val="15"/>
+          <w:lang w:val="en-US" w:eastAsia="es-MX"/>
+        </w:rPr>
+        <w:t>=</w:t>
       </w:r>
       <w:r>
         <w:rPr>
@@ -2041,7 +2521,7 @@
           <w:color w:val="FF628C"/>
           <w:sz w:val="15"/>
           <w:szCs w:val="15"/>
-          <w:lang w:eastAsia="es-MX"/>
+          <w:lang w:val="en-US" w:eastAsia="es-MX"/>
         </w:rPr>
         <w:t>1500</w:t>
       </w:r>
@@ -2051,7 +2531,7 @@
           <w:color w:val="FFFFFF"/>
           <w:sz w:val="15"/>
           <w:szCs w:val="15"/>
-          <w:lang w:eastAsia="es-MX"/>
+          <w:lang w:val="en-US" w:eastAsia="es-MX"/>
         </w:rPr>
         <w:t>;</w:t>
       </w:r>
@@ -2066,16 +2546,16 @@
           <w:color w:val="FFFFFF"/>
           <w:sz w:val="15"/>
           <w:szCs w:val="15"/>
-          <w:lang w:eastAsia="es-MX"/>
-        </w:rPr>
-      </w:pPr>
-      <w:r>
-        <w:rPr>
-          <w:rFonts w:ascii="Fira Code" w:eastAsia="Times New Roman" w:hAnsi="Fira Code" w:cs="Fira Code"/>
-          <w:color w:val="FF9D00"/>
-          <w:sz w:val="15"/>
-          <w:szCs w:val="15"/>
-          <w:lang w:eastAsia="es-MX"/>
+          <w:lang w:val="en-US" w:eastAsia="es-MX"/>
+        </w:rPr>
+      </w:pPr>
+      <w:r>
+        <w:rPr>
+          <w:rFonts w:ascii="Fira Code" w:eastAsia="Times New Roman" w:hAnsi="Fira Code" w:cs="Fira Code"/>
+          <w:color w:val="FF9D00"/>
+          <w:sz w:val="15"/>
+          <w:szCs w:val="15"/>
+          <w:lang w:val="en-US" w:eastAsia="es-MX"/>
         </w:rPr>
         <w:t>type</w:t>
       </w:r>
@@ -2090,26 +2570,48 @@
           <w:color w:val="FFFFFF"/>
           <w:sz w:val="15"/>
           <w:szCs w:val="15"/>
-          <w:lang w:eastAsia="es-MX"/>
-        </w:rPr>
-      </w:pPr>
-      <w:r>
-        <w:rPr>
-          <w:rFonts w:ascii="Fira Code" w:eastAsia="Times New Roman" w:hAnsi="Fira Code" w:cs="Fira Code"/>
-          <w:color w:val="FFFFFF"/>
-          <w:sz w:val="15"/>
-          <w:szCs w:val="15"/>
-          <w:lang w:eastAsia="es-MX"/>
-        </w:rPr>
-        <w:t>  t_archivo=</w:t>
-      </w:r>
-      <w:r>
-        <w:rPr>
-          <w:rFonts w:ascii="Fira Code" w:eastAsia="Times New Roman" w:hAnsi="Fira Code" w:cs="Fira Code"/>
-          <w:color w:val="FF9D00"/>
-          <w:sz w:val="15"/>
-          <w:szCs w:val="15"/>
-          <w:lang w:eastAsia="es-MX"/>
+          <w:lang w:val="en-US" w:eastAsia="es-MX"/>
+        </w:rPr>
+      </w:pPr>
+      <w:r>
+        <w:rPr>
+          <w:rFonts w:ascii="Fira Code" w:eastAsia="Times New Roman" w:hAnsi="Fira Code" w:cs="Fira Code"/>
+          <w:color w:val="FFFFFF"/>
+          <w:sz w:val="15"/>
+          <w:szCs w:val="15"/>
+          <w:lang w:val="en-US" w:eastAsia="es-MX"/>
+        </w:rPr>
+        <w:t xml:space="preserve">  </w:t>
+      </w:r>
+      <w:proofErr w:type="spellStart"/>
+      <w:r>
+        <w:rPr>
+          <w:rFonts w:ascii="Fira Code" w:eastAsia="Times New Roman" w:hAnsi="Fira Code" w:cs="Fira Code"/>
+          <w:color w:val="FFFFFF"/>
+          <w:sz w:val="15"/>
+          <w:szCs w:val="15"/>
+          <w:lang w:val="en-US" w:eastAsia="es-MX"/>
+        </w:rPr>
+        <w:t>t_archivo</w:t>
+      </w:r>
+      <w:proofErr w:type="spellEnd"/>
+      <w:r>
+        <w:rPr>
+          <w:rFonts w:ascii="Fira Code" w:eastAsia="Times New Roman" w:hAnsi="Fira Code" w:cs="Fira Code"/>
+          <w:color w:val="FFFFFF"/>
+          <w:sz w:val="15"/>
+          <w:szCs w:val="15"/>
+          <w:lang w:val="en-US" w:eastAsia="es-MX"/>
+        </w:rPr>
+        <w:t>=</w:t>
+      </w:r>
+      <w:r>
+        <w:rPr>
+          <w:rFonts w:ascii="Fira Code" w:eastAsia="Times New Roman" w:hAnsi="Fira Code" w:cs="Fira Code"/>
+          <w:color w:val="FF9D00"/>
+          <w:sz w:val="15"/>
+          <w:szCs w:val="15"/>
+          <w:lang w:val="en-US" w:eastAsia="es-MX"/>
         </w:rPr>
         <w:t>file</w:t>
       </w:r>
@@ -2119,7 +2621,7 @@
           <w:color w:val="FFFFFF"/>
           <w:sz w:val="15"/>
           <w:szCs w:val="15"/>
-          <w:lang w:eastAsia="es-MX"/>
+          <w:lang w:val="en-US" w:eastAsia="es-MX"/>
         </w:rPr>
         <w:t xml:space="preserve"> </w:t>
       </w:r>
@@ -2129,7 +2631,7 @@
           <w:color w:val="FF9D00"/>
           <w:sz w:val="15"/>
           <w:szCs w:val="15"/>
-          <w:lang w:eastAsia="es-MX"/>
+          <w:lang w:val="en-US" w:eastAsia="es-MX"/>
         </w:rPr>
         <w:t>of</w:t>
       </w:r>
@@ -2139,7 +2641,7 @@
           <w:color w:val="FFFFFF"/>
           <w:sz w:val="15"/>
           <w:szCs w:val="15"/>
-          <w:lang w:eastAsia="es-MX"/>
+          <w:lang w:val="en-US" w:eastAsia="es-MX"/>
         </w:rPr>
         <w:t xml:space="preserve"> int16;</w:t>
       </w:r>
@@ -2154,16 +2656,16 @@
           <w:color w:val="FFFFFF"/>
           <w:sz w:val="15"/>
           <w:szCs w:val="15"/>
-          <w:lang w:eastAsia="es-MX"/>
-        </w:rPr>
-      </w:pPr>
-      <w:r>
-        <w:rPr>
-          <w:rFonts w:ascii="Fira Code" w:eastAsia="Times New Roman" w:hAnsi="Fira Code" w:cs="Fira Code"/>
-          <w:color w:val="FF9D00"/>
-          <w:sz w:val="15"/>
-          <w:szCs w:val="15"/>
-          <w:lang w:eastAsia="es-MX"/>
+          <w:lang w:val="en-US" w:eastAsia="es-MX"/>
+        </w:rPr>
+      </w:pPr>
+      <w:r>
+        <w:rPr>
+          <w:rFonts w:ascii="Fira Code" w:eastAsia="Times New Roman" w:hAnsi="Fira Code" w:cs="Fira Code"/>
+          <w:color w:val="FF9D00"/>
+          <w:sz w:val="15"/>
+          <w:szCs w:val="15"/>
+          <w:lang w:val="en-US" w:eastAsia="es-MX"/>
         </w:rPr>
         <w:t>procedure</w:t>
       </w:r>
@@ -2173,27 +2675,29 @@
           <w:color w:val="9EFFFF"/>
           <w:sz w:val="15"/>
           <w:szCs w:val="15"/>
-          <w:lang w:eastAsia="es-MX"/>
+          <w:lang w:val="en-US" w:eastAsia="es-MX"/>
         </w:rPr>
         <w:t xml:space="preserve"> </w:t>
       </w:r>
+      <w:proofErr w:type="spellStart"/>
       <w:r>
         <w:rPr>
           <w:rFonts w:ascii="Fira Code" w:eastAsia="Times New Roman" w:hAnsi="Fira Code" w:cs="Fira Code"/>
           <w:color w:val="FAD000"/>
           <w:sz w:val="15"/>
           <w:szCs w:val="15"/>
-          <w:lang w:eastAsia="es-MX"/>
+          <w:lang w:val="en-US" w:eastAsia="es-MX"/>
         </w:rPr>
         <w:t>procesar_archivo</w:t>
       </w:r>
-      <w:r>
-        <w:rPr>
-          <w:rFonts w:ascii="Fira Code" w:eastAsia="Times New Roman" w:hAnsi="Fira Code" w:cs="Fira Code"/>
-          <w:color w:val="FFFFFF"/>
-          <w:sz w:val="15"/>
-          <w:szCs w:val="15"/>
-          <w:lang w:eastAsia="es-MX"/>
+      <w:proofErr w:type="spellEnd"/>
+      <w:r>
+        <w:rPr>
+          <w:rFonts w:ascii="Fira Code" w:eastAsia="Times New Roman" w:hAnsi="Fira Code" w:cs="Fira Code"/>
+          <w:color w:val="FFFFFF"/>
+          <w:sz w:val="15"/>
+          <w:szCs w:val="15"/>
+          <w:lang w:val="en-US" w:eastAsia="es-MX"/>
         </w:rPr>
         <w:t>(</w:t>
       </w:r>
@@ -2203,7 +2707,7 @@
           <w:color w:val="FF9D00"/>
           <w:sz w:val="15"/>
           <w:szCs w:val="15"/>
-          <w:lang w:eastAsia="es-MX"/>
+          <w:lang w:val="en-US" w:eastAsia="es-MX"/>
         </w:rPr>
         <w:t>var</w:t>
       </w:r>
@@ -2213,17 +2717,61 @@
           <w:color w:val="FFFFFF"/>
           <w:sz w:val="15"/>
           <w:szCs w:val="15"/>
-          <w:lang w:eastAsia="es-MX"/>
-        </w:rPr>
-        <w:t xml:space="preserve"> archivo: t_archivo; </w:t>
-      </w:r>
-      <w:r>
-        <w:rPr>
-          <w:rFonts w:ascii="Fira Code" w:eastAsia="Times New Roman" w:hAnsi="Fira Code" w:cs="Fira Code"/>
-          <w:color w:val="FF9D00"/>
-          <w:sz w:val="15"/>
-          <w:szCs w:val="15"/>
-          <w:lang w:eastAsia="es-MX"/>
+          <w:lang w:val="en-US" w:eastAsia="es-MX"/>
+        </w:rPr>
+        <w:t xml:space="preserve"> </w:t>
+      </w:r>
+      <w:proofErr w:type="spellStart"/>
+      <w:r>
+        <w:rPr>
+          <w:rFonts w:ascii="Fira Code" w:eastAsia="Times New Roman" w:hAnsi="Fira Code" w:cs="Fira Code"/>
+          <w:color w:val="FFFFFF"/>
+          <w:sz w:val="15"/>
+          <w:szCs w:val="15"/>
+          <w:lang w:val="en-US" w:eastAsia="es-MX"/>
+        </w:rPr>
+        <w:t>archivo</w:t>
+      </w:r>
+      <w:proofErr w:type="spellEnd"/>
+      <w:r>
+        <w:rPr>
+          <w:rFonts w:ascii="Fira Code" w:eastAsia="Times New Roman" w:hAnsi="Fira Code" w:cs="Fira Code"/>
+          <w:color w:val="FFFFFF"/>
+          <w:sz w:val="15"/>
+          <w:szCs w:val="15"/>
+          <w:lang w:val="en-US" w:eastAsia="es-MX"/>
+        </w:rPr>
+        <w:t xml:space="preserve">: </w:t>
+      </w:r>
+      <w:proofErr w:type="spellStart"/>
+      <w:r>
+        <w:rPr>
+          <w:rFonts w:ascii="Fira Code" w:eastAsia="Times New Roman" w:hAnsi="Fira Code" w:cs="Fira Code"/>
+          <w:color w:val="FFFFFF"/>
+          <w:sz w:val="15"/>
+          <w:szCs w:val="15"/>
+          <w:lang w:val="en-US" w:eastAsia="es-MX"/>
+        </w:rPr>
+        <w:t>t_archivo</w:t>
+      </w:r>
+      <w:proofErr w:type="spellEnd"/>
+      <w:r>
+        <w:rPr>
+          <w:rFonts w:ascii="Fira Code" w:eastAsia="Times New Roman" w:hAnsi="Fira Code" w:cs="Fira Code"/>
+          <w:color w:val="FFFFFF"/>
+          <w:sz w:val="15"/>
+          <w:szCs w:val="15"/>
+          <w:lang w:val="en-US" w:eastAsia="es-MX"/>
+        </w:rPr>
+        <w:t xml:space="preserve">; </w:t>
+      </w:r>
+      <w:r>
+        <w:rPr>
+          <w:rFonts w:ascii="Fira Code" w:eastAsia="Times New Roman" w:hAnsi="Fira Code" w:cs="Fira Code"/>
+          <w:color w:val="FF9D00"/>
+          <w:sz w:val="15"/>
+          <w:szCs w:val="15"/>
+          <w:lang w:val="en-US" w:eastAsia="es-MX"/>
         </w:rPr>
         <w:t>var</w:t>
       </w:r>
@@ -2233,17 +2781,39 @@
           <w:color w:val="FFFFFF"/>
           <w:sz w:val="15"/>
           <w:szCs w:val="15"/>
-          <w:lang w:eastAsia="es-MX"/>
-        </w:rPr>
-        <w:t xml:space="preserve"> nums_corte: int16; </w:t>
-      </w:r>
-      <w:r>
-        <w:rPr>
-          <w:rFonts w:ascii="Fira Code" w:eastAsia="Times New Roman" w:hAnsi="Fira Code" w:cs="Fira Code"/>
-          <w:color w:val="FF9D00"/>
-          <w:sz w:val="15"/>
-          <w:szCs w:val="15"/>
-          <w:lang w:eastAsia="es-MX"/>
+          <w:lang w:val="en-US" w:eastAsia="es-MX"/>
+        </w:rPr>
+        <w:t xml:space="preserve"> </w:t>
+      </w:r>
+      <w:proofErr w:type="spellStart"/>
+      <w:r>
+        <w:rPr>
+          <w:rFonts w:ascii="Fira Code" w:eastAsia="Times New Roman" w:hAnsi="Fira Code" w:cs="Fira Code"/>
+          <w:color w:val="FFFFFF"/>
+          <w:sz w:val="15"/>
+          <w:szCs w:val="15"/>
+          <w:lang w:val="en-US" w:eastAsia="es-MX"/>
+        </w:rPr>
+        <w:t>nums_corte</w:t>
+      </w:r>
+      <w:proofErr w:type="spellEnd"/>
+      <w:r>
+        <w:rPr>
+          <w:rFonts w:ascii="Fira Code" w:eastAsia="Times New Roman" w:hAnsi="Fira Code" w:cs="Fira Code"/>
+          <w:color w:val="FFFFFF"/>
+          <w:sz w:val="15"/>
+          <w:szCs w:val="15"/>
+          <w:lang w:val="en-US" w:eastAsia="es-MX"/>
+        </w:rPr>
+        <w:t xml:space="preserve">: int16; </w:t>
+      </w:r>
+      <w:r>
+        <w:rPr>
+          <w:rFonts w:ascii="Fira Code" w:eastAsia="Times New Roman" w:hAnsi="Fira Code" w:cs="Fira Code"/>
+          <w:color w:val="FF9D00"/>
+          <w:sz w:val="15"/>
+          <w:szCs w:val="15"/>
+          <w:lang w:val="en-US" w:eastAsia="es-MX"/>
         </w:rPr>
         <w:t>var</w:t>
       </w:r>
@@ -2253,7 +2823,7 @@
           <w:color w:val="FFFFFF"/>
           <w:sz w:val="15"/>
           <w:szCs w:val="15"/>
-          <w:lang w:eastAsia="es-MX"/>
+          <w:lang w:val="en-US" w:eastAsia="es-MX"/>
         </w:rPr>
         <w:t xml:space="preserve"> prom: </w:t>
       </w:r>
@@ -2263,7 +2833,7 @@
           <w:color w:val="FF9D00"/>
           <w:sz w:val="15"/>
           <w:szCs w:val="15"/>
-          <w:lang w:eastAsia="es-MX"/>
+          <w:lang w:val="en-US" w:eastAsia="es-MX"/>
         </w:rPr>
         <w:t>real</w:t>
       </w:r>
@@ -2273,7 +2843,7 @@
           <w:color w:val="FFFFFF"/>
           <w:sz w:val="15"/>
           <w:szCs w:val="15"/>
-          <w:lang w:eastAsia="es-MX"/>
+          <w:lang w:val="en-US" w:eastAsia="es-MX"/>
         </w:rPr>
         <w:t>);</w:t>
       </w:r>
@@ -2288,16 +2858,16 @@
           <w:color w:val="FFFFFF"/>
           <w:sz w:val="15"/>
           <w:szCs w:val="15"/>
-          <w:lang w:eastAsia="es-MX"/>
-        </w:rPr>
-      </w:pPr>
-      <w:r>
-        <w:rPr>
-          <w:rFonts w:ascii="Fira Code" w:eastAsia="Times New Roman" w:hAnsi="Fira Code" w:cs="Fira Code"/>
-          <w:color w:val="FF9D00"/>
-          <w:sz w:val="15"/>
-          <w:szCs w:val="15"/>
-          <w:lang w:eastAsia="es-MX"/>
+          <w:lang w:val="en-US" w:eastAsia="es-MX"/>
+        </w:rPr>
+      </w:pPr>
+      <w:r>
+        <w:rPr>
+          <w:rFonts w:ascii="Fira Code" w:eastAsia="Times New Roman" w:hAnsi="Fira Code" w:cs="Fira Code"/>
+          <w:color w:val="FF9D00"/>
+          <w:sz w:val="15"/>
+          <w:szCs w:val="15"/>
+          <w:lang w:val="en-US" w:eastAsia="es-MX"/>
         </w:rPr>
         <w:t>var</w:t>
       </w:r>
@@ -2312,16 +2882,16 @@
           <w:color w:val="FFFFFF"/>
           <w:sz w:val="15"/>
           <w:szCs w:val="15"/>
-          <w:lang w:eastAsia="es-MX"/>
-        </w:rPr>
-      </w:pPr>
-      <w:r>
-        <w:rPr>
-          <w:rFonts w:ascii="Fira Code" w:eastAsia="Times New Roman" w:hAnsi="Fira Code" w:cs="Fira Code"/>
-          <w:color w:val="FFFFFF"/>
-          <w:sz w:val="15"/>
-          <w:szCs w:val="15"/>
-          <w:lang w:eastAsia="es-MX"/>
+          <w:lang w:val="en-US" w:eastAsia="es-MX"/>
+        </w:rPr>
+      </w:pPr>
+      <w:r>
+        <w:rPr>
+          <w:rFonts w:ascii="Fira Code" w:eastAsia="Times New Roman" w:hAnsi="Fira Code" w:cs="Fira Code"/>
+          <w:color w:val="FFFFFF"/>
+          <w:sz w:val="15"/>
+          <w:szCs w:val="15"/>
+          <w:lang w:val="en-US" w:eastAsia="es-MX"/>
         </w:rPr>
         <w:t>  num: int16;</w:t>
       </w:r>
@@ -2336,26 +2906,48 @@
           <w:color w:val="FFFFFF"/>
           <w:sz w:val="15"/>
           <w:szCs w:val="15"/>
-          <w:lang w:eastAsia="es-MX"/>
-        </w:rPr>
-      </w:pPr>
-      <w:r>
-        <w:rPr>
-          <w:rFonts w:ascii="Fira Code" w:eastAsia="Times New Roman" w:hAnsi="Fira Code" w:cs="Fira Code"/>
-          <w:color w:val="FFFFFF"/>
-          <w:sz w:val="15"/>
-          <w:szCs w:val="15"/>
-          <w:lang w:eastAsia="es-MX"/>
-        </w:rPr>
-        <w:t xml:space="preserve">  suma: </w:t>
-      </w:r>
-      <w:r>
-        <w:rPr>
-          <w:rFonts w:ascii="Fira Code" w:eastAsia="Times New Roman" w:hAnsi="Fira Code" w:cs="Fira Code"/>
-          <w:color w:val="FF9D00"/>
-          <w:sz w:val="15"/>
-          <w:szCs w:val="15"/>
-          <w:lang w:eastAsia="es-MX"/>
+          <w:lang w:val="en-US" w:eastAsia="es-MX"/>
+        </w:rPr>
+      </w:pPr>
+      <w:r>
+        <w:rPr>
+          <w:rFonts w:ascii="Fira Code" w:eastAsia="Times New Roman" w:hAnsi="Fira Code" w:cs="Fira Code"/>
+          <w:color w:val="FFFFFF"/>
+          <w:sz w:val="15"/>
+          <w:szCs w:val="15"/>
+          <w:lang w:val="en-US" w:eastAsia="es-MX"/>
+        </w:rPr>
+        <w:t xml:space="preserve">  </w:t>
+      </w:r>
+      <w:proofErr w:type="spellStart"/>
+      <w:r>
+        <w:rPr>
+          <w:rFonts w:ascii="Fira Code" w:eastAsia="Times New Roman" w:hAnsi="Fira Code" w:cs="Fira Code"/>
+          <w:color w:val="FFFFFF"/>
+          <w:sz w:val="15"/>
+          <w:szCs w:val="15"/>
+          <w:lang w:val="en-US" w:eastAsia="es-MX"/>
+        </w:rPr>
+        <w:t>suma</w:t>
+      </w:r>
+      <w:proofErr w:type="spellEnd"/>
+      <w:r>
+        <w:rPr>
+          <w:rFonts w:ascii="Fira Code" w:eastAsia="Times New Roman" w:hAnsi="Fira Code" w:cs="Fira Code"/>
+          <w:color w:val="FFFFFF"/>
+          <w:sz w:val="15"/>
+          <w:szCs w:val="15"/>
+          <w:lang w:val="en-US" w:eastAsia="es-MX"/>
+        </w:rPr>
+        <w:t xml:space="preserve">: </w:t>
+      </w:r>
+      <w:r>
+        <w:rPr>
+          <w:rFonts w:ascii="Fira Code" w:eastAsia="Times New Roman" w:hAnsi="Fira Code" w:cs="Fira Code"/>
+          <w:color w:val="FF9D00"/>
+          <w:sz w:val="15"/>
+          <w:szCs w:val="15"/>
+          <w:lang w:val="en-US" w:eastAsia="es-MX"/>
         </w:rPr>
         <w:t>real</w:t>
       </w:r>
@@ -2365,7 +2957,7 @@
           <w:color w:val="FFFFFF"/>
           <w:sz w:val="15"/>
           <w:szCs w:val="15"/>
-          <w:lang w:eastAsia="es-MX"/>
+          <w:lang w:val="en-US" w:eastAsia="es-MX"/>
         </w:rPr>
         <w:t>;</w:t>
       </w:r>
@@ -2380,16 +2972,16 @@
           <w:color w:val="FFFFFF"/>
           <w:sz w:val="15"/>
           <w:szCs w:val="15"/>
-          <w:lang w:eastAsia="es-MX"/>
-        </w:rPr>
-      </w:pPr>
-      <w:r>
-        <w:rPr>
-          <w:rFonts w:ascii="Fira Code" w:eastAsia="Times New Roman" w:hAnsi="Fira Code" w:cs="Fira Code"/>
-          <w:color w:val="FF9D00"/>
-          <w:sz w:val="15"/>
-          <w:szCs w:val="15"/>
-          <w:lang w:eastAsia="es-MX"/>
+          <w:lang w:val="en-US" w:eastAsia="es-MX"/>
+        </w:rPr>
+      </w:pPr>
+      <w:r>
+        <w:rPr>
+          <w:rFonts w:ascii="Fira Code" w:eastAsia="Times New Roman" w:hAnsi="Fira Code" w:cs="Fira Code"/>
+          <w:color w:val="FF9D00"/>
+          <w:sz w:val="15"/>
+          <w:szCs w:val="15"/>
+          <w:lang w:val="en-US" w:eastAsia="es-MX"/>
         </w:rPr>
         <w:t>begin</w:t>
       </w:r>
@@ -2404,42 +2996,74 @@
           <w:color w:val="FFFFFF"/>
           <w:sz w:val="15"/>
           <w:szCs w:val="15"/>
-          <w:lang w:eastAsia="es-MX"/>
-        </w:rPr>
-      </w:pPr>
-      <w:r>
-        <w:rPr>
-          <w:rFonts w:ascii="Fira Code" w:eastAsia="Times New Roman" w:hAnsi="Fira Code" w:cs="Fira Code"/>
-          <w:color w:val="FFFFFF"/>
-          <w:sz w:val="15"/>
-          <w:szCs w:val="15"/>
-          <w:lang w:eastAsia="es-MX"/>
-        </w:rPr>
-        <w:t>  reset(archivo);</w:t>
-      </w:r>
-    </w:p>
-    <w:p>
-      <w:pPr>
-        <w:shd w:val="clear" w:color="auto" w:fill="2D2B55"/>
-        <w:spacing w:line="210" w:lineRule="atLeast"/>
-        <w:jc w:val="left"/>
-        <w:rPr>
-          <w:rFonts w:ascii="Fira Code" w:eastAsia="Times New Roman" w:hAnsi="Fira Code" w:cs="Fira Code"/>
-          <w:color w:val="FFFFFF"/>
-          <w:sz w:val="15"/>
-          <w:szCs w:val="15"/>
-          <w:lang w:eastAsia="es-MX"/>
-        </w:rPr>
-      </w:pPr>
-      <w:r>
-        <w:rPr>
-          <w:rFonts w:ascii="Fira Code" w:eastAsia="Times New Roman" w:hAnsi="Fira Code" w:cs="Fira Code"/>
-          <w:color w:val="FFFFFF"/>
-          <w:sz w:val="15"/>
-          <w:szCs w:val="15"/>
-          <w:lang w:eastAsia="es-MX"/>
-        </w:rPr>
-        <w:t>  suma:=</w:t>
+          <w:lang w:val="en-US" w:eastAsia="es-MX"/>
+        </w:rPr>
+      </w:pPr>
+      <w:r>
+        <w:rPr>
+          <w:rFonts w:ascii="Fira Code" w:eastAsia="Times New Roman" w:hAnsi="Fira Code" w:cs="Fira Code"/>
+          <w:color w:val="FFFFFF"/>
+          <w:sz w:val="15"/>
+          <w:szCs w:val="15"/>
+          <w:lang w:val="en-US" w:eastAsia="es-MX"/>
+        </w:rPr>
+        <w:t>  reset(</w:t>
+      </w:r>
+      <w:proofErr w:type="spellStart"/>
+      <w:r>
+        <w:rPr>
+          <w:rFonts w:ascii="Fira Code" w:eastAsia="Times New Roman" w:hAnsi="Fira Code" w:cs="Fira Code"/>
+          <w:color w:val="FFFFFF"/>
+          <w:sz w:val="15"/>
+          <w:szCs w:val="15"/>
+          <w:lang w:val="en-US" w:eastAsia="es-MX"/>
+        </w:rPr>
+        <w:t>archivo</w:t>
+      </w:r>
+      <w:proofErr w:type="spellEnd"/>
+      <w:r>
+        <w:rPr>
+          <w:rFonts w:ascii="Fira Code" w:eastAsia="Times New Roman" w:hAnsi="Fira Code" w:cs="Fira Code"/>
+          <w:color w:val="FFFFFF"/>
+          <w:sz w:val="15"/>
+          <w:szCs w:val="15"/>
+          <w:lang w:val="en-US" w:eastAsia="es-MX"/>
+        </w:rPr>
+        <w:t>);</w:t>
+      </w:r>
+    </w:p>
+    <w:p>
+      <w:pPr>
+        <w:shd w:val="clear" w:color="auto" w:fill="2D2B55"/>
+        <w:spacing w:line="210" w:lineRule="atLeast"/>
+        <w:jc w:val="left"/>
+        <w:rPr>
+          <w:rFonts w:ascii="Fira Code" w:eastAsia="Times New Roman" w:hAnsi="Fira Code" w:cs="Fira Code"/>
+          <w:color w:val="FFFFFF"/>
+          <w:sz w:val="15"/>
+          <w:szCs w:val="15"/>
+          <w:lang w:eastAsia="es-MX"/>
+        </w:rPr>
+      </w:pPr>
+      <w:r>
+        <w:rPr>
+          <w:rFonts w:ascii="Fira Code" w:eastAsia="Times New Roman" w:hAnsi="Fira Code" w:cs="Fira Code"/>
+          <w:color w:val="FFFFFF"/>
+          <w:sz w:val="15"/>
+          <w:szCs w:val="15"/>
+          <w:lang w:val="en-US" w:eastAsia="es-MX"/>
+        </w:rPr>
+        <w:t xml:space="preserve">  </w:t>
+      </w:r>
+      <w:r>
+        <w:rPr>
+          <w:rFonts w:ascii="Fira Code" w:eastAsia="Times New Roman" w:hAnsi="Fira Code" w:cs="Fira Code"/>
+          <w:color w:val="FFFFFF"/>
+          <w:sz w:val="15"/>
+          <w:szCs w:val="15"/>
+          <w:lang w:eastAsia="es-MX"/>
+        </w:rPr>
+        <w:t>suma:=</w:t>
       </w:r>
       <w:r>
         <w:rPr>
@@ -2485,6 +3109,7 @@
         </w:rPr>
         <w:t xml:space="preserve">  </w:t>
       </w:r>
+      <w:proofErr w:type="spellStart"/>
       <w:r>
         <w:rPr>
           <w:rFonts w:ascii="Fira Code" w:eastAsia="Times New Roman" w:hAnsi="Fira Code" w:cs="Fira Code"/>
@@ -2495,16 +3120,40 @@
         </w:rPr>
         <w:t>textcolor</w:t>
       </w:r>
-      <w:r>
-        <w:rPr>
-          <w:rFonts w:ascii="Fira Code" w:eastAsia="Times New Roman" w:hAnsi="Fira Code" w:cs="Fira Code"/>
-          <w:color w:val="FFFFFF"/>
-          <w:sz w:val="15"/>
-          <w:szCs w:val="15"/>
-          <w:lang w:eastAsia="es-MX"/>
-        </w:rPr>
-        <w:t xml:space="preserve">(green); </w:t>
-      </w:r>
+      <w:proofErr w:type="spellEnd"/>
+      <w:r>
+        <w:rPr>
+          <w:rFonts w:ascii="Fira Code" w:eastAsia="Times New Roman" w:hAnsi="Fira Code" w:cs="Fira Code"/>
+          <w:color w:val="FFFFFF"/>
+          <w:sz w:val="15"/>
+          <w:szCs w:val="15"/>
+          <w:lang w:eastAsia="es-MX"/>
+        </w:rPr>
+        <w:t>(</w:t>
+      </w:r>
+      <w:proofErr w:type="spellStart"/>
+      <w:r>
+        <w:rPr>
+          <w:rFonts w:ascii="Fira Code" w:eastAsia="Times New Roman" w:hAnsi="Fira Code" w:cs="Fira Code"/>
+          <w:color w:val="FFFFFF"/>
+          <w:sz w:val="15"/>
+          <w:szCs w:val="15"/>
+          <w:lang w:eastAsia="es-MX"/>
+        </w:rPr>
+        <w:t>green</w:t>
+      </w:r>
+      <w:proofErr w:type="spellEnd"/>
+      <w:r>
+        <w:rPr>
+          <w:rFonts w:ascii="Fira Code" w:eastAsia="Times New Roman" w:hAnsi="Fira Code" w:cs="Fira Code"/>
+          <w:color w:val="FFFFFF"/>
+          <w:sz w:val="15"/>
+          <w:szCs w:val="15"/>
+          <w:lang w:eastAsia="es-MX"/>
+        </w:rPr>
+        <w:t xml:space="preserve">); </w:t>
+      </w:r>
+      <w:proofErr w:type="spellStart"/>
       <w:r>
         <w:rPr>
           <w:rFonts w:ascii="Fira Code" w:eastAsia="Times New Roman" w:hAnsi="Fira Code" w:cs="Fira Code"/>
@@ -2515,6 +3164,7 @@
         </w:rPr>
         <w:t>write</w:t>
       </w:r>
+      <w:proofErr w:type="spellEnd"/>
       <w:r>
         <w:rPr>
           <w:rFonts w:ascii="Fira Code" w:eastAsia="Times New Roman" w:hAnsi="Fira Code" w:cs="Fira Code"/>
@@ -2576,7 +3226,7 @@
           <w:color w:val="FFFFFF"/>
           <w:sz w:val="15"/>
           <w:szCs w:val="15"/>
-          <w:lang w:eastAsia="es-MX"/>
+          <w:lang w:val="en-US" w:eastAsia="es-MX"/>
         </w:rPr>
       </w:pPr>
       <w:r>
@@ -2595,7 +3245,7 @@
           <w:color w:val="FF9D00"/>
           <w:sz w:val="15"/>
           <w:szCs w:val="15"/>
-          <w:lang w:eastAsia="es-MX"/>
+          <w:lang w:val="en-US" w:eastAsia="es-MX"/>
         </w:rPr>
         <w:t>while</w:t>
       </w:r>
@@ -2605,7 +3255,7 @@
           <w:color w:val="FFFFFF"/>
           <w:sz w:val="15"/>
           <w:szCs w:val="15"/>
-          <w:lang w:eastAsia="es-MX"/>
+          <w:lang w:val="en-US" w:eastAsia="es-MX"/>
         </w:rPr>
         <w:t xml:space="preserve"> (</w:t>
       </w:r>
@@ -2615,7 +3265,7 @@
           <w:color w:val="FF9D00"/>
           <w:sz w:val="15"/>
           <w:szCs w:val="15"/>
-          <w:lang w:eastAsia="es-MX"/>
+          <w:lang w:val="en-US" w:eastAsia="es-MX"/>
         </w:rPr>
         <w:t>not</w:t>
       </w:r>
@@ -2625,17 +3275,61 @@
           <w:color w:val="FFFFFF"/>
           <w:sz w:val="15"/>
           <w:szCs w:val="15"/>
-          <w:lang w:eastAsia="es-MX"/>
-        </w:rPr>
-        <w:t xml:space="preserve"> eof(archivo)) </w:t>
-      </w:r>
-      <w:r>
-        <w:rPr>
-          <w:rFonts w:ascii="Fira Code" w:eastAsia="Times New Roman" w:hAnsi="Fira Code" w:cs="Fira Code"/>
-          <w:color w:val="FF9D00"/>
-          <w:sz w:val="15"/>
-          <w:szCs w:val="15"/>
-          <w:lang w:eastAsia="es-MX"/>
+          <w:lang w:val="en-US" w:eastAsia="es-MX"/>
+        </w:rPr>
+        <w:t xml:space="preserve"> </w:t>
+      </w:r>
+      <w:proofErr w:type="spellStart"/>
+      <w:r>
+        <w:rPr>
+          <w:rFonts w:ascii="Fira Code" w:eastAsia="Times New Roman" w:hAnsi="Fira Code" w:cs="Fira Code"/>
+          <w:color w:val="FFFFFF"/>
+          <w:sz w:val="15"/>
+          <w:szCs w:val="15"/>
+          <w:lang w:val="en-US" w:eastAsia="es-MX"/>
+        </w:rPr>
+        <w:t>eof</w:t>
+      </w:r>
+      <w:proofErr w:type="spellEnd"/>
+      <w:r>
+        <w:rPr>
+          <w:rFonts w:ascii="Fira Code" w:eastAsia="Times New Roman" w:hAnsi="Fira Code" w:cs="Fira Code"/>
+          <w:color w:val="FFFFFF"/>
+          <w:sz w:val="15"/>
+          <w:szCs w:val="15"/>
+          <w:lang w:val="en-US" w:eastAsia="es-MX"/>
+        </w:rPr>
+        <w:t>(</w:t>
+      </w:r>
+      <w:proofErr w:type="spellStart"/>
+      <w:r>
+        <w:rPr>
+          <w:rFonts w:ascii="Fira Code" w:eastAsia="Times New Roman" w:hAnsi="Fira Code" w:cs="Fira Code"/>
+          <w:color w:val="FFFFFF"/>
+          <w:sz w:val="15"/>
+          <w:szCs w:val="15"/>
+          <w:lang w:val="en-US" w:eastAsia="es-MX"/>
+        </w:rPr>
+        <w:t>archivo</w:t>
+      </w:r>
+      <w:proofErr w:type="spellEnd"/>
+      <w:r>
+        <w:rPr>
+          <w:rFonts w:ascii="Fira Code" w:eastAsia="Times New Roman" w:hAnsi="Fira Code" w:cs="Fira Code"/>
+          <w:color w:val="FFFFFF"/>
+          <w:sz w:val="15"/>
+          <w:szCs w:val="15"/>
+          <w:lang w:val="en-US" w:eastAsia="es-MX"/>
+        </w:rPr>
+        <w:t xml:space="preserve">)) </w:t>
+      </w:r>
+      <w:r>
+        <w:rPr>
+          <w:rFonts w:ascii="Fira Code" w:eastAsia="Times New Roman" w:hAnsi="Fira Code" w:cs="Fira Code"/>
+          <w:color w:val="FF9D00"/>
+          <w:sz w:val="15"/>
+          <w:szCs w:val="15"/>
+          <w:lang w:val="en-US" w:eastAsia="es-MX"/>
         </w:rPr>
         <w:t>do</w:t>
       </w:r>
@@ -2650,16 +3344,16 @@
           <w:color w:val="FFFFFF"/>
           <w:sz w:val="15"/>
           <w:szCs w:val="15"/>
-          <w:lang w:eastAsia="es-MX"/>
-        </w:rPr>
-      </w:pPr>
-      <w:r>
-        <w:rPr>
-          <w:rFonts w:ascii="Fira Code" w:eastAsia="Times New Roman" w:hAnsi="Fira Code" w:cs="Fira Code"/>
-          <w:color w:val="FFFFFF"/>
-          <w:sz w:val="15"/>
-          <w:szCs w:val="15"/>
-          <w:lang w:eastAsia="es-MX"/>
+          <w:lang w:val="en-US" w:eastAsia="es-MX"/>
+        </w:rPr>
+      </w:pPr>
+      <w:r>
+        <w:rPr>
+          <w:rFonts w:ascii="Fira Code" w:eastAsia="Times New Roman" w:hAnsi="Fira Code" w:cs="Fira Code"/>
+          <w:color w:val="FFFFFF"/>
+          <w:sz w:val="15"/>
+          <w:szCs w:val="15"/>
+          <w:lang w:val="en-US" w:eastAsia="es-MX"/>
         </w:rPr>
         <w:t xml:space="preserve">  </w:t>
       </w:r>
@@ -2669,7 +3363,7 @@
           <w:color w:val="FF9D00"/>
           <w:sz w:val="15"/>
           <w:szCs w:val="15"/>
-          <w:lang w:eastAsia="es-MX"/>
+          <w:lang w:val="en-US" w:eastAsia="es-MX"/>
         </w:rPr>
         <w:t>begin</w:t>
       </w:r>
@@ -2684,16 +3378,16 @@
           <w:color w:val="FFFFFF"/>
           <w:sz w:val="15"/>
           <w:szCs w:val="15"/>
-          <w:lang w:eastAsia="es-MX"/>
-        </w:rPr>
-      </w:pPr>
-      <w:r>
-        <w:rPr>
-          <w:rFonts w:ascii="Fira Code" w:eastAsia="Times New Roman" w:hAnsi="Fira Code" w:cs="Fira Code"/>
-          <w:color w:val="FFFFFF"/>
-          <w:sz w:val="15"/>
-          <w:szCs w:val="15"/>
-          <w:lang w:eastAsia="es-MX"/>
+          <w:lang w:val="en-US" w:eastAsia="es-MX"/>
+        </w:rPr>
+      </w:pPr>
+      <w:r>
+        <w:rPr>
+          <w:rFonts w:ascii="Fira Code" w:eastAsia="Times New Roman" w:hAnsi="Fira Code" w:cs="Fira Code"/>
+          <w:color w:val="FFFFFF"/>
+          <w:sz w:val="15"/>
+          <w:szCs w:val="15"/>
+          <w:lang w:val="en-US" w:eastAsia="es-MX"/>
         </w:rPr>
         <w:t xml:space="preserve">    </w:t>
       </w:r>
@@ -2703,7 +3397,7 @@
           <w:color w:val="FF9D00"/>
           <w:sz w:val="15"/>
           <w:szCs w:val="15"/>
-          <w:lang w:eastAsia="es-MX"/>
+          <w:lang w:val="en-US" w:eastAsia="es-MX"/>
         </w:rPr>
         <w:t>read</w:t>
       </w:r>
@@ -2713,51 +3407,75 @@
           <w:color w:val="FFFFFF"/>
           <w:sz w:val="15"/>
           <w:szCs w:val="15"/>
-          <w:lang w:eastAsia="es-MX"/>
-        </w:rPr>
-        <w:t>(archivo,num);</w:t>
-      </w:r>
-    </w:p>
-    <w:p>
-      <w:pPr>
-        <w:shd w:val="clear" w:color="auto" w:fill="2D2B55"/>
-        <w:spacing w:line="210" w:lineRule="atLeast"/>
-        <w:jc w:val="left"/>
-        <w:rPr>
-          <w:rFonts w:ascii="Fira Code" w:eastAsia="Times New Roman" w:hAnsi="Fira Code" w:cs="Fira Code"/>
-          <w:color w:val="FFFFFF"/>
-          <w:sz w:val="15"/>
-          <w:szCs w:val="15"/>
-          <w:lang w:eastAsia="es-MX"/>
-        </w:rPr>
-      </w:pPr>
-      <w:r>
-        <w:rPr>
-          <w:rFonts w:ascii="Fira Code" w:eastAsia="Times New Roman" w:hAnsi="Fira Code" w:cs="Fira Code"/>
-          <w:color w:val="FFFFFF"/>
-          <w:sz w:val="15"/>
-          <w:szCs w:val="15"/>
-          <w:lang w:eastAsia="es-MX"/>
+          <w:lang w:val="en-US" w:eastAsia="es-MX"/>
+        </w:rPr>
+        <w:t>(</w:t>
+      </w:r>
+      <w:proofErr w:type="spellStart"/>
+      <w:r>
+        <w:rPr>
+          <w:rFonts w:ascii="Fira Code" w:eastAsia="Times New Roman" w:hAnsi="Fira Code" w:cs="Fira Code"/>
+          <w:color w:val="FFFFFF"/>
+          <w:sz w:val="15"/>
+          <w:szCs w:val="15"/>
+          <w:lang w:val="en-US" w:eastAsia="es-MX"/>
+        </w:rPr>
+        <w:t>archivo,num</w:t>
+      </w:r>
+      <w:proofErr w:type="spellEnd"/>
+      <w:r>
+        <w:rPr>
+          <w:rFonts w:ascii="Fira Code" w:eastAsia="Times New Roman" w:hAnsi="Fira Code" w:cs="Fira Code"/>
+          <w:color w:val="FFFFFF"/>
+          <w:sz w:val="15"/>
+          <w:szCs w:val="15"/>
+          <w:lang w:val="en-US" w:eastAsia="es-MX"/>
+        </w:rPr>
+        <w:t>);</w:t>
+      </w:r>
+    </w:p>
+    <w:p>
+      <w:pPr>
+        <w:shd w:val="clear" w:color="auto" w:fill="2D2B55"/>
+        <w:spacing w:line="210" w:lineRule="atLeast"/>
+        <w:jc w:val="left"/>
+        <w:rPr>
+          <w:rFonts w:ascii="Fira Code" w:eastAsia="Times New Roman" w:hAnsi="Fira Code" w:cs="Fira Code"/>
+          <w:color w:val="FFFFFF"/>
+          <w:sz w:val="15"/>
+          <w:szCs w:val="15"/>
+          <w:lang w:val="en-US" w:eastAsia="es-MX"/>
+        </w:rPr>
+      </w:pPr>
+      <w:r>
+        <w:rPr>
+          <w:rFonts w:ascii="Fira Code" w:eastAsia="Times New Roman" w:hAnsi="Fira Code" w:cs="Fira Code"/>
+          <w:color w:val="FFFFFF"/>
+          <w:sz w:val="15"/>
+          <w:szCs w:val="15"/>
+          <w:lang w:val="en-US" w:eastAsia="es-MX"/>
         </w:rPr>
         <w:t xml:space="preserve">    </w:t>
       </w:r>
-      <w:r>
-        <w:rPr>
-          <w:rFonts w:ascii="Fira Code" w:eastAsia="Times New Roman" w:hAnsi="Fira Code" w:cs="Fira Code"/>
-          <w:color w:val="FF9D00"/>
-          <w:sz w:val="15"/>
-          <w:szCs w:val="15"/>
-          <w:lang w:eastAsia="es-MX"/>
+      <w:proofErr w:type="spellStart"/>
+      <w:r>
+        <w:rPr>
+          <w:rFonts w:ascii="Fira Code" w:eastAsia="Times New Roman" w:hAnsi="Fira Code" w:cs="Fira Code"/>
+          <w:color w:val="FF9D00"/>
+          <w:sz w:val="15"/>
+          <w:szCs w:val="15"/>
+          <w:lang w:val="en-US" w:eastAsia="es-MX"/>
         </w:rPr>
         <w:t>textcolor</w:t>
       </w:r>
-      <w:r>
-        <w:rPr>
-          <w:rFonts w:ascii="Fira Code" w:eastAsia="Times New Roman" w:hAnsi="Fira Code" w:cs="Fira Code"/>
-          <w:color w:val="FFFFFF"/>
-          <w:sz w:val="15"/>
-          <w:szCs w:val="15"/>
-          <w:lang w:eastAsia="es-MX"/>
+      <w:proofErr w:type="spellEnd"/>
+      <w:r>
+        <w:rPr>
+          <w:rFonts w:ascii="Fira Code" w:eastAsia="Times New Roman" w:hAnsi="Fira Code" w:cs="Fira Code"/>
+          <w:color w:val="FFFFFF"/>
+          <w:sz w:val="15"/>
+          <w:szCs w:val="15"/>
+          <w:lang w:val="en-US" w:eastAsia="es-MX"/>
         </w:rPr>
         <w:t xml:space="preserve">(yellow); </w:t>
       </w:r>
@@ -2767,7 +3485,7 @@
           <w:color w:val="FF9D00"/>
           <w:sz w:val="15"/>
           <w:szCs w:val="15"/>
-          <w:lang w:eastAsia="es-MX"/>
+          <w:lang w:val="en-US" w:eastAsia="es-MX"/>
         </w:rPr>
         <w:t>write</w:t>
       </w:r>
@@ -2777,7 +3495,7 @@
           <w:color w:val="FFFFFF"/>
           <w:sz w:val="15"/>
           <w:szCs w:val="15"/>
-          <w:lang w:eastAsia="es-MX"/>
+          <w:lang w:val="en-US" w:eastAsia="es-MX"/>
         </w:rPr>
         <w:t>(num,</w:t>
       </w:r>
@@ -2787,7 +3505,7 @@
           <w:color w:val="92FC79"/>
           <w:sz w:val="15"/>
           <w:szCs w:val="15"/>
-          <w:lang w:eastAsia="es-MX"/>
+          <w:lang w:val="en-US" w:eastAsia="es-MX"/>
         </w:rPr>
         <w:t>'</w:t>
       </w:r>
@@ -2797,7 +3515,7 @@
           <w:color w:val="A5FF90"/>
           <w:sz w:val="15"/>
           <w:szCs w:val="15"/>
-          <w:lang w:eastAsia="es-MX"/>
+          <w:lang w:val="en-US" w:eastAsia="es-MX"/>
         </w:rPr>
         <w:t xml:space="preserve"> </w:t>
       </w:r>
@@ -2807,7 +3525,7 @@
           <w:color w:val="92FC79"/>
           <w:sz w:val="15"/>
           <w:szCs w:val="15"/>
-          <w:lang w:eastAsia="es-MX"/>
+          <w:lang w:val="en-US" w:eastAsia="es-MX"/>
         </w:rPr>
         <w:t>'</w:t>
       </w:r>
@@ -2817,7 +3535,7 @@
           <w:color w:val="FFFFFF"/>
           <w:sz w:val="15"/>
           <w:szCs w:val="15"/>
-          <w:lang w:eastAsia="es-MX"/>
+          <w:lang w:val="en-US" w:eastAsia="es-MX"/>
         </w:rPr>
         <w:t>);</w:t>
       </w:r>
@@ -2832,16 +3550,16 @@
           <w:color w:val="FFFFFF"/>
           <w:sz w:val="15"/>
           <w:szCs w:val="15"/>
-          <w:lang w:eastAsia="es-MX"/>
-        </w:rPr>
-      </w:pPr>
-      <w:r>
-        <w:rPr>
-          <w:rFonts w:ascii="Fira Code" w:eastAsia="Times New Roman" w:hAnsi="Fira Code" w:cs="Fira Code"/>
-          <w:color w:val="FFFFFF"/>
-          <w:sz w:val="15"/>
-          <w:szCs w:val="15"/>
-          <w:lang w:eastAsia="es-MX"/>
+          <w:lang w:val="en-US" w:eastAsia="es-MX"/>
+        </w:rPr>
+      </w:pPr>
+      <w:r>
+        <w:rPr>
+          <w:rFonts w:ascii="Fira Code" w:eastAsia="Times New Roman" w:hAnsi="Fira Code" w:cs="Fira Code"/>
+          <w:color w:val="FFFFFF"/>
+          <w:sz w:val="15"/>
+          <w:szCs w:val="15"/>
+          <w:lang w:val="en-US" w:eastAsia="es-MX"/>
         </w:rPr>
         <w:t xml:space="preserve">    </w:t>
       </w:r>
@@ -2851,7 +3569,7 @@
           <w:color w:val="FF9D00"/>
           <w:sz w:val="15"/>
           <w:szCs w:val="15"/>
-          <w:lang w:eastAsia="es-MX"/>
+          <w:lang w:val="en-US" w:eastAsia="es-MX"/>
         </w:rPr>
         <w:t>if</w:t>
       </w:r>
@@ -2861,17 +3579,39 @@
           <w:color w:val="FFFFFF"/>
           <w:sz w:val="15"/>
           <w:szCs w:val="15"/>
-          <w:lang w:eastAsia="es-MX"/>
-        </w:rPr>
-        <w:t xml:space="preserve"> (num&lt;num_corte) </w:t>
-      </w:r>
-      <w:r>
-        <w:rPr>
-          <w:rFonts w:ascii="Fira Code" w:eastAsia="Times New Roman" w:hAnsi="Fira Code" w:cs="Fira Code"/>
-          <w:color w:val="FF9D00"/>
-          <w:sz w:val="15"/>
-          <w:szCs w:val="15"/>
-          <w:lang w:eastAsia="es-MX"/>
+          <w:lang w:val="en-US" w:eastAsia="es-MX"/>
+        </w:rPr>
+        <w:t xml:space="preserve"> (num&lt;</w:t>
+      </w:r>
+      <w:proofErr w:type="spellStart"/>
+      <w:r>
+        <w:rPr>
+          <w:rFonts w:ascii="Fira Code" w:eastAsia="Times New Roman" w:hAnsi="Fira Code" w:cs="Fira Code"/>
+          <w:color w:val="FFFFFF"/>
+          <w:sz w:val="15"/>
+          <w:szCs w:val="15"/>
+          <w:lang w:val="en-US" w:eastAsia="es-MX"/>
+        </w:rPr>
+        <w:t>num_corte</w:t>
+      </w:r>
+      <w:proofErr w:type="spellEnd"/>
+      <w:r>
+        <w:rPr>
+          <w:rFonts w:ascii="Fira Code" w:eastAsia="Times New Roman" w:hAnsi="Fira Code" w:cs="Fira Code"/>
+          <w:color w:val="FFFFFF"/>
+          <w:sz w:val="15"/>
+          <w:szCs w:val="15"/>
+          <w:lang w:val="en-US" w:eastAsia="es-MX"/>
+        </w:rPr>
+        <w:t xml:space="preserve">) </w:t>
+      </w:r>
+      <w:r>
+        <w:rPr>
+          <w:rFonts w:ascii="Fira Code" w:eastAsia="Times New Roman" w:hAnsi="Fira Code" w:cs="Fira Code"/>
+          <w:color w:val="FF9D00"/>
+          <w:sz w:val="15"/>
+          <w:szCs w:val="15"/>
+          <w:lang w:val="en-US" w:eastAsia="es-MX"/>
         </w:rPr>
         <w:t>then</w:t>
       </w:r>
@@ -2886,18 +3626,40 @@
           <w:color w:val="FFFFFF"/>
           <w:sz w:val="15"/>
           <w:szCs w:val="15"/>
-          <w:lang w:eastAsia="es-MX"/>
-        </w:rPr>
-      </w:pPr>
-      <w:r>
-        <w:rPr>
-          <w:rFonts w:ascii="Fira Code" w:eastAsia="Times New Roman" w:hAnsi="Fira Code" w:cs="Fira Code"/>
-          <w:color w:val="FFFFFF"/>
-          <w:sz w:val="15"/>
-          <w:szCs w:val="15"/>
-          <w:lang w:eastAsia="es-MX"/>
-        </w:rPr>
-        <w:t>      nums_corte:=nums_corte+</w:t>
+          <w:lang w:val="en-US" w:eastAsia="es-MX"/>
+        </w:rPr>
+      </w:pPr>
+      <w:r>
+        <w:rPr>
+          <w:rFonts w:ascii="Fira Code" w:eastAsia="Times New Roman" w:hAnsi="Fira Code" w:cs="Fira Code"/>
+          <w:color w:val="FFFFFF"/>
+          <w:sz w:val="15"/>
+          <w:szCs w:val="15"/>
+          <w:lang w:val="en-US" w:eastAsia="es-MX"/>
+        </w:rPr>
+        <w:t xml:space="preserve">      </w:t>
+      </w:r>
+      <w:proofErr w:type="spellStart"/>
+      <w:r>
+        <w:rPr>
+          <w:rFonts w:ascii="Fira Code" w:eastAsia="Times New Roman" w:hAnsi="Fira Code" w:cs="Fira Code"/>
+          <w:color w:val="FFFFFF"/>
+          <w:sz w:val="15"/>
+          <w:szCs w:val="15"/>
+          <w:lang w:val="en-US" w:eastAsia="es-MX"/>
+        </w:rPr>
+        <w:t>nums_corte</w:t>
+      </w:r>
+      <w:proofErr w:type="spellEnd"/>
+      <w:r>
+        <w:rPr>
+          <w:rFonts w:ascii="Fira Code" w:eastAsia="Times New Roman" w:hAnsi="Fira Code" w:cs="Fira Code"/>
+          <w:color w:val="FFFFFF"/>
+          <w:sz w:val="15"/>
+          <w:szCs w:val="15"/>
+          <w:lang w:val="en-US" w:eastAsia="es-MX"/>
+        </w:rPr>
+        <w:t>:=nums_corte+</w:t>
       </w:r>
       <w:r>
         <w:rPr>
@@ -2905,7 +3667,7 @@
           <w:color w:val="FF628C"/>
           <w:sz w:val="15"/>
           <w:szCs w:val="15"/>
-          <w:lang w:eastAsia="es-MX"/>
+          <w:lang w:val="en-US" w:eastAsia="es-MX"/>
         </w:rPr>
         <w:t>1</w:t>
       </w:r>
@@ -2915,7 +3677,7 @@
           <w:color w:val="FFFFFF"/>
           <w:sz w:val="15"/>
           <w:szCs w:val="15"/>
-          <w:lang w:eastAsia="es-MX"/>
+          <w:lang w:val="en-US" w:eastAsia="es-MX"/>
         </w:rPr>
         <w:t>;</w:t>
       </w:r>
@@ -2930,40 +3692,84 @@
           <w:color w:val="FFFFFF"/>
           <w:sz w:val="15"/>
           <w:szCs w:val="15"/>
-          <w:lang w:eastAsia="es-MX"/>
-        </w:rPr>
-      </w:pPr>
-      <w:r>
-        <w:rPr>
-          <w:rFonts w:ascii="Fira Code" w:eastAsia="Times New Roman" w:hAnsi="Fira Code" w:cs="Fira Code"/>
-          <w:color w:val="FFFFFF"/>
-          <w:sz w:val="15"/>
-          <w:szCs w:val="15"/>
-          <w:lang w:eastAsia="es-MX"/>
-        </w:rPr>
-        <w:t>    suma:=suma+num;</w:t>
-      </w:r>
-    </w:p>
-    <w:p>
-      <w:pPr>
-        <w:shd w:val="clear" w:color="auto" w:fill="2D2B55"/>
-        <w:spacing w:line="210" w:lineRule="atLeast"/>
-        <w:jc w:val="left"/>
-        <w:rPr>
-          <w:rFonts w:ascii="Fira Code" w:eastAsia="Times New Roman" w:hAnsi="Fira Code" w:cs="Fira Code"/>
-          <w:color w:val="FFFFFF"/>
-          <w:sz w:val="15"/>
-          <w:szCs w:val="15"/>
-          <w:lang w:eastAsia="es-MX"/>
-        </w:rPr>
-      </w:pPr>
-      <w:r>
-        <w:rPr>
-          <w:rFonts w:ascii="Fira Code" w:eastAsia="Times New Roman" w:hAnsi="Fira Code" w:cs="Fira Code"/>
-          <w:color w:val="FFFFFF"/>
-          <w:sz w:val="15"/>
-          <w:szCs w:val="15"/>
-          <w:lang w:eastAsia="es-MX"/>
+          <w:lang w:val="en-US" w:eastAsia="es-MX"/>
+        </w:rPr>
+      </w:pPr>
+      <w:r>
+        <w:rPr>
+          <w:rFonts w:ascii="Fira Code" w:eastAsia="Times New Roman" w:hAnsi="Fira Code" w:cs="Fira Code"/>
+          <w:color w:val="FFFFFF"/>
+          <w:sz w:val="15"/>
+          <w:szCs w:val="15"/>
+          <w:lang w:val="en-US" w:eastAsia="es-MX"/>
+        </w:rPr>
+        <w:t xml:space="preserve">    </w:t>
+      </w:r>
+      <w:proofErr w:type="spellStart"/>
+      <w:r>
+        <w:rPr>
+          <w:rFonts w:ascii="Fira Code" w:eastAsia="Times New Roman" w:hAnsi="Fira Code" w:cs="Fira Code"/>
+          <w:color w:val="FFFFFF"/>
+          <w:sz w:val="15"/>
+          <w:szCs w:val="15"/>
+          <w:lang w:val="en-US" w:eastAsia="es-MX"/>
+        </w:rPr>
+        <w:t>suma</w:t>
+      </w:r>
+      <w:proofErr w:type="spellEnd"/>
+      <w:r>
+        <w:rPr>
+          <w:rFonts w:ascii="Fira Code" w:eastAsia="Times New Roman" w:hAnsi="Fira Code" w:cs="Fira Code"/>
+          <w:color w:val="FFFFFF"/>
+          <w:sz w:val="15"/>
+          <w:szCs w:val="15"/>
+          <w:lang w:val="en-US" w:eastAsia="es-MX"/>
+        </w:rPr>
+        <w:t>:=</w:t>
+      </w:r>
+      <w:proofErr w:type="spellStart"/>
+      <w:r>
+        <w:rPr>
+          <w:rFonts w:ascii="Fira Code" w:eastAsia="Times New Roman" w:hAnsi="Fira Code" w:cs="Fira Code"/>
+          <w:color w:val="FFFFFF"/>
+          <w:sz w:val="15"/>
+          <w:szCs w:val="15"/>
+          <w:lang w:val="en-US" w:eastAsia="es-MX"/>
+        </w:rPr>
+        <w:t>suma+num</w:t>
+      </w:r>
+      <w:proofErr w:type="spellEnd"/>
+      <w:r>
+        <w:rPr>
+          <w:rFonts w:ascii="Fira Code" w:eastAsia="Times New Roman" w:hAnsi="Fira Code" w:cs="Fira Code"/>
+          <w:color w:val="FFFFFF"/>
+          <w:sz w:val="15"/>
+          <w:szCs w:val="15"/>
+          <w:lang w:val="en-US" w:eastAsia="es-MX"/>
+        </w:rPr>
+        <w:t>;</w:t>
+      </w:r>
+    </w:p>
+    <w:p>
+      <w:pPr>
+        <w:shd w:val="clear" w:color="auto" w:fill="2D2B55"/>
+        <w:spacing w:line="210" w:lineRule="atLeast"/>
+        <w:jc w:val="left"/>
+        <w:rPr>
+          <w:rFonts w:ascii="Fira Code" w:eastAsia="Times New Roman" w:hAnsi="Fira Code" w:cs="Fira Code"/>
+          <w:color w:val="FFFFFF"/>
+          <w:sz w:val="15"/>
+          <w:szCs w:val="15"/>
+          <w:lang w:val="en-US" w:eastAsia="es-MX"/>
+        </w:rPr>
+      </w:pPr>
+      <w:r>
+        <w:rPr>
+          <w:rFonts w:ascii="Fira Code" w:eastAsia="Times New Roman" w:hAnsi="Fira Code" w:cs="Fira Code"/>
+          <w:color w:val="FFFFFF"/>
+          <w:sz w:val="15"/>
+          <w:szCs w:val="15"/>
+          <w:lang w:val="en-US" w:eastAsia="es-MX"/>
         </w:rPr>
         <w:t xml:space="preserve">  </w:t>
       </w:r>
@@ -2973,7 +3779,7 @@
           <w:color w:val="FF9D00"/>
           <w:sz w:val="15"/>
           <w:szCs w:val="15"/>
-          <w:lang w:eastAsia="es-MX"/>
+          <w:lang w:val="en-US" w:eastAsia="es-MX"/>
         </w:rPr>
         <w:t>end</w:t>
       </w:r>
@@ -2983,7 +3789,7 @@
           <w:color w:val="FFFFFF"/>
           <w:sz w:val="15"/>
           <w:szCs w:val="15"/>
-          <w:lang w:eastAsia="es-MX"/>
+          <w:lang w:val="en-US" w:eastAsia="es-MX"/>
         </w:rPr>
         <w:t>;</w:t>
       </w:r>
@@ -2998,16 +3804,16 @@
           <w:color w:val="FFFFFF"/>
           <w:sz w:val="15"/>
           <w:szCs w:val="15"/>
-          <w:lang w:eastAsia="es-MX"/>
-        </w:rPr>
-      </w:pPr>
-      <w:r>
-        <w:rPr>
-          <w:rFonts w:ascii="Fira Code" w:eastAsia="Times New Roman" w:hAnsi="Fira Code" w:cs="Fira Code"/>
-          <w:color w:val="FFFFFF"/>
-          <w:sz w:val="15"/>
-          <w:szCs w:val="15"/>
-          <w:lang w:eastAsia="es-MX"/>
+          <w:lang w:val="en-US" w:eastAsia="es-MX"/>
+        </w:rPr>
+      </w:pPr>
+      <w:r>
+        <w:rPr>
+          <w:rFonts w:ascii="Fira Code" w:eastAsia="Times New Roman" w:hAnsi="Fira Code" w:cs="Fira Code"/>
+          <w:color w:val="FFFFFF"/>
+          <w:sz w:val="15"/>
+          <w:szCs w:val="15"/>
+          <w:lang w:val="en-US" w:eastAsia="es-MX"/>
         </w:rPr>
         <w:t xml:space="preserve">  </w:t>
       </w:r>
@@ -3017,7 +3823,7 @@
           <w:color w:val="FF9D00"/>
           <w:sz w:val="15"/>
           <w:szCs w:val="15"/>
-          <w:lang w:eastAsia="es-MX"/>
+          <w:lang w:val="en-US" w:eastAsia="es-MX"/>
         </w:rPr>
         <w:t>if</w:t>
       </w:r>
@@ -3027,9 +3833,53 @@
           <w:color w:val="FFFFFF"/>
           <w:sz w:val="15"/>
           <w:szCs w:val="15"/>
-          <w:lang w:eastAsia="es-MX"/>
-        </w:rPr>
-        <w:t xml:space="preserve"> (fileSize(archivo)&gt;</w:t>
+          <w:lang w:val="en-US" w:eastAsia="es-MX"/>
+        </w:rPr>
+        <w:t xml:space="preserve"> (</w:t>
+      </w:r>
+      <w:proofErr w:type="spellStart"/>
+      <w:r>
+        <w:rPr>
+          <w:rFonts w:ascii="Fira Code" w:eastAsia="Times New Roman" w:hAnsi="Fira Code" w:cs="Fira Code"/>
+          <w:color w:val="FFFFFF"/>
+          <w:sz w:val="15"/>
+          <w:szCs w:val="15"/>
+          <w:lang w:val="en-US" w:eastAsia="es-MX"/>
+        </w:rPr>
+        <w:t>fileSize</w:t>
+      </w:r>
+      <w:proofErr w:type="spellEnd"/>
+      <w:r>
+        <w:rPr>
+          <w:rFonts w:ascii="Fira Code" w:eastAsia="Times New Roman" w:hAnsi="Fira Code" w:cs="Fira Code"/>
+          <w:color w:val="FFFFFF"/>
+          <w:sz w:val="15"/>
+          <w:szCs w:val="15"/>
+          <w:lang w:val="en-US" w:eastAsia="es-MX"/>
+        </w:rPr>
+        <w:t>(</w:t>
+      </w:r>
+      <w:proofErr w:type="spellStart"/>
+      <w:r>
+        <w:rPr>
+          <w:rFonts w:ascii="Fira Code" w:eastAsia="Times New Roman" w:hAnsi="Fira Code" w:cs="Fira Code"/>
+          <w:color w:val="FFFFFF"/>
+          <w:sz w:val="15"/>
+          <w:szCs w:val="15"/>
+          <w:lang w:val="en-US" w:eastAsia="es-MX"/>
+        </w:rPr>
+        <w:t>archivo</w:t>
+      </w:r>
+      <w:proofErr w:type="spellEnd"/>
+      <w:r>
+        <w:rPr>
+          <w:rFonts w:ascii="Fira Code" w:eastAsia="Times New Roman" w:hAnsi="Fira Code" w:cs="Fira Code"/>
+          <w:color w:val="FFFFFF"/>
+          <w:sz w:val="15"/>
+          <w:szCs w:val="15"/>
+          <w:lang w:val="en-US" w:eastAsia="es-MX"/>
+        </w:rPr>
+        <w:t>)&gt;</w:t>
       </w:r>
       <w:r>
         <w:rPr>
@@ -3037,7 +3887,7 @@
           <w:color w:val="FF628C"/>
           <w:sz w:val="15"/>
           <w:szCs w:val="15"/>
-          <w:lang w:eastAsia="es-MX"/>
+          <w:lang w:val="en-US" w:eastAsia="es-MX"/>
         </w:rPr>
         <w:t>0</w:t>
       </w:r>
@@ -3047,7 +3897,7 @@
           <w:color w:val="FFFFFF"/>
           <w:sz w:val="15"/>
           <w:szCs w:val="15"/>
-          <w:lang w:eastAsia="es-MX"/>
+          <w:lang w:val="en-US" w:eastAsia="es-MX"/>
         </w:rPr>
         <w:t xml:space="preserve">) </w:t>
       </w:r>
@@ -3057,7 +3907,7 @@
           <w:color w:val="FF9D00"/>
           <w:sz w:val="15"/>
           <w:szCs w:val="15"/>
-          <w:lang w:eastAsia="es-MX"/>
+          <w:lang w:val="en-US" w:eastAsia="es-MX"/>
         </w:rPr>
         <w:t>then</w:t>
       </w:r>
@@ -3072,60 +3922,128 @@
           <w:color w:val="FFFFFF"/>
           <w:sz w:val="15"/>
           <w:szCs w:val="15"/>
-          <w:lang w:eastAsia="es-MX"/>
-        </w:rPr>
-      </w:pPr>
-      <w:r>
-        <w:rPr>
-          <w:rFonts w:ascii="Fira Code" w:eastAsia="Times New Roman" w:hAnsi="Fira Code" w:cs="Fira Code"/>
-          <w:color w:val="FFFFFF"/>
-          <w:sz w:val="15"/>
-          <w:szCs w:val="15"/>
-          <w:lang w:eastAsia="es-MX"/>
-        </w:rPr>
-        <w:t>    prom:=suma/fileSize(archivo);</w:t>
-      </w:r>
-    </w:p>
-    <w:p>
-      <w:pPr>
-        <w:shd w:val="clear" w:color="auto" w:fill="2D2B55"/>
-        <w:spacing w:line="210" w:lineRule="atLeast"/>
-        <w:jc w:val="left"/>
-        <w:rPr>
-          <w:rFonts w:ascii="Fira Code" w:eastAsia="Times New Roman" w:hAnsi="Fira Code" w:cs="Fira Code"/>
-          <w:color w:val="FFFFFF"/>
-          <w:sz w:val="15"/>
-          <w:szCs w:val="15"/>
-          <w:lang w:eastAsia="es-MX"/>
-        </w:rPr>
-      </w:pPr>
-      <w:r>
-        <w:rPr>
-          <w:rFonts w:ascii="Fira Code" w:eastAsia="Times New Roman" w:hAnsi="Fira Code" w:cs="Fira Code"/>
-          <w:color w:val="FFFFFF"/>
-          <w:sz w:val="15"/>
-          <w:szCs w:val="15"/>
-          <w:lang w:eastAsia="es-MX"/>
+          <w:lang w:val="en-US" w:eastAsia="es-MX"/>
+        </w:rPr>
+      </w:pPr>
+      <w:r>
+        <w:rPr>
+          <w:rFonts w:ascii="Fira Code" w:eastAsia="Times New Roman" w:hAnsi="Fira Code" w:cs="Fira Code"/>
+          <w:color w:val="FFFFFF"/>
+          <w:sz w:val="15"/>
+          <w:szCs w:val="15"/>
+          <w:lang w:val="en-US" w:eastAsia="es-MX"/>
+        </w:rPr>
+        <w:t>    prom:=</w:t>
+      </w:r>
+      <w:proofErr w:type="spellStart"/>
+      <w:r>
+        <w:rPr>
+          <w:rFonts w:ascii="Fira Code" w:eastAsia="Times New Roman" w:hAnsi="Fira Code" w:cs="Fira Code"/>
+          <w:color w:val="FFFFFF"/>
+          <w:sz w:val="15"/>
+          <w:szCs w:val="15"/>
+          <w:lang w:val="en-US" w:eastAsia="es-MX"/>
+        </w:rPr>
+        <w:t>suma</w:t>
+      </w:r>
+      <w:proofErr w:type="spellEnd"/>
+      <w:r>
+        <w:rPr>
+          <w:rFonts w:ascii="Fira Code" w:eastAsia="Times New Roman" w:hAnsi="Fira Code" w:cs="Fira Code"/>
+          <w:color w:val="FFFFFF"/>
+          <w:sz w:val="15"/>
+          <w:szCs w:val="15"/>
+          <w:lang w:val="en-US" w:eastAsia="es-MX"/>
+        </w:rPr>
+        <w:t>/</w:t>
+      </w:r>
+      <w:proofErr w:type="spellStart"/>
+      <w:r>
+        <w:rPr>
+          <w:rFonts w:ascii="Fira Code" w:eastAsia="Times New Roman" w:hAnsi="Fira Code" w:cs="Fira Code"/>
+          <w:color w:val="FFFFFF"/>
+          <w:sz w:val="15"/>
+          <w:szCs w:val="15"/>
+          <w:lang w:val="en-US" w:eastAsia="es-MX"/>
+        </w:rPr>
+        <w:t>fileSize</w:t>
+      </w:r>
+      <w:proofErr w:type="spellEnd"/>
+      <w:r>
+        <w:rPr>
+          <w:rFonts w:ascii="Fira Code" w:eastAsia="Times New Roman" w:hAnsi="Fira Code" w:cs="Fira Code"/>
+          <w:color w:val="FFFFFF"/>
+          <w:sz w:val="15"/>
+          <w:szCs w:val="15"/>
+          <w:lang w:val="en-US" w:eastAsia="es-MX"/>
+        </w:rPr>
+        <w:t>(</w:t>
+      </w:r>
+      <w:proofErr w:type="spellStart"/>
+      <w:r>
+        <w:rPr>
+          <w:rFonts w:ascii="Fira Code" w:eastAsia="Times New Roman" w:hAnsi="Fira Code" w:cs="Fira Code"/>
+          <w:color w:val="FFFFFF"/>
+          <w:sz w:val="15"/>
+          <w:szCs w:val="15"/>
+          <w:lang w:val="en-US" w:eastAsia="es-MX"/>
+        </w:rPr>
+        <w:t>archivo</w:t>
+      </w:r>
+      <w:proofErr w:type="spellEnd"/>
+      <w:r>
+        <w:rPr>
+          <w:rFonts w:ascii="Fira Code" w:eastAsia="Times New Roman" w:hAnsi="Fira Code" w:cs="Fira Code"/>
+          <w:color w:val="FFFFFF"/>
+          <w:sz w:val="15"/>
+          <w:szCs w:val="15"/>
+          <w:lang w:val="en-US" w:eastAsia="es-MX"/>
+        </w:rPr>
+        <w:t>);</w:t>
+      </w:r>
+    </w:p>
+    <w:p>
+      <w:pPr>
+        <w:shd w:val="clear" w:color="auto" w:fill="2D2B55"/>
+        <w:spacing w:line="210" w:lineRule="atLeast"/>
+        <w:jc w:val="left"/>
+        <w:rPr>
+          <w:rFonts w:ascii="Fira Code" w:eastAsia="Times New Roman" w:hAnsi="Fira Code" w:cs="Fira Code"/>
+          <w:color w:val="FFFFFF"/>
+          <w:sz w:val="15"/>
+          <w:szCs w:val="15"/>
+          <w:lang w:val="en-US" w:eastAsia="es-MX"/>
+        </w:rPr>
+      </w:pPr>
+      <w:r>
+        <w:rPr>
+          <w:rFonts w:ascii="Fira Code" w:eastAsia="Times New Roman" w:hAnsi="Fira Code" w:cs="Fira Code"/>
+          <w:color w:val="FFFFFF"/>
+          <w:sz w:val="15"/>
+          <w:szCs w:val="15"/>
+          <w:lang w:val="en-US" w:eastAsia="es-MX"/>
         </w:rPr>
         <w:t xml:space="preserve">  </w:t>
       </w:r>
-      <w:r>
-        <w:rPr>
-          <w:rFonts w:ascii="Fira Code" w:eastAsia="Times New Roman" w:hAnsi="Fira Code" w:cs="Fira Code"/>
-          <w:color w:val="FF9D00"/>
-          <w:sz w:val="15"/>
-          <w:szCs w:val="15"/>
-          <w:lang w:eastAsia="es-MX"/>
+      <w:proofErr w:type="spellStart"/>
+      <w:r>
+        <w:rPr>
+          <w:rFonts w:ascii="Fira Code" w:eastAsia="Times New Roman" w:hAnsi="Fira Code" w:cs="Fira Code"/>
+          <w:color w:val="FF9D00"/>
+          <w:sz w:val="15"/>
+          <w:szCs w:val="15"/>
+          <w:lang w:val="en-US" w:eastAsia="es-MX"/>
         </w:rPr>
         <w:t>writeln</w:t>
       </w:r>
-      <w:r>
-        <w:rPr>
-          <w:rFonts w:ascii="Fira Code" w:eastAsia="Times New Roman" w:hAnsi="Fira Code" w:cs="Fira Code"/>
-          <w:color w:val="FFFFFF"/>
-          <w:sz w:val="15"/>
-          <w:szCs w:val="15"/>
-          <w:lang w:eastAsia="es-MX"/>
+      <w:proofErr w:type="spellEnd"/>
+      <w:r>
+        <w:rPr>
+          <w:rFonts w:ascii="Fira Code" w:eastAsia="Times New Roman" w:hAnsi="Fira Code" w:cs="Fira Code"/>
+          <w:color w:val="FFFFFF"/>
+          <w:sz w:val="15"/>
+          <w:szCs w:val="15"/>
+          <w:lang w:val="en-US" w:eastAsia="es-MX"/>
         </w:rPr>
         <w:t>();</w:t>
       </w:r>
@@ -3140,40 +4058,62 @@
           <w:color w:val="FFFFFF"/>
           <w:sz w:val="15"/>
           <w:szCs w:val="15"/>
-          <w:lang w:eastAsia="es-MX"/>
-        </w:rPr>
-      </w:pPr>
-      <w:r>
-        <w:rPr>
-          <w:rFonts w:ascii="Fira Code" w:eastAsia="Times New Roman" w:hAnsi="Fira Code" w:cs="Fira Code"/>
-          <w:color w:val="FFFFFF"/>
-          <w:sz w:val="15"/>
-          <w:szCs w:val="15"/>
-          <w:lang w:eastAsia="es-MX"/>
-        </w:rPr>
-        <w:t>  close(archivo);</w:t>
-      </w:r>
-    </w:p>
-    <w:p>
-      <w:pPr>
-        <w:shd w:val="clear" w:color="auto" w:fill="2D2B55"/>
-        <w:spacing w:line="210" w:lineRule="atLeast"/>
-        <w:jc w:val="left"/>
-        <w:rPr>
-          <w:rFonts w:ascii="Fira Code" w:eastAsia="Times New Roman" w:hAnsi="Fira Code" w:cs="Fira Code"/>
-          <w:color w:val="FFFFFF"/>
-          <w:sz w:val="15"/>
-          <w:szCs w:val="15"/>
-          <w:lang w:eastAsia="es-MX"/>
-        </w:rPr>
-      </w:pPr>
-      <w:r>
-        <w:rPr>
-          <w:rFonts w:ascii="Fira Code" w:eastAsia="Times New Roman" w:hAnsi="Fira Code" w:cs="Fira Code"/>
-          <w:color w:val="FF9D00"/>
-          <w:sz w:val="15"/>
-          <w:szCs w:val="15"/>
-          <w:lang w:eastAsia="es-MX"/>
+          <w:lang w:val="en-US" w:eastAsia="es-MX"/>
+        </w:rPr>
+      </w:pPr>
+      <w:r>
+        <w:rPr>
+          <w:rFonts w:ascii="Fira Code" w:eastAsia="Times New Roman" w:hAnsi="Fira Code" w:cs="Fira Code"/>
+          <w:color w:val="FFFFFF"/>
+          <w:sz w:val="15"/>
+          <w:szCs w:val="15"/>
+          <w:lang w:val="en-US" w:eastAsia="es-MX"/>
+        </w:rPr>
+        <w:t>  close(</w:t>
+      </w:r>
+      <w:proofErr w:type="spellStart"/>
+      <w:r>
+        <w:rPr>
+          <w:rFonts w:ascii="Fira Code" w:eastAsia="Times New Roman" w:hAnsi="Fira Code" w:cs="Fira Code"/>
+          <w:color w:val="FFFFFF"/>
+          <w:sz w:val="15"/>
+          <w:szCs w:val="15"/>
+          <w:lang w:val="en-US" w:eastAsia="es-MX"/>
+        </w:rPr>
+        <w:t>archivo</w:t>
+      </w:r>
+      <w:proofErr w:type="spellEnd"/>
+      <w:r>
+        <w:rPr>
+          <w:rFonts w:ascii="Fira Code" w:eastAsia="Times New Roman" w:hAnsi="Fira Code" w:cs="Fira Code"/>
+          <w:color w:val="FFFFFF"/>
+          <w:sz w:val="15"/>
+          <w:szCs w:val="15"/>
+          <w:lang w:val="en-US" w:eastAsia="es-MX"/>
+        </w:rPr>
+        <w:t>);</w:t>
+      </w:r>
+    </w:p>
+    <w:p>
+      <w:pPr>
+        <w:shd w:val="clear" w:color="auto" w:fill="2D2B55"/>
+        <w:spacing w:line="210" w:lineRule="atLeast"/>
+        <w:jc w:val="left"/>
+        <w:rPr>
+          <w:rFonts w:ascii="Fira Code" w:eastAsia="Times New Roman" w:hAnsi="Fira Code" w:cs="Fira Code"/>
+          <w:color w:val="FFFFFF"/>
+          <w:sz w:val="15"/>
+          <w:szCs w:val="15"/>
+          <w:lang w:val="en-US" w:eastAsia="es-MX"/>
+        </w:rPr>
+      </w:pPr>
+      <w:r>
+        <w:rPr>
+          <w:rFonts w:ascii="Fira Code" w:eastAsia="Times New Roman" w:hAnsi="Fira Code" w:cs="Fira Code"/>
+          <w:color w:val="FF9D00"/>
+          <w:sz w:val="15"/>
+          <w:szCs w:val="15"/>
+          <w:lang w:val="en-US" w:eastAsia="es-MX"/>
         </w:rPr>
         <w:t>end</w:t>
       </w:r>
@@ -3183,7 +4123,7 @@
           <w:color w:val="FFFFFF"/>
           <w:sz w:val="15"/>
           <w:szCs w:val="15"/>
-          <w:lang w:eastAsia="es-MX"/>
+          <w:lang w:val="en-US" w:eastAsia="es-MX"/>
         </w:rPr>
         <w:t>;</w:t>
       </w:r>
@@ -3198,16 +4138,16 @@
           <w:color w:val="FFFFFF"/>
           <w:sz w:val="15"/>
           <w:szCs w:val="15"/>
-          <w:lang w:eastAsia="es-MX"/>
-        </w:rPr>
-      </w:pPr>
-      <w:r>
-        <w:rPr>
-          <w:rFonts w:ascii="Fira Code" w:eastAsia="Times New Roman" w:hAnsi="Fira Code" w:cs="Fira Code"/>
-          <w:color w:val="FF9D00"/>
-          <w:sz w:val="15"/>
-          <w:szCs w:val="15"/>
-          <w:lang w:eastAsia="es-MX"/>
+          <w:lang w:val="en-US" w:eastAsia="es-MX"/>
+        </w:rPr>
+      </w:pPr>
+      <w:r>
+        <w:rPr>
+          <w:rFonts w:ascii="Fira Code" w:eastAsia="Times New Roman" w:hAnsi="Fira Code" w:cs="Fira Code"/>
+          <w:color w:val="FF9D00"/>
+          <w:sz w:val="15"/>
+          <w:szCs w:val="15"/>
+          <w:lang w:val="en-US" w:eastAsia="es-MX"/>
         </w:rPr>
         <w:t>var</w:t>
       </w:r>
@@ -3222,64 +4162,130 @@
           <w:color w:val="FFFFFF"/>
           <w:sz w:val="15"/>
           <w:szCs w:val="15"/>
-          <w:lang w:eastAsia="es-MX"/>
-        </w:rPr>
-      </w:pPr>
-      <w:r>
-        <w:rPr>
-          <w:rFonts w:ascii="Fira Code" w:eastAsia="Times New Roman" w:hAnsi="Fira Code" w:cs="Fira Code"/>
-          <w:color w:val="FFFFFF"/>
-          <w:sz w:val="15"/>
-          <w:szCs w:val="15"/>
-          <w:lang w:eastAsia="es-MX"/>
-        </w:rPr>
-        <w:t>  archivo: t_archivo;</w:t>
-      </w:r>
-    </w:p>
-    <w:p>
-      <w:pPr>
-        <w:shd w:val="clear" w:color="auto" w:fill="2D2B55"/>
-        <w:spacing w:line="210" w:lineRule="atLeast"/>
-        <w:jc w:val="left"/>
-        <w:rPr>
-          <w:rFonts w:ascii="Fira Code" w:eastAsia="Times New Roman" w:hAnsi="Fira Code" w:cs="Fira Code"/>
-          <w:color w:val="FFFFFF"/>
-          <w:sz w:val="15"/>
-          <w:szCs w:val="15"/>
-          <w:lang w:eastAsia="es-MX"/>
-        </w:rPr>
-      </w:pPr>
-      <w:r>
-        <w:rPr>
-          <w:rFonts w:ascii="Fira Code" w:eastAsia="Times New Roman" w:hAnsi="Fira Code" w:cs="Fira Code"/>
-          <w:color w:val="FFFFFF"/>
-          <w:sz w:val="15"/>
-          <w:szCs w:val="15"/>
-          <w:lang w:eastAsia="es-MX"/>
-        </w:rPr>
-        <w:t>  nums_corte: int16;</w:t>
-      </w:r>
-    </w:p>
-    <w:p>
-      <w:pPr>
-        <w:shd w:val="clear" w:color="auto" w:fill="2D2B55"/>
-        <w:spacing w:line="210" w:lineRule="atLeast"/>
-        <w:jc w:val="left"/>
-        <w:rPr>
-          <w:rFonts w:ascii="Fira Code" w:eastAsia="Times New Roman" w:hAnsi="Fira Code" w:cs="Fira Code"/>
-          <w:color w:val="FFFFFF"/>
-          <w:sz w:val="15"/>
-          <w:szCs w:val="15"/>
-          <w:lang w:eastAsia="es-MX"/>
-        </w:rPr>
-      </w:pPr>
-      <w:r>
-        <w:rPr>
-          <w:rFonts w:ascii="Fira Code" w:eastAsia="Times New Roman" w:hAnsi="Fira Code" w:cs="Fira Code"/>
-          <w:color w:val="FFFFFF"/>
-          <w:sz w:val="15"/>
-          <w:szCs w:val="15"/>
-          <w:lang w:eastAsia="es-MX"/>
+          <w:lang w:val="en-US" w:eastAsia="es-MX"/>
+        </w:rPr>
+      </w:pPr>
+      <w:r>
+        <w:rPr>
+          <w:rFonts w:ascii="Fira Code" w:eastAsia="Times New Roman" w:hAnsi="Fira Code" w:cs="Fira Code"/>
+          <w:color w:val="FFFFFF"/>
+          <w:sz w:val="15"/>
+          <w:szCs w:val="15"/>
+          <w:lang w:val="en-US" w:eastAsia="es-MX"/>
+        </w:rPr>
+        <w:t xml:space="preserve">  </w:t>
+      </w:r>
+      <w:proofErr w:type="spellStart"/>
+      <w:r>
+        <w:rPr>
+          <w:rFonts w:ascii="Fira Code" w:eastAsia="Times New Roman" w:hAnsi="Fira Code" w:cs="Fira Code"/>
+          <w:color w:val="FFFFFF"/>
+          <w:sz w:val="15"/>
+          <w:szCs w:val="15"/>
+          <w:lang w:val="en-US" w:eastAsia="es-MX"/>
+        </w:rPr>
+        <w:t>archivo</w:t>
+      </w:r>
+      <w:proofErr w:type="spellEnd"/>
+      <w:r>
+        <w:rPr>
+          <w:rFonts w:ascii="Fira Code" w:eastAsia="Times New Roman" w:hAnsi="Fira Code" w:cs="Fira Code"/>
+          <w:color w:val="FFFFFF"/>
+          <w:sz w:val="15"/>
+          <w:szCs w:val="15"/>
+          <w:lang w:val="en-US" w:eastAsia="es-MX"/>
+        </w:rPr>
+        <w:t xml:space="preserve">: </w:t>
+      </w:r>
+      <w:proofErr w:type="spellStart"/>
+      <w:r>
+        <w:rPr>
+          <w:rFonts w:ascii="Fira Code" w:eastAsia="Times New Roman" w:hAnsi="Fira Code" w:cs="Fira Code"/>
+          <w:color w:val="FFFFFF"/>
+          <w:sz w:val="15"/>
+          <w:szCs w:val="15"/>
+          <w:lang w:val="en-US" w:eastAsia="es-MX"/>
+        </w:rPr>
+        <w:t>t_archivo</w:t>
+      </w:r>
+      <w:proofErr w:type="spellEnd"/>
+      <w:r>
+        <w:rPr>
+          <w:rFonts w:ascii="Fira Code" w:eastAsia="Times New Roman" w:hAnsi="Fira Code" w:cs="Fira Code"/>
+          <w:color w:val="FFFFFF"/>
+          <w:sz w:val="15"/>
+          <w:szCs w:val="15"/>
+          <w:lang w:val="en-US" w:eastAsia="es-MX"/>
+        </w:rPr>
+        <w:t>;</w:t>
+      </w:r>
+    </w:p>
+    <w:p>
+      <w:pPr>
+        <w:shd w:val="clear" w:color="auto" w:fill="2D2B55"/>
+        <w:spacing w:line="210" w:lineRule="atLeast"/>
+        <w:jc w:val="left"/>
+        <w:rPr>
+          <w:rFonts w:ascii="Fira Code" w:eastAsia="Times New Roman" w:hAnsi="Fira Code" w:cs="Fira Code"/>
+          <w:color w:val="FFFFFF"/>
+          <w:sz w:val="15"/>
+          <w:szCs w:val="15"/>
+          <w:lang w:val="en-US" w:eastAsia="es-MX"/>
+        </w:rPr>
+      </w:pPr>
+      <w:r>
+        <w:rPr>
+          <w:rFonts w:ascii="Fira Code" w:eastAsia="Times New Roman" w:hAnsi="Fira Code" w:cs="Fira Code"/>
+          <w:color w:val="FFFFFF"/>
+          <w:sz w:val="15"/>
+          <w:szCs w:val="15"/>
+          <w:lang w:val="en-US" w:eastAsia="es-MX"/>
+        </w:rPr>
+        <w:t xml:space="preserve">  </w:t>
+      </w:r>
+      <w:proofErr w:type="spellStart"/>
+      <w:r>
+        <w:rPr>
+          <w:rFonts w:ascii="Fira Code" w:eastAsia="Times New Roman" w:hAnsi="Fira Code" w:cs="Fira Code"/>
+          <w:color w:val="FFFFFF"/>
+          <w:sz w:val="15"/>
+          <w:szCs w:val="15"/>
+          <w:lang w:val="en-US" w:eastAsia="es-MX"/>
+        </w:rPr>
+        <w:t>nums_corte</w:t>
+      </w:r>
+      <w:proofErr w:type="spellEnd"/>
+      <w:r>
+        <w:rPr>
+          <w:rFonts w:ascii="Fira Code" w:eastAsia="Times New Roman" w:hAnsi="Fira Code" w:cs="Fira Code"/>
+          <w:color w:val="FFFFFF"/>
+          <w:sz w:val="15"/>
+          <w:szCs w:val="15"/>
+          <w:lang w:val="en-US" w:eastAsia="es-MX"/>
+        </w:rPr>
+        <w:t>: int16;</w:t>
+      </w:r>
+    </w:p>
+    <w:p>
+      <w:pPr>
+        <w:shd w:val="clear" w:color="auto" w:fill="2D2B55"/>
+        <w:spacing w:line="210" w:lineRule="atLeast"/>
+        <w:jc w:val="left"/>
+        <w:rPr>
+          <w:rFonts w:ascii="Fira Code" w:eastAsia="Times New Roman" w:hAnsi="Fira Code" w:cs="Fira Code"/>
+          <w:color w:val="FFFFFF"/>
+          <w:sz w:val="15"/>
+          <w:szCs w:val="15"/>
+          <w:lang w:val="en-US" w:eastAsia="es-MX"/>
+        </w:rPr>
+      </w:pPr>
+      <w:r>
+        <w:rPr>
+          <w:rFonts w:ascii="Fira Code" w:eastAsia="Times New Roman" w:hAnsi="Fira Code" w:cs="Fira Code"/>
+          <w:color w:val="FFFFFF"/>
+          <w:sz w:val="15"/>
+          <w:szCs w:val="15"/>
+          <w:lang w:val="en-US" w:eastAsia="es-MX"/>
         </w:rPr>
         <w:t xml:space="preserve">  prom: </w:t>
       </w:r>
@@ -3289,7 +4295,7 @@
           <w:color w:val="FF9D00"/>
           <w:sz w:val="15"/>
           <w:szCs w:val="15"/>
-          <w:lang w:eastAsia="es-MX"/>
+          <w:lang w:val="en-US" w:eastAsia="es-MX"/>
         </w:rPr>
         <w:t>real</w:t>
       </w:r>
@@ -3299,7 +4305,7 @@
           <w:color w:val="FFFFFF"/>
           <w:sz w:val="15"/>
           <w:szCs w:val="15"/>
-          <w:lang w:eastAsia="es-MX"/>
+          <w:lang w:val="en-US" w:eastAsia="es-MX"/>
         </w:rPr>
         <w:t>;</w:t>
       </w:r>
@@ -3323,9 +4329,19 @@
           <w:color w:val="FFFFFF"/>
           <w:sz w:val="15"/>
           <w:szCs w:val="15"/>
-          <w:lang w:eastAsia="es-MX"/>
-        </w:rPr>
-        <w:t xml:space="preserve">  nombre: </w:t>
+          <w:lang w:val="en-US" w:eastAsia="es-MX"/>
+        </w:rPr>
+        <w:t xml:space="preserve">  </w:t>
+      </w:r>
+      <w:r>
+        <w:rPr>
+          <w:rFonts w:ascii="Fira Code" w:eastAsia="Times New Roman" w:hAnsi="Fira Code" w:cs="Fira Code"/>
+          <w:color w:val="FFFFFF"/>
+          <w:sz w:val="15"/>
+          <w:szCs w:val="15"/>
+          <w:lang w:eastAsia="es-MX"/>
+        </w:rPr>
+        <w:t xml:space="preserve">nombre: </w:t>
       </w:r>
       <w:r>
         <w:rPr>
@@ -3457,7 +4473,29 @@
           <w:szCs w:val="15"/>
           <w:lang w:eastAsia="es-MX"/>
         </w:rPr>
-        <w:t>  nums_corte:=</w:t>
+        <w:t xml:space="preserve">  </w:t>
+      </w:r>
+      <w:proofErr w:type="spellStart"/>
+      <w:r>
+        <w:rPr>
+          <w:rFonts w:ascii="Fira Code" w:eastAsia="Times New Roman" w:hAnsi="Fira Code" w:cs="Fira Code"/>
+          <w:color w:val="FFFFFF"/>
+          <w:sz w:val="15"/>
+          <w:szCs w:val="15"/>
+          <w:lang w:eastAsia="es-MX"/>
+        </w:rPr>
+        <w:t>nums_corte</w:t>
+      </w:r>
+      <w:proofErr w:type="spellEnd"/>
+      <w:r>
+        <w:rPr>
+          <w:rFonts w:ascii="Fira Code" w:eastAsia="Times New Roman" w:hAnsi="Fira Code" w:cs="Fira Code"/>
+          <w:color w:val="FFFFFF"/>
+          <w:sz w:val="15"/>
+          <w:szCs w:val="15"/>
+          <w:lang w:eastAsia="es-MX"/>
+        </w:rPr>
+        <w:t>:=</w:t>
       </w:r>
       <w:r>
         <w:rPr>
@@ -3477,7 +4515,29 @@
           <w:szCs w:val="15"/>
           <w:lang w:eastAsia="es-MX"/>
         </w:rPr>
-        <w:t>; prom:=</w:t>
+        <w:t xml:space="preserve">; </w:t>
+      </w:r>
+      <w:proofErr w:type="spellStart"/>
+      <w:r>
+        <w:rPr>
+          <w:rFonts w:ascii="Fira Code" w:eastAsia="Times New Roman" w:hAnsi="Fira Code" w:cs="Fira Code"/>
+          <w:color w:val="FFFFFF"/>
+          <w:sz w:val="15"/>
+          <w:szCs w:val="15"/>
+          <w:lang w:eastAsia="es-MX"/>
+        </w:rPr>
+        <w:t>prom</w:t>
+      </w:r>
+      <w:proofErr w:type="spellEnd"/>
+      <w:r>
+        <w:rPr>
+          <w:rFonts w:ascii="Fira Code" w:eastAsia="Times New Roman" w:hAnsi="Fira Code" w:cs="Fira Code"/>
+          <w:color w:val="FFFFFF"/>
+          <w:sz w:val="15"/>
+          <w:szCs w:val="15"/>
+          <w:lang w:eastAsia="es-MX"/>
+        </w:rPr>
+        <w:t>:=</w:t>
       </w:r>
       <w:r>
         <w:rPr>
@@ -3521,56 +4581,145 @@
           <w:szCs w:val="15"/>
           <w:lang w:eastAsia="es-MX"/>
         </w:rPr>
-        <w:t>  assign(archivo,nombre);</w:t>
-      </w:r>
-    </w:p>
-    <w:p>
-      <w:pPr>
-        <w:shd w:val="clear" w:color="auto" w:fill="2D2B55"/>
-        <w:spacing w:line="210" w:lineRule="atLeast"/>
-        <w:jc w:val="left"/>
-        <w:rPr>
-          <w:rFonts w:ascii="Fira Code" w:eastAsia="Times New Roman" w:hAnsi="Fira Code" w:cs="Fira Code"/>
-          <w:color w:val="FFFFFF"/>
-          <w:sz w:val="15"/>
-          <w:szCs w:val="15"/>
-          <w:lang w:eastAsia="es-MX"/>
-        </w:rPr>
-      </w:pPr>
-      <w:r>
-        <w:rPr>
-          <w:rFonts w:ascii="Fira Code" w:eastAsia="Times New Roman" w:hAnsi="Fira Code" w:cs="Fira Code"/>
-          <w:color w:val="FFFFFF"/>
-          <w:sz w:val="15"/>
-          <w:szCs w:val="15"/>
-          <w:lang w:eastAsia="es-MX"/>
-        </w:rPr>
-        <w:t>  procesar_archivo(archivo,nums_corte,prom);</w:t>
-      </w:r>
-    </w:p>
-    <w:p>
-      <w:pPr>
-        <w:shd w:val="clear" w:color="auto" w:fill="2D2B55"/>
-        <w:spacing w:line="210" w:lineRule="atLeast"/>
-        <w:jc w:val="left"/>
-        <w:rPr>
-          <w:rFonts w:ascii="Fira Code" w:eastAsia="Times New Roman" w:hAnsi="Fira Code" w:cs="Fira Code"/>
-          <w:color w:val="FFFFFF"/>
-          <w:sz w:val="15"/>
-          <w:szCs w:val="15"/>
-          <w:lang w:eastAsia="es-MX"/>
-        </w:rPr>
-      </w:pPr>
-      <w:r>
-        <w:rPr>
-          <w:rFonts w:ascii="Fira Code" w:eastAsia="Times New Roman" w:hAnsi="Fira Code" w:cs="Fira Code"/>
-          <w:color w:val="FFFFFF"/>
-          <w:sz w:val="15"/>
-          <w:szCs w:val="15"/>
-          <w:lang w:eastAsia="es-MX"/>
-        </w:rPr>
         <w:t xml:space="preserve">  </w:t>
       </w:r>
+      <w:proofErr w:type="spellStart"/>
+      <w:r>
+        <w:rPr>
+          <w:rFonts w:ascii="Fira Code" w:eastAsia="Times New Roman" w:hAnsi="Fira Code" w:cs="Fira Code"/>
+          <w:color w:val="FFFFFF"/>
+          <w:sz w:val="15"/>
+          <w:szCs w:val="15"/>
+          <w:lang w:eastAsia="es-MX"/>
+        </w:rPr>
+        <w:t>assign</w:t>
+      </w:r>
+      <w:proofErr w:type="spellEnd"/>
+      <w:r>
+        <w:rPr>
+          <w:rFonts w:ascii="Fira Code" w:eastAsia="Times New Roman" w:hAnsi="Fira Code" w:cs="Fira Code"/>
+          <w:color w:val="FFFFFF"/>
+          <w:sz w:val="15"/>
+          <w:szCs w:val="15"/>
+          <w:lang w:eastAsia="es-MX"/>
+        </w:rPr>
+        <w:t>(</w:t>
+      </w:r>
+      <w:proofErr w:type="spellStart"/>
+      <w:r>
+        <w:rPr>
+          <w:rFonts w:ascii="Fira Code" w:eastAsia="Times New Roman" w:hAnsi="Fira Code" w:cs="Fira Code"/>
+          <w:color w:val="FFFFFF"/>
+          <w:sz w:val="15"/>
+          <w:szCs w:val="15"/>
+          <w:lang w:eastAsia="es-MX"/>
+        </w:rPr>
+        <w:t>archivo,nombre</w:t>
+      </w:r>
+      <w:proofErr w:type="spellEnd"/>
+      <w:r>
+        <w:rPr>
+          <w:rFonts w:ascii="Fira Code" w:eastAsia="Times New Roman" w:hAnsi="Fira Code" w:cs="Fira Code"/>
+          <w:color w:val="FFFFFF"/>
+          <w:sz w:val="15"/>
+          <w:szCs w:val="15"/>
+          <w:lang w:eastAsia="es-MX"/>
+        </w:rPr>
+        <w:t>);</w:t>
+      </w:r>
+    </w:p>
+    <w:p>
+      <w:pPr>
+        <w:shd w:val="clear" w:color="auto" w:fill="2D2B55"/>
+        <w:spacing w:line="210" w:lineRule="atLeast"/>
+        <w:jc w:val="left"/>
+        <w:rPr>
+          <w:rFonts w:ascii="Fira Code" w:eastAsia="Times New Roman" w:hAnsi="Fira Code" w:cs="Fira Code"/>
+          <w:color w:val="FFFFFF"/>
+          <w:sz w:val="15"/>
+          <w:szCs w:val="15"/>
+          <w:lang w:eastAsia="es-MX"/>
+        </w:rPr>
+      </w:pPr>
+      <w:r>
+        <w:rPr>
+          <w:rFonts w:ascii="Fira Code" w:eastAsia="Times New Roman" w:hAnsi="Fira Code" w:cs="Fira Code"/>
+          <w:color w:val="FFFFFF"/>
+          <w:sz w:val="15"/>
+          <w:szCs w:val="15"/>
+          <w:lang w:eastAsia="es-MX"/>
+        </w:rPr>
+        <w:t xml:space="preserve">  </w:t>
+      </w:r>
+      <w:proofErr w:type="spellStart"/>
+      <w:r>
+        <w:rPr>
+          <w:rFonts w:ascii="Fira Code" w:eastAsia="Times New Roman" w:hAnsi="Fira Code" w:cs="Fira Code"/>
+          <w:color w:val="FFFFFF"/>
+          <w:sz w:val="15"/>
+          <w:szCs w:val="15"/>
+          <w:lang w:eastAsia="es-MX"/>
+        </w:rPr>
+        <w:t>procesar_archivo</w:t>
+      </w:r>
+      <w:proofErr w:type="spellEnd"/>
+      <w:r>
+        <w:rPr>
+          <w:rFonts w:ascii="Fira Code" w:eastAsia="Times New Roman" w:hAnsi="Fira Code" w:cs="Fira Code"/>
+          <w:color w:val="FFFFFF"/>
+          <w:sz w:val="15"/>
+          <w:szCs w:val="15"/>
+          <w:lang w:eastAsia="es-MX"/>
+        </w:rPr>
+        <w:t>(</w:t>
+      </w:r>
+      <w:proofErr w:type="spellStart"/>
+      <w:r>
+        <w:rPr>
+          <w:rFonts w:ascii="Fira Code" w:eastAsia="Times New Roman" w:hAnsi="Fira Code" w:cs="Fira Code"/>
+          <w:color w:val="FFFFFF"/>
+          <w:sz w:val="15"/>
+          <w:szCs w:val="15"/>
+          <w:lang w:eastAsia="es-MX"/>
+        </w:rPr>
+        <w:t>archivo,nums_corte,prom</w:t>
+      </w:r>
+      <w:proofErr w:type="spellEnd"/>
+      <w:r>
+        <w:rPr>
+          <w:rFonts w:ascii="Fira Code" w:eastAsia="Times New Roman" w:hAnsi="Fira Code" w:cs="Fira Code"/>
+          <w:color w:val="FFFFFF"/>
+          <w:sz w:val="15"/>
+          <w:szCs w:val="15"/>
+          <w:lang w:eastAsia="es-MX"/>
+        </w:rPr>
+        <w:t>);</w:t>
+      </w:r>
+    </w:p>
+    <w:p>
+      <w:pPr>
+        <w:shd w:val="clear" w:color="auto" w:fill="2D2B55"/>
+        <w:spacing w:line="210" w:lineRule="atLeast"/>
+        <w:jc w:val="left"/>
+        <w:rPr>
+          <w:rFonts w:ascii="Fira Code" w:eastAsia="Times New Roman" w:hAnsi="Fira Code" w:cs="Fira Code"/>
+          <w:color w:val="FFFFFF"/>
+          <w:sz w:val="15"/>
+          <w:szCs w:val="15"/>
+          <w:lang w:eastAsia="es-MX"/>
+        </w:rPr>
+      </w:pPr>
+      <w:r>
+        <w:rPr>
+          <w:rFonts w:ascii="Fira Code" w:eastAsia="Times New Roman" w:hAnsi="Fira Code" w:cs="Fira Code"/>
+          <w:color w:val="FFFFFF"/>
+          <w:sz w:val="15"/>
+          <w:szCs w:val="15"/>
+          <w:lang w:eastAsia="es-MX"/>
+        </w:rPr>
+        <w:t xml:space="preserve">  </w:t>
+      </w:r>
+      <w:proofErr w:type="spellStart"/>
       <w:r>
         <w:rPr>
           <w:rFonts w:ascii="Fira Code" w:eastAsia="Times New Roman" w:hAnsi="Fira Code" w:cs="Fira Code"/>
@@ -3581,16 +4730,40 @@
         </w:rPr>
         <w:t>textcolor</w:t>
       </w:r>
-      <w:r>
-        <w:rPr>
-          <w:rFonts w:ascii="Fira Code" w:eastAsia="Times New Roman" w:hAnsi="Fira Code" w:cs="Fira Code"/>
-          <w:color w:val="FFFFFF"/>
-          <w:sz w:val="15"/>
-          <w:szCs w:val="15"/>
-          <w:lang w:eastAsia="es-MX"/>
-        </w:rPr>
-        <w:t xml:space="preserve">(green); </w:t>
-      </w:r>
+      <w:proofErr w:type="spellEnd"/>
+      <w:r>
+        <w:rPr>
+          <w:rFonts w:ascii="Fira Code" w:eastAsia="Times New Roman" w:hAnsi="Fira Code" w:cs="Fira Code"/>
+          <w:color w:val="FFFFFF"/>
+          <w:sz w:val="15"/>
+          <w:szCs w:val="15"/>
+          <w:lang w:eastAsia="es-MX"/>
+        </w:rPr>
+        <w:t>(</w:t>
+      </w:r>
+      <w:proofErr w:type="spellStart"/>
+      <w:r>
+        <w:rPr>
+          <w:rFonts w:ascii="Fira Code" w:eastAsia="Times New Roman" w:hAnsi="Fira Code" w:cs="Fira Code"/>
+          <w:color w:val="FFFFFF"/>
+          <w:sz w:val="15"/>
+          <w:szCs w:val="15"/>
+          <w:lang w:eastAsia="es-MX"/>
+        </w:rPr>
+        <w:t>green</w:t>
+      </w:r>
+      <w:proofErr w:type="spellEnd"/>
+      <w:r>
+        <w:rPr>
+          <w:rFonts w:ascii="Fira Code" w:eastAsia="Times New Roman" w:hAnsi="Fira Code" w:cs="Fira Code"/>
+          <w:color w:val="FFFFFF"/>
+          <w:sz w:val="15"/>
+          <w:szCs w:val="15"/>
+          <w:lang w:eastAsia="es-MX"/>
+        </w:rPr>
+        <w:t xml:space="preserve">); </w:t>
+      </w:r>
+      <w:proofErr w:type="spellStart"/>
       <w:r>
         <w:rPr>
           <w:rFonts w:ascii="Fira Code" w:eastAsia="Times New Roman" w:hAnsi="Fira Code" w:cs="Fira Code"/>
@@ -3601,6 +4774,7 @@
         </w:rPr>
         <w:t>write</w:t>
       </w:r>
+      <w:proofErr w:type="spellEnd"/>
       <w:r>
         <w:rPr>
           <w:rFonts w:ascii="Fira Code" w:eastAsia="Times New Roman" w:hAnsi="Fira Code" w:cs="Fira Code"/>
@@ -3651,6 +4825,7 @@
         </w:rPr>
         <w:t xml:space="preserve">); </w:t>
       </w:r>
+      <w:proofErr w:type="spellStart"/>
       <w:r>
         <w:rPr>
           <w:rFonts w:ascii="Fira Code" w:eastAsia="Times New Roman" w:hAnsi="Fira Code" w:cs="Fira Code"/>
@@ -3661,16 +4836,40 @@
         </w:rPr>
         <w:t>textcolor</w:t>
       </w:r>
-      <w:r>
-        <w:rPr>
-          <w:rFonts w:ascii="Fira Code" w:eastAsia="Times New Roman" w:hAnsi="Fira Code" w:cs="Fira Code"/>
-          <w:color w:val="FFFFFF"/>
-          <w:sz w:val="15"/>
-          <w:szCs w:val="15"/>
-          <w:lang w:eastAsia="es-MX"/>
-        </w:rPr>
-        <w:t xml:space="preserve">(yellow); </w:t>
-      </w:r>
+      <w:proofErr w:type="spellEnd"/>
+      <w:r>
+        <w:rPr>
+          <w:rFonts w:ascii="Fira Code" w:eastAsia="Times New Roman" w:hAnsi="Fira Code" w:cs="Fira Code"/>
+          <w:color w:val="FFFFFF"/>
+          <w:sz w:val="15"/>
+          <w:szCs w:val="15"/>
+          <w:lang w:eastAsia="es-MX"/>
+        </w:rPr>
+        <w:t>(</w:t>
+      </w:r>
+      <w:proofErr w:type="spellStart"/>
+      <w:r>
+        <w:rPr>
+          <w:rFonts w:ascii="Fira Code" w:eastAsia="Times New Roman" w:hAnsi="Fira Code" w:cs="Fira Code"/>
+          <w:color w:val="FFFFFF"/>
+          <w:sz w:val="15"/>
+          <w:szCs w:val="15"/>
+          <w:lang w:eastAsia="es-MX"/>
+        </w:rPr>
+        <w:t>yellow</w:t>
+      </w:r>
+      <w:proofErr w:type="spellEnd"/>
+      <w:r>
+        <w:rPr>
+          <w:rFonts w:ascii="Fira Code" w:eastAsia="Times New Roman" w:hAnsi="Fira Code" w:cs="Fira Code"/>
+          <w:color w:val="FFFFFF"/>
+          <w:sz w:val="15"/>
+          <w:szCs w:val="15"/>
+          <w:lang w:eastAsia="es-MX"/>
+        </w:rPr>
+        <w:t xml:space="preserve">); </w:t>
+      </w:r>
+      <w:proofErr w:type="spellStart"/>
       <w:r>
         <w:rPr>
           <w:rFonts w:ascii="Fira Code" w:eastAsia="Times New Roman" w:hAnsi="Fira Code" w:cs="Fira Code"/>
@@ -3681,16 +4880,40 @@
         </w:rPr>
         <w:t>write</w:t>
       </w:r>
-      <w:r>
-        <w:rPr>
-          <w:rFonts w:ascii="Fira Code" w:eastAsia="Times New Roman" w:hAnsi="Fira Code" w:cs="Fira Code"/>
-          <w:color w:val="FFFFFF"/>
-          <w:sz w:val="15"/>
-          <w:szCs w:val="15"/>
-          <w:lang w:eastAsia="es-MX"/>
-        </w:rPr>
-        <w:t xml:space="preserve">(num_corte); </w:t>
-      </w:r>
+      <w:proofErr w:type="spellEnd"/>
+      <w:r>
+        <w:rPr>
+          <w:rFonts w:ascii="Fira Code" w:eastAsia="Times New Roman" w:hAnsi="Fira Code" w:cs="Fira Code"/>
+          <w:color w:val="FFFFFF"/>
+          <w:sz w:val="15"/>
+          <w:szCs w:val="15"/>
+          <w:lang w:eastAsia="es-MX"/>
+        </w:rPr>
+        <w:t>(</w:t>
+      </w:r>
+      <w:proofErr w:type="spellStart"/>
+      <w:r>
+        <w:rPr>
+          <w:rFonts w:ascii="Fira Code" w:eastAsia="Times New Roman" w:hAnsi="Fira Code" w:cs="Fira Code"/>
+          <w:color w:val="FFFFFF"/>
+          <w:sz w:val="15"/>
+          <w:szCs w:val="15"/>
+          <w:lang w:eastAsia="es-MX"/>
+        </w:rPr>
+        <w:t>num_corte</w:t>
+      </w:r>
+      <w:proofErr w:type="spellEnd"/>
+      <w:r>
+        <w:rPr>
+          <w:rFonts w:ascii="Fira Code" w:eastAsia="Times New Roman" w:hAnsi="Fira Code" w:cs="Fira Code"/>
+          <w:color w:val="FFFFFF"/>
+          <w:sz w:val="15"/>
+          <w:szCs w:val="15"/>
+          <w:lang w:eastAsia="es-MX"/>
+        </w:rPr>
+        <w:t xml:space="preserve">); </w:t>
+      </w:r>
+      <w:proofErr w:type="spellStart"/>
       <w:r>
         <w:rPr>
           <w:rFonts w:ascii="Fira Code" w:eastAsia="Times New Roman" w:hAnsi="Fira Code" w:cs="Fira Code"/>
@@ -3701,16 +4924,40 @@
         </w:rPr>
         <w:t>textcolor</w:t>
       </w:r>
-      <w:r>
-        <w:rPr>
-          <w:rFonts w:ascii="Fira Code" w:eastAsia="Times New Roman" w:hAnsi="Fira Code" w:cs="Fira Code"/>
-          <w:color w:val="FFFFFF"/>
-          <w:sz w:val="15"/>
-          <w:szCs w:val="15"/>
-          <w:lang w:eastAsia="es-MX"/>
-        </w:rPr>
-        <w:t xml:space="preserve">(green); </w:t>
-      </w:r>
+      <w:proofErr w:type="spellEnd"/>
+      <w:r>
+        <w:rPr>
+          <w:rFonts w:ascii="Fira Code" w:eastAsia="Times New Roman" w:hAnsi="Fira Code" w:cs="Fira Code"/>
+          <w:color w:val="FFFFFF"/>
+          <w:sz w:val="15"/>
+          <w:szCs w:val="15"/>
+          <w:lang w:eastAsia="es-MX"/>
+        </w:rPr>
+        <w:t>(</w:t>
+      </w:r>
+      <w:proofErr w:type="spellStart"/>
+      <w:r>
+        <w:rPr>
+          <w:rFonts w:ascii="Fira Code" w:eastAsia="Times New Roman" w:hAnsi="Fira Code" w:cs="Fira Code"/>
+          <w:color w:val="FFFFFF"/>
+          <w:sz w:val="15"/>
+          <w:szCs w:val="15"/>
+          <w:lang w:eastAsia="es-MX"/>
+        </w:rPr>
+        <w:t>green</w:t>
+      </w:r>
+      <w:proofErr w:type="spellEnd"/>
+      <w:r>
+        <w:rPr>
+          <w:rFonts w:ascii="Fira Code" w:eastAsia="Times New Roman" w:hAnsi="Fira Code" w:cs="Fira Code"/>
+          <w:color w:val="FFFFFF"/>
+          <w:sz w:val="15"/>
+          <w:szCs w:val="15"/>
+          <w:lang w:eastAsia="es-MX"/>
+        </w:rPr>
+        <w:t xml:space="preserve">); </w:t>
+      </w:r>
+      <w:proofErr w:type="spellStart"/>
       <w:r>
         <w:rPr>
           <w:rFonts w:ascii="Fira Code" w:eastAsia="Times New Roman" w:hAnsi="Fira Code" w:cs="Fira Code"/>
@@ -3721,6 +4968,7 @@
         </w:rPr>
         <w:t>write</w:t>
       </w:r>
+      <w:proofErr w:type="spellEnd"/>
       <w:r>
         <w:rPr>
           <w:rFonts w:ascii="Fira Code" w:eastAsia="Times New Roman" w:hAnsi="Fira Code" w:cs="Fira Code"/>
@@ -3771,6 +5019,7 @@
         </w:rPr>
         <w:t xml:space="preserve">); </w:t>
       </w:r>
+      <w:proofErr w:type="spellStart"/>
       <w:r>
         <w:rPr>
           <w:rFonts w:ascii="Fira Code" w:eastAsia="Times New Roman" w:hAnsi="Fira Code" w:cs="Fira Code"/>
@@ -3781,6 +5030,7 @@
         </w:rPr>
         <w:t>textcolor</w:t>
       </w:r>
+      <w:proofErr w:type="spellEnd"/>
       <w:r>
         <w:rPr>
           <w:rFonts w:ascii="Fira Code" w:eastAsia="Times New Roman" w:hAnsi="Fira Code" w:cs="Fira Code"/>
@@ -3791,6 +5041,7 @@
         </w:rPr>
         <w:t xml:space="preserve">(red); </w:t>
       </w:r>
+      <w:proofErr w:type="spellStart"/>
       <w:r>
         <w:rPr>
           <w:rFonts w:ascii="Fira Code" w:eastAsia="Times New Roman" w:hAnsi="Fira Code" w:cs="Fira Code"/>
@@ -3801,15 +5052,38 @@
         </w:rPr>
         <w:t>writeln</w:t>
       </w:r>
-      <w:r>
-        <w:rPr>
-          <w:rFonts w:ascii="Fira Code" w:eastAsia="Times New Roman" w:hAnsi="Fira Code" w:cs="Fira Code"/>
-          <w:color w:val="FFFFFF"/>
-          <w:sz w:val="15"/>
-          <w:szCs w:val="15"/>
-          <w:lang w:eastAsia="es-MX"/>
-        </w:rPr>
-        <w:t>(nums_corte);</w:t>
+      <w:proofErr w:type="spellEnd"/>
+      <w:r>
+        <w:rPr>
+          <w:rFonts w:ascii="Fira Code" w:eastAsia="Times New Roman" w:hAnsi="Fira Code" w:cs="Fira Code"/>
+          <w:color w:val="FFFFFF"/>
+          <w:sz w:val="15"/>
+          <w:szCs w:val="15"/>
+          <w:lang w:eastAsia="es-MX"/>
+        </w:rPr>
+        <w:t>(</w:t>
+      </w:r>
+      <w:proofErr w:type="spellStart"/>
+      <w:r>
+        <w:rPr>
+          <w:rFonts w:ascii="Fira Code" w:eastAsia="Times New Roman" w:hAnsi="Fira Code" w:cs="Fira Code"/>
+          <w:color w:val="FFFFFF"/>
+          <w:sz w:val="15"/>
+          <w:szCs w:val="15"/>
+          <w:lang w:eastAsia="es-MX"/>
+        </w:rPr>
+        <w:t>nums_corte</w:t>
+      </w:r>
+      <w:proofErr w:type="spellEnd"/>
+      <w:r>
+        <w:rPr>
+          <w:rFonts w:ascii="Fira Code" w:eastAsia="Times New Roman" w:hAnsi="Fira Code" w:cs="Fira Code"/>
+          <w:color w:val="FFFFFF"/>
+          <w:sz w:val="15"/>
+          <w:szCs w:val="15"/>
+          <w:lang w:eastAsia="es-MX"/>
+        </w:rPr>
+        <w:t>);</w:t>
       </w:r>
     </w:p>
     <w:p>
@@ -3835,6 +5109,7 @@
         </w:rPr>
         <w:t xml:space="preserve">  </w:t>
       </w:r>
+      <w:proofErr w:type="spellStart"/>
       <w:r>
         <w:rPr>
           <w:rFonts w:ascii="Fira Code" w:eastAsia="Times New Roman" w:hAnsi="Fira Code" w:cs="Fira Code"/>
@@ -3845,16 +5120,40 @@
         </w:rPr>
         <w:t>textcolor</w:t>
       </w:r>
-      <w:r>
-        <w:rPr>
-          <w:rFonts w:ascii="Fira Code" w:eastAsia="Times New Roman" w:hAnsi="Fira Code" w:cs="Fira Code"/>
-          <w:color w:val="FFFFFF"/>
-          <w:sz w:val="15"/>
-          <w:szCs w:val="15"/>
-          <w:lang w:eastAsia="es-MX"/>
-        </w:rPr>
-        <w:t xml:space="preserve">(green); </w:t>
-      </w:r>
+      <w:proofErr w:type="spellEnd"/>
+      <w:r>
+        <w:rPr>
+          <w:rFonts w:ascii="Fira Code" w:eastAsia="Times New Roman" w:hAnsi="Fira Code" w:cs="Fira Code"/>
+          <w:color w:val="FFFFFF"/>
+          <w:sz w:val="15"/>
+          <w:szCs w:val="15"/>
+          <w:lang w:eastAsia="es-MX"/>
+        </w:rPr>
+        <w:t>(</w:t>
+      </w:r>
+      <w:proofErr w:type="spellStart"/>
+      <w:r>
+        <w:rPr>
+          <w:rFonts w:ascii="Fira Code" w:eastAsia="Times New Roman" w:hAnsi="Fira Code" w:cs="Fira Code"/>
+          <w:color w:val="FFFFFF"/>
+          <w:sz w:val="15"/>
+          <w:szCs w:val="15"/>
+          <w:lang w:eastAsia="es-MX"/>
+        </w:rPr>
+        <w:t>green</w:t>
+      </w:r>
+      <w:proofErr w:type="spellEnd"/>
+      <w:r>
+        <w:rPr>
+          <w:rFonts w:ascii="Fira Code" w:eastAsia="Times New Roman" w:hAnsi="Fira Code" w:cs="Fira Code"/>
+          <w:color w:val="FFFFFF"/>
+          <w:sz w:val="15"/>
+          <w:szCs w:val="15"/>
+          <w:lang w:eastAsia="es-MX"/>
+        </w:rPr>
+        <w:t xml:space="preserve">); </w:t>
+      </w:r>
+      <w:proofErr w:type="spellStart"/>
       <w:r>
         <w:rPr>
           <w:rFonts w:ascii="Fira Code" w:eastAsia="Times New Roman" w:hAnsi="Fira Code" w:cs="Fira Code"/>
@@ -3865,6 +5164,7 @@
         </w:rPr>
         <w:t>write</w:t>
       </w:r>
+      <w:proofErr w:type="spellEnd"/>
       <w:r>
         <w:rPr>
           <w:rFonts w:ascii="Fira Code" w:eastAsia="Times New Roman" w:hAnsi="Fira Code" w:cs="Fira Code"/>
@@ -3915,6 +5215,7 @@
         </w:rPr>
         <w:t xml:space="preserve">); </w:t>
       </w:r>
+      <w:proofErr w:type="spellStart"/>
       <w:r>
         <w:rPr>
           <w:rFonts w:ascii="Fira Code" w:eastAsia="Times New Roman" w:hAnsi="Fira Code" w:cs="Fira Code"/>
@@ -3925,6 +5226,7 @@
         </w:rPr>
         <w:t>textcolor</w:t>
       </w:r>
+      <w:proofErr w:type="spellEnd"/>
       <w:r>
         <w:rPr>
           <w:rFonts w:ascii="Fira Code" w:eastAsia="Times New Roman" w:hAnsi="Fira Code" w:cs="Fira Code"/>
@@ -3935,6 +5237,7 @@
         </w:rPr>
         <w:t xml:space="preserve">(red); </w:t>
       </w:r>
+      <w:proofErr w:type="spellStart"/>
       <w:r>
         <w:rPr>
           <w:rFonts w:ascii="Fira Code" w:eastAsia="Times New Roman" w:hAnsi="Fira Code" w:cs="Fira Code"/>
@@ -3945,6 +5248,7 @@
         </w:rPr>
         <w:t>write</w:t>
       </w:r>
+      <w:proofErr w:type="spellEnd"/>
       <w:r>
         <w:rPr>
           <w:rFonts w:ascii="Fira Code" w:eastAsia="Times New Roman" w:hAnsi="Fira Code" w:cs="Fira Code"/>
@@ -5352,6 +6656,7 @@
   <w:style w:type="character" w:default="1" w:styleId="Fuentedeprrafopredeter">
     <w:name w:val="Default Paragraph Font"/>
     <w:uiPriority w:val="1"/>
+    <w:semiHidden/>
     <w:unhideWhenUsed/>
   </w:style>
   <w:style w:type="table" w:default="1" w:styleId="Tablanormal">
